--- a/resultados-cap4/v05/dashboard-resultados_v05.docx
+++ b/resultados-cap4/v05/dashboard-resultados_v05.docx
@@ -8629,7 +8629,7 @@
       <w:r>
         <w:drawing>
           <wp:inline xmlns:a="http://schemas.openxmlformats.org/drawingml/2006/main" xmlns:pic="http://schemas.openxmlformats.org/drawingml/2006/picture">
-            <wp:extent cx="5760000" cy="4502400"/>
+            <wp:extent cx="5760000" cy="3225600"/>
             <wp:docPr id="16" name="Picture 16"/>
             <wp:cNvGraphicFramePr>
               <a:graphicFrameLocks noChangeAspect="1"/>
@@ -8650,7 +8650,7 @@
                   <pic:spPr>
                     <a:xfrm>
                       <a:off x="0" y="0"/>
-                      <a:ext cx="5760000" cy="4502400"/>
+                      <a:ext cx="5760000" cy="3225600"/>
                     </a:xfrm>
                     <a:prstGeom prst="rect"/>
                   </pic:spPr>
@@ -8681,7 +8681,7 @@
           <w:color w:val="222830"/>
           <w:sz w:val="20"/>
         </w:rPr>
-        <w:t>Posición de los catorce instrumentos antes y después de la implementación metodológica, frente a los cortes de madurez.</w:t>
+        <w:t>Porcentaje de los catorce instrumentos antes y después de la implementación metodológica, con escala propia en cada carril.</w:t>
       </w:r>
     </w:p>
     <w:p>
@@ -8696,7 +8696,7 @@
           <w:color w:val="5A6878"/>
           <w:sz w:val="18"/>
         </w:rPr>
-        <w:t>Nota. Cada fila representa un instrumento del diagnóstico, cuyo porcentaje inicial sitúa el punto ocre a partir del autoinforme de treinta respondentes. La línea verde marca la madurez global de 99,09 % que el libro oficial de la institución calcula tras la aplicación de la metodología sobre la matriz de treinta participantes, mientras las líneas de desplazamiento unen cada valor inicial con ese nivel institucional. Los seis instrumentos que el diagnóstico situaba en nivel Básico, de I13 a I10, quedan bajo el corte del 51 % y los ocho restantes en nivel Gestionado. Fuente: libro oficial de resultados del Servicio de Impuestos Nacionales y apartado 4.1 del marco práctico.</w:t>
+        <w:t>Nota. Cada fila representa un instrumento del diagnóstico. El punto ocre sitúa el porcentaje que obtuvo en el autoinforme de treinta respondentes y el punto verde el que el libro oficial le atribuye en la matriz posterior de treinta participantes, mientras la línea vertical marca la madurez global de 99,09 % que resulta del promedio de los catorce. Los dos carriles tienen escala propia y declarada, el primero entre 44 y 60 % y el segundo entre 98 y 99,5 %, de manera que la comparación se lee por dirección y por valor y no por distancia sobre un eje común. Fuente: apartado 4.1 del marco práctico y libro oficial de resultados del Servicio de Impuestos Nacionales.</w:t>
       </w:r>
     </w:p>
     <w:tbl>
@@ -8715,11 +8715,11 @@
         <w:tblLayout w:type="fixed"/>
       </w:tblPr>
       <w:tblGrid>
-        <w:gridCol w:w="793"/>
-        <w:gridCol w:w="3628"/>
-        <w:gridCol w:w="1360"/>
-        <w:gridCol w:w="1360"/>
-        <w:gridCol w:w="1927"/>
+        <w:gridCol w:w="737"/>
+        <w:gridCol w:w="3458"/>
+        <w:gridCol w:w="1530"/>
+        <w:gridCol w:w="1417"/>
+        <w:gridCol w:w="1587"/>
       </w:tblGrid>
       <w:tr>
         <w:trPr>
@@ -8727,7 +8727,7 @@
         </w:trPr>
         <w:tc>
           <w:tcPr>
-            <w:tcW w:type="dxa" w:w="794"/>
+            <w:tcW w:type="dxa" w:w="737"/>
             <w:shd w:val="clear" w:fill="1F3864"/>
           </w:tcPr>
           <w:p>
@@ -8749,7 +8749,7 @@
         </w:tc>
         <w:tc>
           <w:tcPr>
-            <w:tcW w:type="dxa" w:w="3628"/>
+            <w:tcW w:type="dxa" w:w="3458"/>
             <w:shd w:val="clear" w:fill="1F3864"/>
           </w:tcPr>
           <w:p>
@@ -8771,7 +8771,7 @@
         </w:tc>
         <w:tc>
           <w:tcPr>
-            <w:tcW w:type="dxa" w:w="1361"/>
+            <w:tcW w:type="dxa" w:w="1531"/>
             <w:shd w:val="clear" w:fill="1F3864"/>
           </w:tcPr>
           <w:p>
@@ -8787,13 +8787,13 @@
                 <w:color w:val="FFFFFF"/>
                 <w:sz w:val="18"/>
               </w:rPr>
-              <w:t>% del autoinforme</w:t>
-            </w:r>
-          </w:p>
-        </w:tc>
-        <w:tc>
-          <w:tcPr>
-            <w:tcW w:type="dxa" w:w="1361"/>
+              <w:t>% del diagnóstico</w:t>
+            </w:r>
+          </w:p>
+        </w:tc>
+        <w:tc>
+          <w:tcPr>
+            <w:tcW w:type="dxa" w:w="1417"/>
             <w:shd w:val="clear" w:fill="1F3864"/>
           </w:tcPr>
           <w:p>
@@ -8809,13 +8809,13 @@
                 <w:color w:val="FFFFFF"/>
                 <w:sz w:val="18"/>
               </w:rPr>
-              <w:t>Nivel</w:t>
-            </w:r>
-          </w:p>
-        </w:tc>
-        <w:tc>
-          <w:tcPr>
-            <w:tcW w:type="dxa" w:w="1928"/>
+              <w:t>Nivel inicial</w:t>
+            </w:r>
+          </w:p>
+        </w:tc>
+        <w:tc>
+          <w:tcPr>
+            <w:tcW w:type="dxa" w:w="1587"/>
             <w:shd w:val="clear" w:fill="1F3864"/>
           </w:tcPr>
           <w:p>
@@ -8831,7 +8831,7 @@
                 <w:color w:val="FFFFFF"/>
                 <w:sz w:val="18"/>
               </w:rPr>
-              <w:t>Puntos hasta el 99,09 %</w:t>
+              <w:t>% del libro oficial</w:t>
             </w:r>
           </w:p>
         </w:tc>
@@ -8839,7 +8839,7 @@
       <w:tr>
         <w:tc>
           <w:tcPr>
-            <w:tcW w:type="dxa" w:w="794"/>
+            <w:tcW w:type="dxa" w:w="737"/>
           </w:tcPr>
           <w:p>
             <w:pPr>
@@ -8859,7 +8859,7 @@
         </w:tc>
         <w:tc>
           <w:tcPr>
-            <w:tcW w:type="dxa" w:w="3628"/>
+            <w:tcW w:type="dxa" w:w="3458"/>
           </w:tcPr>
           <w:p>
             <w:pPr>
@@ -8879,7 +8879,7 @@
         </w:tc>
         <w:tc>
           <w:tcPr>
-            <w:tcW w:type="dxa" w:w="1361"/>
+            <w:tcW w:type="dxa" w:w="1531"/>
           </w:tcPr>
           <w:p>
             <w:pPr>
@@ -8899,7 +8899,7 @@
         </w:tc>
         <w:tc>
           <w:tcPr>
-            <w:tcW w:type="dxa" w:w="1361"/>
+            <w:tcW w:type="dxa" w:w="1417"/>
           </w:tcPr>
           <w:p>
             <w:pPr>
@@ -8919,7 +8919,7 @@
         </w:tc>
         <w:tc>
           <w:tcPr>
-            <w:tcW w:type="dxa" w:w="1928"/>
+            <w:tcW w:type="dxa" w:w="1587"/>
           </w:tcPr>
           <w:p>
             <w:pPr>
@@ -8933,7 +8933,7 @@
                 <w:color w:val="222830"/>
                 <w:sz w:val="18"/>
               </w:rPr>
-              <w:t>50,52</w:t>
+              <w:t>98,33</w:t>
             </w:r>
           </w:p>
         </w:tc>
@@ -8941,7 +8941,7 @@
       <w:tr>
         <w:tc>
           <w:tcPr>
-            <w:tcW w:type="dxa" w:w="794"/>
+            <w:tcW w:type="dxa" w:w="737"/>
             <w:shd w:val="clear" w:fill="EDF2F8"/>
           </w:tcPr>
           <w:p>
@@ -8962,7 +8962,7 @@
         </w:tc>
         <w:tc>
           <w:tcPr>
-            <w:tcW w:type="dxa" w:w="3628"/>
+            <w:tcW w:type="dxa" w:w="3458"/>
             <w:shd w:val="clear" w:fill="EDF2F8"/>
           </w:tcPr>
           <w:p>
@@ -8983,7 +8983,7 @@
         </w:tc>
         <w:tc>
           <w:tcPr>
-            <w:tcW w:type="dxa" w:w="1361"/>
+            <w:tcW w:type="dxa" w:w="1531"/>
             <w:shd w:val="clear" w:fill="EDF2F8"/>
           </w:tcPr>
           <w:p>
@@ -9004,7 +9004,7 @@
         </w:tc>
         <w:tc>
           <w:tcPr>
-            <w:tcW w:type="dxa" w:w="1361"/>
+            <w:tcW w:type="dxa" w:w="1417"/>
             <w:shd w:val="clear" w:fill="EDF2F8"/>
           </w:tcPr>
           <w:p>
@@ -9025,7 +9025,7 @@
         </w:tc>
         <w:tc>
           <w:tcPr>
-            <w:tcW w:type="dxa" w:w="1928"/>
+            <w:tcW w:type="dxa" w:w="1587"/>
             <w:shd w:val="clear" w:fill="EDF2F8"/>
           </w:tcPr>
           <w:p>
@@ -9040,7 +9040,7 @@
                 <w:color w:val="222830"/>
                 <w:sz w:val="18"/>
               </w:rPr>
-              <w:t>42,12</w:t>
+              <w:t>98,89</w:t>
             </w:r>
           </w:p>
         </w:tc>
@@ -9048,7 +9048,7 @@
       <w:tr>
         <w:tc>
           <w:tcPr>
-            <w:tcW w:type="dxa" w:w="794"/>
+            <w:tcW w:type="dxa" w:w="737"/>
           </w:tcPr>
           <w:p>
             <w:pPr>
@@ -9068,7 +9068,7 @@
         </w:tc>
         <w:tc>
           <w:tcPr>
-            <w:tcW w:type="dxa" w:w="3628"/>
+            <w:tcW w:type="dxa" w:w="3458"/>
           </w:tcPr>
           <w:p>
             <w:pPr>
@@ -9088,7 +9088,7 @@
         </w:tc>
         <w:tc>
           <w:tcPr>
-            <w:tcW w:type="dxa" w:w="1361"/>
+            <w:tcW w:type="dxa" w:w="1531"/>
           </w:tcPr>
           <w:p>
             <w:pPr>
@@ -9108,7 +9108,7 @@
         </w:tc>
         <w:tc>
           <w:tcPr>
-            <w:tcW w:type="dxa" w:w="1361"/>
+            <w:tcW w:type="dxa" w:w="1417"/>
           </w:tcPr>
           <w:p>
             <w:pPr>
@@ -9128,7 +9128,7 @@
         </w:tc>
         <w:tc>
           <w:tcPr>
-            <w:tcW w:type="dxa" w:w="1928"/>
+            <w:tcW w:type="dxa" w:w="1587"/>
           </w:tcPr>
           <w:p>
             <w:pPr>
@@ -9142,7 +9142,7 @@
                 <w:color w:val="222830"/>
                 <w:sz w:val="18"/>
               </w:rPr>
-              <w:t>41,00</w:t>
+              <w:t>99,17</w:t>
             </w:r>
           </w:p>
         </w:tc>
@@ -9150,7 +9150,7 @@
       <w:tr>
         <w:tc>
           <w:tcPr>
-            <w:tcW w:type="dxa" w:w="794"/>
+            <w:tcW w:type="dxa" w:w="737"/>
             <w:shd w:val="clear" w:fill="EDF2F8"/>
           </w:tcPr>
           <w:p>
@@ -9171,7 +9171,7 @@
         </w:tc>
         <w:tc>
           <w:tcPr>
-            <w:tcW w:type="dxa" w:w="3628"/>
+            <w:tcW w:type="dxa" w:w="3458"/>
             <w:shd w:val="clear" w:fill="EDF2F8"/>
           </w:tcPr>
           <w:p>
@@ -9192,7 +9192,7 @@
         </w:tc>
         <w:tc>
           <w:tcPr>
-            <w:tcW w:type="dxa" w:w="1361"/>
+            <w:tcW w:type="dxa" w:w="1531"/>
             <w:shd w:val="clear" w:fill="EDF2F8"/>
           </w:tcPr>
           <w:p>
@@ -9213,7 +9213,7 @@
         </w:tc>
         <w:tc>
           <w:tcPr>
-            <w:tcW w:type="dxa" w:w="1361"/>
+            <w:tcW w:type="dxa" w:w="1417"/>
             <w:shd w:val="clear" w:fill="EDF2F8"/>
           </w:tcPr>
           <w:p>
@@ -9234,7 +9234,7 @@
         </w:tc>
         <w:tc>
           <w:tcPr>
-            <w:tcW w:type="dxa" w:w="1928"/>
+            <w:tcW w:type="dxa" w:w="1587"/>
             <w:shd w:val="clear" w:fill="EDF2F8"/>
           </w:tcPr>
           <w:p>
@@ -9249,7 +9249,7 @@
                 <w:color w:val="222830"/>
                 <w:sz w:val="18"/>
               </w:rPr>
-              <w:t>49,89</w:t>
+              <w:t>99,17</w:t>
             </w:r>
           </w:p>
         </w:tc>
@@ -9257,7 +9257,7 @@
       <w:tr>
         <w:tc>
           <w:tcPr>
-            <w:tcW w:type="dxa" w:w="794"/>
+            <w:tcW w:type="dxa" w:w="737"/>
           </w:tcPr>
           <w:p>
             <w:pPr>
@@ -9277,7 +9277,7 @@
         </w:tc>
         <w:tc>
           <w:tcPr>
-            <w:tcW w:type="dxa" w:w="3628"/>
+            <w:tcW w:type="dxa" w:w="3458"/>
           </w:tcPr>
           <w:p>
             <w:pPr>
@@ -9297,7 +9297,7 @@
         </w:tc>
         <w:tc>
           <w:tcPr>
-            <w:tcW w:type="dxa" w:w="1361"/>
+            <w:tcW w:type="dxa" w:w="1531"/>
           </w:tcPr>
           <w:p>
             <w:pPr>
@@ -9317,7 +9317,7 @@
         </w:tc>
         <w:tc>
           <w:tcPr>
-            <w:tcW w:type="dxa" w:w="1361"/>
+            <w:tcW w:type="dxa" w:w="1417"/>
           </w:tcPr>
           <w:p>
             <w:pPr>
@@ -9337,7 +9337,7 @@
         </w:tc>
         <w:tc>
           <w:tcPr>
-            <w:tcW w:type="dxa" w:w="1928"/>
+            <w:tcW w:type="dxa" w:w="1587"/>
           </w:tcPr>
           <w:p>
             <w:pPr>
@@ -9351,7 +9351,7 @@
                 <w:color w:val="222830"/>
                 <w:sz w:val="18"/>
               </w:rPr>
-              <w:t>41,84</w:t>
+              <w:t>99,17</w:t>
             </w:r>
           </w:p>
         </w:tc>
@@ -9359,7 +9359,7 @@
       <w:tr>
         <w:tc>
           <w:tcPr>
-            <w:tcW w:type="dxa" w:w="794"/>
+            <w:tcW w:type="dxa" w:w="737"/>
             <w:shd w:val="clear" w:fill="EDF2F8"/>
           </w:tcPr>
           <w:p>
@@ -9380,7 +9380,7 @@
         </w:tc>
         <w:tc>
           <w:tcPr>
-            <w:tcW w:type="dxa" w:w="3628"/>
+            <w:tcW w:type="dxa" w:w="3458"/>
             <w:shd w:val="clear" w:fill="EDF2F8"/>
           </w:tcPr>
           <w:p>
@@ -9401,7 +9401,7 @@
         </w:tc>
         <w:tc>
           <w:tcPr>
-            <w:tcW w:type="dxa" w:w="1361"/>
+            <w:tcW w:type="dxa" w:w="1531"/>
             <w:shd w:val="clear" w:fill="EDF2F8"/>
           </w:tcPr>
           <w:p>
@@ -9422,7 +9422,7 @@
         </w:tc>
         <w:tc>
           <w:tcPr>
-            <w:tcW w:type="dxa" w:w="1361"/>
+            <w:tcW w:type="dxa" w:w="1417"/>
             <w:shd w:val="clear" w:fill="EDF2F8"/>
           </w:tcPr>
           <w:p>
@@ -9443,7 +9443,7 @@
         </w:tc>
         <w:tc>
           <w:tcPr>
-            <w:tcW w:type="dxa" w:w="1928"/>
+            <w:tcW w:type="dxa" w:w="1587"/>
             <w:shd w:val="clear" w:fill="EDF2F8"/>
           </w:tcPr>
           <w:p>
@@ -9458,7 +9458,7 @@
                 <w:color w:val="222830"/>
                 <w:sz w:val="18"/>
               </w:rPr>
-              <w:t>40,73</w:t>
+              <w:t>99,17</w:t>
             </w:r>
           </w:p>
         </w:tc>
@@ -9466,7 +9466,7 @@
       <w:tr>
         <w:tc>
           <w:tcPr>
-            <w:tcW w:type="dxa" w:w="794"/>
+            <w:tcW w:type="dxa" w:w="737"/>
           </w:tcPr>
           <w:p>
             <w:pPr>
@@ -9486,7 +9486,7 @@
         </w:tc>
         <w:tc>
           <w:tcPr>
-            <w:tcW w:type="dxa" w:w="3628"/>
+            <w:tcW w:type="dxa" w:w="3458"/>
           </w:tcPr>
           <w:p>
             <w:pPr>
@@ -9506,7 +9506,7 @@
         </w:tc>
         <w:tc>
           <w:tcPr>
-            <w:tcW w:type="dxa" w:w="1361"/>
+            <w:tcW w:type="dxa" w:w="1531"/>
           </w:tcPr>
           <w:p>
             <w:pPr>
@@ -9526,7 +9526,7 @@
         </w:tc>
         <w:tc>
           <w:tcPr>
-            <w:tcW w:type="dxa" w:w="1361"/>
+            <w:tcW w:type="dxa" w:w="1417"/>
           </w:tcPr>
           <w:p>
             <w:pPr>
@@ -9546,7 +9546,7 @@
         </w:tc>
         <w:tc>
           <w:tcPr>
-            <w:tcW w:type="dxa" w:w="1928"/>
+            <w:tcW w:type="dxa" w:w="1587"/>
           </w:tcPr>
           <w:p>
             <w:pPr>
@@ -9560,7 +9560,7 @@
                 <w:color w:val="222830"/>
                 <w:sz w:val="18"/>
               </w:rPr>
-              <w:t>51,14</w:t>
+              <w:t>99,17</w:t>
             </w:r>
           </w:p>
         </w:tc>
@@ -9568,7 +9568,7 @@
       <w:tr>
         <w:tc>
           <w:tcPr>
-            <w:tcW w:type="dxa" w:w="794"/>
+            <w:tcW w:type="dxa" w:w="737"/>
             <w:shd w:val="clear" w:fill="EDF2F8"/>
           </w:tcPr>
           <w:p>
@@ -9589,7 +9589,7 @@
         </w:tc>
         <w:tc>
           <w:tcPr>
-            <w:tcW w:type="dxa" w:w="3628"/>
+            <w:tcW w:type="dxa" w:w="3458"/>
             <w:shd w:val="clear" w:fill="EDF2F8"/>
           </w:tcPr>
           <w:p>
@@ -9610,7 +9610,7 @@
         </w:tc>
         <w:tc>
           <w:tcPr>
-            <w:tcW w:type="dxa" w:w="1361"/>
+            <w:tcW w:type="dxa" w:w="1531"/>
             <w:shd w:val="clear" w:fill="EDF2F8"/>
           </w:tcPr>
           <w:p>
@@ -9631,7 +9631,7 @@
         </w:tc>
         <w:tc>
           <w:tcPr>
-            <w:tcW w:type="dxa" w:w="1361"/>
+            <w:tcW w:type="dxa" w:w="1417"/>
             <w:shd w:val="clear" w:fill="EDF2F8"/>
           </w:tcPr>
           <w:p>
@@ -9652,7 +9652,7 @@
         </w:tc>
         <w:tc>
           <w:tcPr>
-            <w:tcW w:type="dxa" w:w="1928"/>
+            <w:tcW w:type="dxa" w:w="1587"/>
             <w:shd w:val="clear" w:fill="EDF2F8"/>
           </w:tcPr>
           <w:p>
@@ -9667,7 +9667,7 @@
                 <w:color w:val="222830"/>
                 <w:sz w:val="18"/>
               </w:rPr>
-              <w:t>49,34</w:t>
+              <w:t>99,17</w:t>
             </w:r>
           </w:p>
         </w:tc>
@@ -9675,7 +9675,7 @@
       <w:tr>
         <w:tc>
           <w:tcPr>
-            <w:tcW w:type="dxa" w:w="794"/>
+            <w:tcW w:type="dxa" w:w="737"/>
           </w:tcPr>
           <w:p>
             <w:pPr>
@@ -9695,7 +9695,7 @@
         </w:tc>
         <w:tc>
           <w:tcPr>
-            <w:tcW w:type="dxa" w:w="3628"/>
+            <w:tcW w:type="dxa" w:w="3458"/>
           </w:tcPr>
           <w:p>
             <w:pPr>
@@ -9715,7 +9715,7 @@
         </w:tc>
         <w:tc>
           <w:tcPr>
-            <w:tcW w:type="dxa" w:w="1361"/>
+            <w:tcW w:type="dxa" w:w="1531"/>
           </w:tcPr>
           <w:p>
             <w:pPr>
@@ -9735,7 +9735,7 @@
         </w:tc>
         <w:tc>
           <w:tcPr>
-            <w:tcW w:type="dxa" w:w="1361"/>
+            <w:tcW w:type="dxa" w:w="1417"/>
           </w:tcPr>
           <w:p>
             <w:pPr>
@@ -9755,7 +9755,7 @@
         </w:tc>
         <w:tc>
           <w:tcPr>
-            <w:tcW w:type="dxa" w:w="1928"/>
+            <w:tcW w:type="dxa" w:w="1587"/>
           </w:tcPr>
           <w:p>
             <w:pPr>
@@ -9769,7 +9769,7 @@
                 <w:color w:val="222830"/>
                 <w:sz w:val="18"/>
               </w:rPr>
-              <w:t>46,00</w:t>
+              <w:t>99,17</w:t>
             </w:r>
           </w:p>
         </w:tc>
@@ -9777,7 +9777,7 @@
       <w:tr>
         <w:tc>
           <w:tcPr>
-            <w:tcW w:type="dxa" w:w="794"/>
+            <w:tcW w:type="dxa" w:w="737"/>
             <w:shd w:val="clear" w:fill="EDF2F8"/>
           </w:tcPr>
           <w:p>
@@ -9798,7 +9798,7 @@
         </w:tc>
         <w:tc>
           <w:tcPr>
-            <w:tcW w:type="dxa" w:w="3628"/>
+            <w:tcW w:type="dxa" w:w="3458"/>
             <w:shd w:val="clear" w:fill="EDF2F8"/>
           </w:tcPr>
           <w:p>
@@ -9819,7 +9819,7 @@
         </w:tc>
         <w:tc>
           <w:tcPr>
-            <w:tcW w:type="dxa" w:w="1361"/>
+            <w:tcW w:type="dxa" w:w="1531"/>
             <w:shd w:val="clear" w:fill="EDF2F8"/>
           </w:tcPr>
           <w:p>
@@ -9840,7 +9840,7 @@
         </w:tc>
         <w:tc>
           <w:tcPr>
-            <w:tcW w:type="dxa" w:w="1361"/>
+            <w:tcW w:type="dxa" w:w="1417"/>
             <w:shd w:val="clear" w:fill="EDF2F8"/>
           </w:tcPr>
           <w:p>
@@ -9861,7 +9861,7 @@
         </w:tc>
         <w:tc>
           <w:tcPr>
-            <w:tcW w:type="dxa" w:w="1928"/>
+            <w:tcW w:type="dxa" w:w="1587"/>
             <w:shd w:val="clear" w:fill="EDF2F8"/>
           </w:tcPr>
           <w:p>
@@ -9876,7 +9876,7 @@
                 <w:color w:val="222830"/>
                 <w:sz w:val="18"/>
               </w:rPr>
-              <w:t>48,50</w:t>
+              <w:t>99,17</w:t>
             </w:r>
           </w:p>
         </w:tc>
@@ -9884,7 +9884,7 @@
       <w:tr>
         <w:tc>
           <w:tcPr>
-            <w:tcW w:type="dxa" w:w="794"/>
+            <w:tcW w:type="dxa" w:w="737"/>
           </w:tcPr>
           <w:p>
             <w:pPr>
@@ -9904,7 +9904,7 @@
         </w:tc>
         <w:tc>
           <w:tcPr>
-            <w:tcW w:type="dxa" w:w="3628"/>
+            <w:tcW w:type="dxa" w:w="3458"/>
           </w:tcPr>
           <w:p>
             <w:pPr>
@@ -9924,7 +9924,7 @@
         </w:tc>
         <w:tc>
           <w:tcPr>
-            <w:tcW w:type="dxa" w:w="1361"/>
+            <w:tcW w:type="dxa" w:w="1531"/>
           </w:tcPr>
           <w:p>
             <w:pPr>
@@ -9944,7 +9944,7 @@
         </w:tc>
         <w:tc>
           <w:tcPr>
-            <w:tcW w:type="dxa" w:w="1361"/>
+            <w:tcW w:type="dxa" w:w="1417"/>
           </w:tcPr>
           <w:p>
             <w:pPr>
@@ -9964,7 +9964,7 @@
         </w:tc>
         <w:tc>
           <w:tcPr>
-            <w:tcW w:type="dxa" w:w="1928"/>
+            <w:tcW w:type="dxa" w:w="1587"/>
           </w:tcPr>
           <w:p>
             <w:pPr>
@@ -9978,7 +9978,7 @@
                 <w:color w:val="222830"/>
                 <w:sz w:val="18"/>
               </w:rPr>
-              <w:t>46,28</w:t>
+              <w:t>99,17</w:t>
             </w:r>
           </w:p>
         </w:tc>
@@ -9986,7 +9986,7 @@
       <w:tr>
         <w:tc>
           <w:tcPr>
-            <w:tcW w:type="dxa" w:w="794"/>
+            <w:tcW w:type="dxa" w:w="737"/>
             <w:shd w:val="clear" w:fill="EDF2F8"/>
           </w:tcPr>
           <w:p>
@@ -10007,7 +10007,7 @@
         </w:tc>
         <w:tc>
           <w:tcPr>
-            <w:tcW w:type="dxa" w:w="3628"/>
+            <w:tcW w:type="dxa" w:w="3458"/>
             <w:shd w:val="clear" w:fill="EDF2F8"/>
           </w:tcPr>
           <w:p>
@@ -10028,7 +10028,7 @@
         </w:tc>
         <w:tc>
           <w:tcPr>
-            <w:tcW w:type="dxa" w:w="1361"/>
+            <w:tcW w:type="dxa" w:w="1531"/>
             <w:shd w:val="clear" w:fill="EDF2F8"/>
           </w:tcPr>
           <w:p>
@@ -10049,7 +10049,7 @@
         </w:tc>
         <w:tc>
           <w:tcPr>
-            <w:tcW w:type="dxa" w:w="1361"/>
+            <w:tcW w:type="dxa" w:w="1417"/>
             <w:shd w:val="clear" w:fill="EDF2F8"/>
           </w:tcPr>
           <w:p>
@@ -10070,7 +10070,7 @@
         </w:tc>
         <w:tc>
           <w:tcPr>
-            <w:tcW w:type="dxa" w:w="1928"/>
+            <w:tcW w:type="dxa" w:w="1587"/>
             <w:shd w:val="clear" w:fill="EDF2F8"/>
           </w:tcPr>
           <w:p>
@@ -10085,7 +10085,7 @@
                 <w:color w:val="222830"/>
                 <w:sz w:val="18"/>
               </w:rPr>
-              <w:t>45,17</w:t>
+              <w:t>99,17</w:t>
             </w:r>
           </w:p>
         </w:tc>
@@ -10093,7 +10093,7 @@
       <w:tr>
         <w:tc>
           <w:tcPr>
-            <w:tcW w:type="dxa" w:w="794"/>
+            <w:tcW w:type="dxa" w:w="737"/>
           </w:tcPr>
           <w:p>
             <w:pPr>
@@ -10113,7 +10113,7 @@
         </w:tc>
         <w:tc>
           <w:tcPr>
-            <w:tcW w:type="dxa" w:w="3628"/>
+            <w:tcW w:type="dxa" w:w="3458"/>
           </w:tcPr>
           <w:p>
             <w:pPr>
@@ -10133,7 +10133,7 @@
         </w:tc>
         <w:tc>
           <w:tcPr>
-            <w:tcW w:type="dxa" w:w="1361"/>
+            <w:tcW w:type="dxa" w:w="1531"/>
           </w:tcPr>
           <w:p>
             <w:pPr>
@@ -10153,7 +10153,7 @@
         </w:tc>
         <w:tc>
           <w:tcPr>
-            <w:tcW w:type="dxa" w:w="1361"/>
+            <w:tcW w:type="dxa" w:w="1417"/>
           </w:tcPr>
           <w:p>
             <w:pPr>
@@ -10173,7 +10173,7 @@
         </w:tc>
         <w:tc>
           <w:tcPr>
-            <w:tcW w:type="dxa" w:w="1928"/>
+            <w:tcW w:type="dxa" w:w="1587"/>
           </w:tcPr>
           <w:p>
             <w:pPr>
@@ -10187,7 +10187,7 @@
                 <w:color w:val="222830"/>
                 <w:sz w:val="18"/>
               </w:rPr>
-              <w:t>51,28</w:t>
+              <w:t>99,17</w:t>
             </w:r>
           </w:p>
         </w:tc>
@@ -10195,7 +10195,7 @@
       <w:tr>
         <w:tc>
           <w:tcPr>
-            <w:tcW w:type="dxa" w:w="794"/>
+            <w:tcW w:type="dxa" w:w="737"/>
             <w:shd w:val="clear" w:fill="EDF2F8"/>
           </w:tcPr>
           <w:p>
@@ -10215,7 +10215,7 @@
         </w:tc>
         <w:tc>
           <w:tcPr>
-            <w:tcW w:type="dxa" w:w="3628"/>
+            <w:tcW w:type="dxa" w:w="3458"/>
             <w:shd w:val="clear" w:fill="EDF2F8"/>
           </w:tcPr>
           <w:p>
@@ -10235,7 +10235,7 @@
         </w:tc>
         <w:tc>
           <w:tcPr>
-            <w:tcW w:type="dxa" w:w="1361"/>
+            <w:tcW w:type="dxa" w:w="1531"/>
             <w:shd w:val="clear" w:fill="EDF2F8"/>
           </w:tcPr>
           <w:p>
@@ -10255,7 +10255,7 @@
         </w:tc>
         <w:tc>
           <w:tcPr>
-            <w:tcW w:type="dxa" w:w="1361"/>
+            <w:tcW w:type="dxa" w:w="1417"/>
             <w:shd w:val="clear" w:fill="EDF2F8"/>
           </w:tcPr>
           <w:p>
@@ -10275,7 +10275,7 @@
         </w:tc>
         <w:tc>
           <w:tcPr>
-            <w:tcW w:type="dxa" w:w="1928"/>
+            <w:tcW w:type="dxa" w:w="1587"/>
             <w:shd w:val="clear" w:fill="EDF2F8"/>
           </w:tcPr>
           <w:p>
@@ -10289,7 +10289,7 @@
                 <w:color w:val="222830"/>
                 <w:sz w:val="18"/>
               </w:rPr>
-              <w:t>45,17</w:t>
+              <w:t>99,17</w:t>
             </w:r>
           </w:p>
         </w:tc>

--- a/resultados-cap4/v05/dashboard-resultados_v05.docx
+++ b/resultados-cap4/v05/dashboard-resultados_v05.docx
@@ -2021,7 +2021,7 @@
       <w:r>
         <w:drawing>
           <wp:inline xmlns:a="http://schemas.openxmlformats.org/drawingml/2006/main" xmlns:pic="http://schemas.openxmlformats.org/drawingml/2006/picture">
-            <wp:extent cx="5760000" cy="2328000"/>
+            <wp:extent cx="5760000" cy="2330769"/>
             <wp:docPr id="2" name="Picture 2"/>
             <wp:cNvGraphicFramePr>
               <a:graphicFrameLocks noChangeAspect="1"/>
@@ -2042,7 +2042,7 @@
                   <pic:spPr>
                     <a:xfrm>
                       <a:off x="0" y="0"/>
-                      <a:ext cx="5760000" cy="2328000"/>
+                      <a:ext cx="5760000" cy="2330769"/>
                     </a:xfrm>
                     <a:prstGeom prst="rect"/>
                   </pic:spPr>
@@ -2435,7 +2435,7 @@
       <w:r>
         <w:drawing>
           <wp:inline xmlns:a="http://schemas.openxmlformats.org/drawingml/2006/main" xmlns:pic="http://schemas.openxmlformats.org/drawingml/2006/picture">
-            <wp:extent cx="5760000" cy="2349600"/>
+            <wp:extent cx="5760000" cy="2351962"/>
             <wp:docPr id="3" name="Picture 3"/>
             <wp:cNvGraphicFramePr>
               <a:graphicFrameLocks noChangeAspect="1"/>
@@ -2456,7 +2456,7 @@
                   <pic:spPr>
                     <a:xfrm>
                       <a:off x="0" y="0"/>
-                      <a:ext cx="5760000" cy="2349600"/>
+                      <a:ext cx="5760000" cy="2351962"/>
                     </a:xfrm>
                     <a:prstGeom prst="rect"/>
                   </pic:spPr>
@@ -2590,7 +2590,7 @@
       <w:r>
         <w:drawing>
           <wp:inline xmlns:a="http://schemas.openxmlformats.org/drawingml/2006/main" xmlns:pic="http://schemas.openxmlformats.org/drawingml/2006/picture">
-            <wp:extent cx="5760000" cy="2272800"/>
+            <wp:extent cx="5760000" cy="2467200"/>
             <wp:docPr id="4" name="Picture 4"/>
             <wp:cNvGraphicFramePr>
               <a:graphicFrameLocks noChangeAspect="1"/>
@@ -2611,7 +2611,7 @@
                   <pic:spPr>
                     <a:xfrm>
                       <a:off x="0" y="0"/>
-                      <a:ext cx="5760000" cy="2272800"/>
+                      <a:ext cx="5760000" cy="2467200"/>
                     </a:xfrm>
                     <a:prstGeom prst="rect"/>
                   </pic:spPr>
@@ -3027,7 +3027,7 @@
                 <w:color w:val="222830"/>
                 <w:sz w:val="18"/>
               </w:rPr>
-              <w:t>Lecciones con causa raíz, cambio aplicado y cierre verificado</w:t>
+              <w:t>Lecciones con causa raíz y corrección aplicada</w:t>
             </w:r>
           </w:p>
         </w:tc>
@@ -3047,7 +3047,7 @@
                 <w:color w:val="222830"/>
                 <w:sz w:val="18"/>
               </w:rPr>
-              <w:t>14 de 14</w:t>
+              <w:t>11 de 14</w:t>
             </w:r>
           </w:p>
         </w:tc>
@@ -3655,7 +3655,7 @@
           <w:color w:val="222830"/>
           <w:sz w:val="24"/>
         </w:rPr>
-        <w:t>Ocho cifras resumen el resultado de la metodología. Las cuatro destacadas en verde son las que cambian entre la línea base y la medición posterior; las demás se conservan y sirven de contraste.</w:t>
+        <w:t>Ocho cifras resumen el resultado de la metodología. Las cuatro destacadas en verde son las que cambian entre la línea base y la medición posterior, mientras que las demás se conservan y sirven de contraste. La línea base es el estado del instrumental al terminar la primera vuelta, antes de aplicar corrección alguna, y la medición final es el estado posterior a las catorce lecciones registradas. La tabla declara qué cuenta cada cifra y cuál es su denominador.</w:t>
       </w:r>
     </w:p>
     <w:p>
@@ -3666,7 +3666,7 @@
       <w:r>
         <w:drawing>
           <wp:inline xmlns:a="http://schemas.openxmlformats.org/drawingml/2006/main" xmlns:pic="http://schemas.openxmlformats.org/drawingml/2006/picture">
-            <wp:extent cx="5760000" cy="1325121"/>
+            <wp:extent cx="5760000" cy="5498182"/>
             <wp:docPr id="5" name="Picture 5"/>
             <wp:cNvGraphicFramePr>
               <a:graphicFrameLocks noChangeAspect="1"/>
@@ -3687,7 +3687,7 @@
                   <pic:spPr>
                     <a:xfrm>
                       <a:off x="0" y="0"/>
-                      <a:ext cx="5760000" cy="1325121"/>
+                      <a:ext cx="5760000" cy="5498182"/>
                     </a:xfrm>
                     <a:prstGeom prst="rect"/>
                   </pic:spPr>
@@ -3733,8 +3733,811 @@
           <w:color w:val="5A6878"/>
           <w:sz w:val="18"/>
         </w:rPr>
-        <w:t>Nota. Los cuatro indicadores destacados cambian entre la línea base y la medición final. Los cuatro restantes se conservan. Fuente: reportes de indicadores de la vuelta 1 y de la vuelta 2.</w:t>
+        <w:t>Nota. Los cuatro indicadores destacados en verde cambian entre la línea base y la medición final. Las dos cifras de tiempo de detección bajan en la misma dirección. El registro de lecciones cerradas pasa de siete a once de catorce, mientras que el ciclo de corrección mide una duración y no admite línea base. Fuente: reportes de indicadores de la vuelta 1 y de la vuelta 2.</w:t>
       </w:r>
+    </w:p>
+    <w:tbl>
+      <w:tblPr>
+        <w:tblStyle w:val="TableGrid"/>
+        <w:tblW w:type="auto" w:w="0"/>
+        <w:jc w:val="center"/>
+        <w:tblLayout w:type="fixed"/>
+        <w:tblLook w:firstColumn="1" w:firstRow="1" w:lastColumn="0" w:lastRow="0" w:noHBand="0" w:noVBand="1" w:val="04A0"/>
+        <w:tblCellMar>
+          <w:top w:w="60" w:type="dxa"/>
+          <w:left w:w="110" w:type="dxa"/>
+          <w:bottom w:w="60" w:type="dxa"/>
+          <w:right w:w="110" w:type="dxa"/>
+        </w:tblCellMar>
+        <w:tblLayout w:type="fixed"/>
+      </w:tblPr>
+      <w:tblGrid>
+        <w:gridCol w:w="1701"/>
+        <w:gridCol w:w="3402"/>
+        <w:gridCol w:w="2268"/>
+        <w:gridCol w:w="1701"/>
+      </w:tblGrid>
+      <w:tr>
+        <w:trPr>
+          <w:tblHeader w:val="true"/>
+        </w:trPr>
+        <w:tc>
+          <w:tcPr>
+            <w:tcW w:type="dxa" w:w="1701"/>
+            <w:shd w:val="clear" w:fill="1F3864"/>
+          </w:tcPr>
+          <w:p>
+            <w:pPr>
+              <w:spacing w:before="40" w:after="40"/>
+            </w:pPr>
+            <w:r/>
+            <w:r>
+              <w:rPr>
+                <w:rFonts w:ascii="Calibri" w:hAnsi="Calibri"/>
+                <w:b/>
+                <w:color w:val="FFFFFF"/>
+                <w:sz w:val="18"/>
+              </w:rPr>
+              <w:t>Indicador</w:t>
+            </w:r>
+          </w:p>
+        </w:tc>
+        <w:tc>
+          <w:tcPr>
+            <w:tcW w:type="dxa" w:w="3402"/>
+            <w:shd w:val="clear" w:fill="1F3864"/>
+          </w:tcPr>
+          <w:p>
+            <w:pPr>
+              <w:spacing w:before="40" w:after="40"/>
+            </w:pPr>
+            <w:r/>
+            <w:r>
+              <w:rPr>
+                <w:rFonts w:ascii="Calibri" w:hAnsi="Calibri"/>
+                <w:b/>
+                <w:color w:val="FFFFFF"/>
+                <w:sz w:val="18"/>
+              </w:rPr>
+              <w:t>Qué cuenta</w:t>
+            </w:r>
+          </w:p>
+        </w:tc>
+        <w:tc>
+          <w:tcPr>
+            <w:tcW w:type="dxa" w:w="2268"/>
+            <w:shd w:val="clear" w:fill="1F3864"/>
+          </w:tcPr>
+          <w:p>
+            <w:pPr>
+              <w:spacing w:before="40" w:after="40"/>
+            </w:pPr>
+            <w:r/>
+            <w:r>
+              <w:rPr>
+                <w:rFonts w:ascii="Calibri" w:hAnsi="Calibri"/>
+                <w:b/>
+                <w:color w:val="FFFFFF"/>
+                <w:sz w:val="18"/>
+              </w:rPr>
+              <w:t>Denominador</w:t>
+            </w:r>
+          </w:p>
+        </w:tc>
+        <w:tc>
+          <w:tcPr>
+            <w:tcW w:type="dxa" w:w="1701"/>
+            <w:shd w:val="clear" w:fill="1F3864"/>
+          </w:tcPr>
+          <w:p>
+            <w:pPr>
+              <w:spacing w:before="40" w:after="40"/>
+            </w:pPr>
+            <w:r/>
+            <w:r>
+              <w:rPr>
+                <w:rFonts w:ascii="Calibri" w:hAnsi="Calibri"/>
+                <w:b/>
+                <w:color w:val="FFFFFF"/>
+                <w:sz w:val="18"/>
+              </w:rPr>
+              <w:t>Archivo de origen</w:t>
+            </w:r>
+          </w:p>
+        </w:tc>
+      </w:tr>
+      <w:tr>
+        <w:tc>
+          <w:tcPr>
+            <w:tcW w:type="dxa" w:w="1701"/>
+          </w:tcPr>
+          <w:p>
+            <w:pPr>
+              <w:spacing w:before="40" w:after="40"/>
+            </w:pPr>
+            <w:r/>
+            <w:r>
+              <w:rPr>
+                <w:rFonts w:ascii="Calibri" w:hAnsi="Calibri"/>
+                <w:color w:val="222830"/>
+                <w:sz w:val="18"/>
+              </w:rPr>
+              <w:t>Escenarios con medición</w:t>
+            </w:r>
+          </w:p>
+        </w:tc>
+        <w:tc>
+          <w:tcPr>
+            <w:tcW w:type="dxa" w:w="3402"/>
+          </w:tcPr>
+          <w:p>
+            <w:pPr>
+              <w:spacing w:before="40" w:after="40"/>
+            </w:pPr>
+            <w:r/>
+            <w:r>
+              <w:rPr>
+                <w:rFonts w:ascii="Calibri" w:hAnsi="Calibri"/>
+                <w:color w:val="222830"/>
+                <w:sz w:val="18"/>
+              </w:rPr>
+              <w:t>Escenarios de la campaña a los que el instrumental atribuye una detección y registra su hora</w:t>
+            </w:r>
+          </w:p>
+        </w:tc>
+        <w:tc>
+          <w:tcPr>
+            <w:tcW w:type="dxa" w:w="2268"/>
+          </w:tcPr>
+          <w:p>
+            <w:pPr>
+              <w:spacing w:before="40" w:after="40"/>
+            </w:pPr>
+            <w:r/>
+            <w:r>
+              <w:rPr>
+                <w:rFonts w:ascii="Calibri" w:hAnsi="Calibri"/>
+                <w:color w:val="222830"/>
+                <w:sz w:val="18"/>
+              </w:rPr>
+              <w:t>Los diez escenarios que ejecuta cada vuelta</w:t>
+            </w:r>
+          </w:p>
+        </w:tc>
+        <w:tc>
+          <w:tcPr>
+            <w:tcW w:type="dxa" w:w="1701"/>
+          </w:tcPr>
+          <w:p>
+            <w:pPr>
+              <w:spacing w:before="40" w:after="40"/>
+            </w:pPr>
+            <w:r/>
+            <w:r>
+              <w:rPr>
+                <w:rFonts w:ascii="Calibri" w:hAnsi="Calibri"/>
+                <w:color w:val="222830"/>
+                <w:sz w:val="18"/>
+              </w:rPr>
+              <w:t>Reporte de indicadores de cada vuelta</w:t>
+            </w:r>
+          </w:p>
+        </w:tc>
+      </w:tr>
+      <w:tr>
+        <w:tc>
+          <w:tcPr>
+            <w:tcW w:type="dxa" w:w="1701"/>
+            <w:shd w:val="clear" w:fill="EDF2F8"/>
+          </w:tcPr>
+          <w:p>
+            <w:pPr>
+              <w:spacing w:before="40" w:after="40"/>
+            </w:pPr>
+            <w:r/>
+            <w:r>
+              <w:rPr>
+                <w:rFonts w:ascii="Calibri" w:hAnsi="Calibri"/>
+                <w:color w:val="222830"/>
+                <w:sz w:val="18"/>
+              </w:rPr>
+              <w:t>Fuentes de registro</w:t>
+            </w:r>
+          </w:p>
+        </w:tc>
+        <w:tc>
+          <w:tcPr>
+            <w:tcW w:type="dxa" w:w="3402"/>
+            <w:shd w:val="clear" w:fill="EDF2F8"/>
+          </w:tcPr>
+          <w:p>
+            <w:pPr>
+              <w:spacing w:before="40" w:after="40"/>
+            </w:pPr>
+            <w:r/>
+            <w:r>
+              <w:rPr>
+                <w:rFonts w:ascii="Calibri" w:hAnsi="Calibri"/>
+                <w:color w:val="222830"/>
+                <w:sz w:val="18"/>
+              </w:rPr>
+              <w:t>Componentes que dejan un registro legible por el calculador</w:t>
+            </w:r>
+          </w:p>
+        </w:tc>
+        <w:tc>
+          <w:tcPr>
+            <w:tcW w:type="dxa" w:w="2268"/>
+            <w:shd w:val="clear" w:fill="EDF2F8"/>
+          </w:tcPr>
+          <w:p>
+            <w:pPr>
+              <w:spacing w:before="40" w:after="40"/>
+            </w:pPr>
+            <w:r/>
+            <w:r>
+              <w:rPr>
+                <w:rFonts w:ascii="Calibri" w:hAnsi="Calibri"/>
+                <w:color w:val="222830"/>
+                <w:sz w:val="18"/>
+              </w:rPr>
+              <w:t>Los seis componentes desplegados</w:t>
+            </w:r>
+          </w:p>
+        </w:tc>
+        <w:tc>
+          <w:tcPr>
+            <w:tcW w:type="dxa" w:w="1701"/>
+            <w:shd w:val="clear" w:fill="EDF2F8"/>
+          </w:tcPr>
+          <w:p>
+            <w:pPr>
+              <w:spacing w:before="40" w:after="40"/>
+            </w:pPr>
+            <w:r/>
+            <w:r>
+              <w:rPr>
+                <w:rFonts w:ascii="Calibri" w:hAnsi="Calibri"/>
+                <w:color w:val="222830"/>
+                <w:sz w:val="18"/>
+              </w:rPr>
+              <w:t>Reporte de indicadores</w:t>
+            </w:r>
+          </w:p>
+        </w:tc>
+      </w:tr>
+      <w:tr>
+        <w:tc>
+          <w:tcPr>
+            <w:tcW w:type="dxa" w:w="1701"/>
+          </w:tcPr>
+          <w:p>
+            <w:pPr>
+              <w:spacing w:before="40" w:after="40"/>
+            </w:pPr>
+            <w:r/>
+            <w:r>
+              <w:rPr>
+                <w:rFonts w:ascii="Calibri" w:hAnsi="Calibri"/>
+                <w:color w:val="222830"/>
+                <w:sz w:val="18"/>
+              </w:rPr>
+              <w:t>Técnicas con detección</w:t>
+            </w:r>
+          </w:p>
+        </w:tc>
+        <w:tc>
+          <w:tcPr>
+            <w:tcW w:type="dxa" w:w="3402"/>
+          </w:tcPr>
+          <w:p>
+            <w:pPr>
+              <w:spacing w:before="40" w:after="40"/>
+            </w:pPr>
+            <w:r/>
+            <w:r>
+              <w:rPr>
+                <w:rFonts w:ascii="Calibri" w:hAnsi="Calibri"/>
+                <w:color w:val="222830"/>
+                <w:sz w:val="18"/>
+              </w:rPr>
+              <w:t>Técnicas que un escenario activa y que reciben fuente de atribución</w:t>
+            </w:r>
+          </w:p>
+        </w:tc>
+        <w:tc>
+          <w:tcPr>
+            <w:tcW w:type="dxa" w:w="2268"/>
+          </w:tcPr>
+          <w:p>
+            <w:pPr>
+              <w:spacing w:before="40" w:after="40"/>
+            </w:pPr>
+            <w:r/>
+            <w:r>
+              <w:rPr>
+                <w:rFonts w:ascii="Calibri" w:hAnsi="Calibri"/>
+                <w:color w:val="222830"/>
+                <w:sz w:val="18"/>
+              </w:rPr>
+              <w:t>Las diez técnicas que activa la campaña</w:t>
+            </w:r>
+          </w:p>
+        </w:tc>
+        <w:tc>
+          <w:tcPr>
+            <w:tcW w:type="dxa" w:w="1701"/>
+          </w:tcPr>
+          <w:p>
+            <w:pPr>
+              <w:spacing w:before="40" w:after="40"/>
+            </w:pPr>
+            <w:r/>
+            <w:r>
+              <w:rPr>
+                <w:rFonts w:ascii="Calibri" w:hAnsi="Calibri"/>
+                <w:color w:val="222830"/>
+                <w:sz w:val="18"/>
+              </w:rPr>
+              <w:t>Reporte de cobertura de técnicas</w:t>
+            </w:r>
+          </w:p>
+        </w:tc>
+      </w:tr>
+      <w:tr>
+        <w:tc>
+          <w:tcPr>
+            <w:tcW w:type="dxa" w:w="1701"/>
+            <w:shd w:val="clear" w:fill="EDF2F8"/>
+          </w:tcPr>
+          <w:p>
+            <w:pPr>
+              <w:spacing w:before="40" w:after="40"/>
+            </w:pPr>
+            <w:r/>
+            <w:r>
+              <w:rPr>
+                <w:rFonts w:ascii="Calibri" w:hAnsi="Calibri"/>
+                <w:color w:val="222830"/>
+                <w:sz w:val="18"/>
+              </w:rPr>
+              <w:t>Tácticas con detección</w:t>
+            </w:r>
+          </w:p>
+        </w:tc>
+        <w:tc>
+          <w:tcPr>
+            <w:tcW w:type="dxa" w:w="3402"/>
+            <w:shd w:val="clear" w:fill="EDF2F8"/>
+          </w:tcPr>
+          <w:p>
+            <w:pPr>
+              <w:spacing w:before="40" w:after="40"/>
+            </w:pPr>
+            <w:r/>
+            <w:r>
+              <w:rPr>
+                <w:rFonts w:ascii="Calibri" w:hAnsi="Calibri"/>
+                <w:color w:val="222830"/>
+                <w:sz w:val="18"/>
+              </w:rPr>
+              <w:t>Tácticas del marco que cubren esas técnicas</w:t>
+            </w:r>
+          </w:p>
+        </w:tc>
+        <w:tc>
+          <w:tcPr>
+            <w:tcW w:type="dxa" w:w="2268"/>
+            <w:shd w:val="clear" w:fill="EDF2F8"/>
+          </w:tcPr>
+          <w:p>
+            <w:pPr>
+              <w:spacing w:before="40" w:after="40"/>
+            </w:pPr>
+            <w:r/>
+            <w:r>
+              <w:rPr>
+                <w:rFonts w:ascii="Calibri" w:hAnsi="Calibri"/>
+                <w:color w:val="222830"/>
+                <w:sz w:val="18"/>
+              </w:rPr>
+              <w:t>Las seis tácticas que la campaña recorre</w:t>
+            </w:r>
+          </w:p>
+        </w:tc>
+        <w:tc>
+          <w:tcPr>
+            <w:tcW w:type="dxa" w:w="1701"/>
+            <w:shd w:val="clear" w:fill="EDF2F8"/>
+          </w:tcPr>
+          <w:p>
+            <w:pPr>
+              <w:spacing w:before="40" w:after="40"/>
+            </w:pPr>
+            <w:r/>
+            <w:r>
+              <w:rPr>
+                <w:rFonts w:ascii="Calibri" w:hAnsi="Calibri"/>
+                <w:color w:val="222830"/>
+                <w:sz w:val="18"/>
+              </w:rPr>
+              <w:t>Reporte de cobertura de técnicas</w:t>
+            </w:r>
+          </w:p>
+        </w:tc>
+      </w:tr>
+      <w:tr>
+        <w:tc>
+          <w:tcPr>
+            <w:tcW w:type="dxa" w:w="1701"/>
+          </w:tcPr>
+          <w:p>
+            <w:pPr>
+              <w:spacing w:before="40" w:after="40"/>
+            </w:pPr>
+            <w:r/>
+            <w:r>
+              <w:rPr>
+                <w:rFonts w:ascii="Calibri" w:hAnsi="Calibri"/>
+                <w:color w:val="222830"/>
+                <w:sz w:val="18"/>
+              </w:rPr>
+              <w:t>Percentil 95 de detección</w:t>
+            </w:r>
+          </w:p>
+        </w:tc>
+        <w:tc>
+          <w:tcPr>
+            <w:tcW w:type="dxa" w:w="3402"/>
+          </w:tcPr>
+          <w:p>
+            <w:pPr>
+              <w:spacing w:before="40" w:after="40"/>
+            </w:pPr>
+            <w:r/>
+            <w:r>
+              <w:rPr>
+                <w:rFonts w:ascii="Calibri" w:hAnsi="Calibri"/>
+                <w:color w:val="222830"/>
+                <w:sz w:val="18"/>
+              </w:rPr>
+              <w:t>Percentil 95 de la distribución de los tiempos de detección</w:t>
+            </w:r>
+          </w:p>
+        </w:tc>
+        <w:tc>
+          <w:tcPr>
+            <w:tcW w:type="dxa" w:w="2268"/>
+          </w:tcPr>
+          <w:p>
+            <w:pPr>
+              <w:spacing w:before="40" w:after="40"/>
+            </w:pPr>
+            <w:r/>
+            <w:r>
+              <w:rPr>
+                <w:rFonts w:ascii="Calibri" w:hAnsi="Calibri"/>
+                <w:color w:val="222830"/>
+                <w:sz w:val="18"/>
+              </w:rPr>
+              <w:t>Los diez tiempos de cada vuelta</w:t>
+            </w:r>
+          </w:p>
+        </w:tc>
+        <w:tc>
+          <w:tcPr>
+            <w:tcW w:type="dxa" w:w="1701"/>
+          </w:tcPr>
+          <w:p>
+            <w:pPr>
+              <w:spacing w:before="40" w:after="40"/>
+            </w:pPr>
+            <w:r/>
+            <w:r>
+              <w:rPr>
+                <w:rFonts w:ascii="Calibri" w:hAnsi="Calibri"/>
+                <w:color w:val="222830"/>
+                <w:sz w:val="18"/>
+              </w:rPr>
+              <w:t>Reporte de indicadores</w:t>
+            </w:r>
+          </w:p>
+        </w:tc>
+      </w:tr>
+      <w:tr>
+        <w:tc>
+          <w:tcPr>
+            <w:tcW w:type="dxa" w:w="1701"/>
+            <w:shd w:val="clear" w:fill="EDF2F8"/>
+          </w:tcPr>
+          <w:p>
+            <w:pPr>
+              <w:spacing w:before="40" w:after="40"/>
+            </w:pPr>
+            <w:r/>
+            <w:r>
+              <w:rPr>
+                <w:rFonts w:ascii="Calibri" w:hAnsi="Calibri"/>
+                <w:color w:val="222830"/>
+                <w:sz w:val="18"/>
+              </w:rPr>
+              <w:t>Tiempo medio de detección</w:t>
+            </w:r>
+          </w:p>
+        </w:tc>
+        <w:tc>
+          <w:tcPr>
+            <w:tcW w:type="dxa" w:w="3402"/>
+            <w:shd w:val="clear" w:fill="EDF2F8"/>
+          </w:tcPr>
+          <w:p>
+            <w:pPr>
+              <w:spacing w:before="40" w:after="40"/>
+            </w:pPr>
+            <w:r/>
+            <w:r>
+              <w:rPr>
+                <w:rFonts w:ascii="Calibri" w:hAnsi="Calibri"/>
+                <w:color w:val="222830"/>
+                <w:sz w:val="18"/>
+              </w:rPr>
+              <w:t>Promedio aritmético de los tiempos de detección</w:t>
+            </w:r>
+          </w:p>
+        </w:tc>
+        <w:tc>
+          <w:tcPr>
+            <w:tcW w:type="dxa" w:w="2268"/>
+            <w:shd w:val="clear" w:fill="EDF2F8"/>
+          </w:tcPr>
+          <w:p>
+            <w:pPr>
+              <w:spacing w:before="40" w:after="40"/>
+            </w:pPr>
+            <w:r/>
+            <w:r>
+              <w:rPr>
+                <w:rFonts w:ascii="Calibri" w:hAnsi="Calibri"/>
+                <w:color w:val="222830"/>
+                <w:sz w:val="18"/>
+              </w:rPr>
+              <w:t>Cuatro tiempos en la línea base y diez en la medición final</w:t>
+            </w:r>
+          </w:p>
+        </w:tc>
+        <w:tc>
+          <w:tcPr>
+            <w:tcW w:type="dxa" w:w="1701"/>
+            <w:shd w:val="clear" w:fill="EDF2F8"/>
+          </w:tcPr>
+          <w:p>
+            <w:pPr>
+              <w:spacing w:before="40" w:after="40"/>
+            </w:pPr>
+            <w:r/>
+            <w:r>
+              <w:rPr>
+                <w:rFonts w:ascii="Calibri" w:hAnsi="Calibri"/>
+                <w:color w:val="222830"/>
+                <w:sz w:val="18"/>
+              </w:rPr>
+              <w:t>Reporte de indicadores</w:t>
+            </w:r>
+          </w:p>
+        </w:tc>
+      </w:tr>
+      <w:tr>
+        <w:tc>
+          <w:tcPr>
+            <w:tcW w:type="dxa" w:w="1701"/>
+          </w:tcPr>
+          <w:p>
+            <w:pPr>
+              <w:spacing w:before="40" w:after="40"/>
+            </w:pPr>
+            <w:r/>
+            <w:r>
+              <w:rPr>
+                <w:rFonts w:ascii="Calibri" w:hAnsi="Calibri"/>
+                <w:color w:val="222830"/>
+                <w:sz w:val="18"/>
+              </w:rPr>
+              <w:t>Ciclo de corrección</w:t>
+            </w:r>
+          </w:p>
+        </w:tc>
+        <w:tc>
+          <w:tcPr>
+            <w:tcW w:type="dxa" w:w="3402"/>
+          </w:tcPr>
+          <w:p>
+            <w:pPr>
+              <w:spacing w:before="40" w:after="40"/>
+            </w:pPr>
+            <w:r/>
+            <w:r>
+              <w:rPr>
+                <w:rFonts w:ascii="Calibri" w:hAnsi="Calibri"/>
+                <w:color w:val="222830"/>
+                <w:sz w:val="18"/>
+              </w:rPr>
+              <w:t>Tiempo transcurrido entre las dos mediciones</w:t>
+            </w:r>
+          </w:p>
+        </w:tc>
+        <w:tc>
+          <w:tcPr>
+            <w:tcW w:type="dxa" w:w="2268"/>
+          </w:tcPr>
+          <w:p>
+            <w:pPr>
+              <w:spacing w:before="40" w:after="40"/>
+            </w:pPr>
+            <w:r/>
+            <w:r>
+              <w:rPr>
+                <w:rFonts w:ascii="Calibri" w:hAnsi="Calibri"/>
+                <w:color w:val="222830"/>
+                <w:sz w:val="18"/>
+              </w:rPr>
+              <w:t>No aplica, es una duración</w:t>
+            </w:r>
+          </w:p>
+        </w:tc>
+        <w:tc>
+          <w:tcPr>
+            <w:tcW w:type="dxa" w:w="1701"/>
+          </w:tcPr>
+          <w:p>
+            <w:pPr>
+              <w:spacing w:before="40" w:after="40"/>
+            </w:pPr>
+            <w:r/>
+            <w:r>
+              <w:rPr>
+                <w:rFonts w:ascii="Calibri" w:hAnsi="Calibri"/>
+                <w:color w:val="222830"/>
+                <w:sz w:val="18"/>
+              </w:rPr>
+              <w:t>Marcas de tiempo de ambos reportes</w:t>
+            </w:r>
+          </w:p>
+        </w:tc>
+      </w:tr>
+      <w:tr>
+        <w:tc>
+          <w:tcPr>
+            <w:tcW w:type="dxa" w:w="1701"/>
+            <w:shd w:val="clear" w:fill="EDF2F8"/>
+          </w:tcPr>
+          <w:p>
+            <w:pPr>
+              <w:spacing w:before="40" w:after="40"/>
+            </w:pPr>
+            <w:r/>
+            <w:r>
+              <w:rPr>
+                <w:rFonts w:ascii="Calibri" w:hAnsi="Calibri"/>
+                <w:color w:val="222830"/>
+                <w:sz w:val="18"/>
+              </w:rPr>
+              <w:t>Lecciones cerradas</w:t>
+            </w:r>
+          </w:p>
+        </w:tc>
+        <w:tc>
+          <w:tcPr>
+            <w:tcW w:type="dxa" w:w="3402"/>
+            <w:shd w:val="clear" w:fill="EDF2F8"/>
+          </w:tcPr>
+          <w:p>
+            <w:pPr>
+              <w:spacing w:before="40" w:after="40"/>
+            </w:pPr>
+            <w:r/>
+            <w:r>
+              <w:rPr>
+                <w:rFonts w:ascii="Calibri" w:hAnsi="Calibri"/>
+                <w:color w:val="222830"/>
+                <w:sz w:val="18"/>
+              </w:rPr>
+              <w:t>Hallazgos con causa raíz identificada y corrección aplicada</w:t>
+            </w:r>
+          </w:p>
+        </w:tc>
+        <w:tc>
+          <w:tcPr>
+            <w:tcW w:type="dxa" w:w="2268"/>
+            <w:shd w:val="clear" w:fill="EDF2F8"/>
+          </w:tcPr>
+          <w:p>
+            <w:pPr>
+              <w:spacing w:before="40" w:after="40"/>
+            </w:pPr>
+            <w:r/>
+            <w:r>
+              <w:rPr>
+                <w:rFonts w:ascii="Calibri" w:hAnsi="Calibri"/>
+                <w:color w:val="222830"/>
+                <w:sz w:val="18"/>
+              </w:rPr>
+              <w:t>Las catorce lecciones registradas</w:t>
+            </w:r>
+          </w:p>
+        </w:tc>
+        <w:tc>
+          <w:tcPr>
+            <w:tcW w:type="dxa" w:w="1701"/>
+            <w:shd w:val="clear" w:fill="EDF2F8"/>
+          </w:tcPr>
+          <w:p>
+            <w:pPr>
+              <w:spacing w:before="40" w:after="40"/>
+            </w:pPr>
+            <w:r/>
+            <w:r>
+              <w:rPr>
+                <w:rFonts w:ascii="Calibri" w:hAnsi="Calibri"/>
+                <w:color w:val="222830"/>
+                <w:sz w:val="18"/>
+              </w:rPr>
+              <w:t>Registro de lecciones aprendidas</w:t>
+            </w:r>
+          </w:p>
+        </w:tc>
+      </w:tr>
+    </w:tbl>
+    <w:p>
+      <w:pPr>
+        <w:spacing w:after="80"/>
+      </w:pPr>
+    </w:p>
+    <w:tbl>
+      <w:tblPr>
+        <w:tblW w:type="auto" w:w="0"/>
+        <w:jc w:val="center"/>
+        <w:tblLook w:firstColumn="1" w:firstRow="1" w:lastColumn="0" w:lastRow="0" w:noHBand="0" w:noVBand="1" w:val="04A0"/>
+        <w:tblCellMar>
+          <w:top w:w="120" w:type="dxa"/>
+          <w:left w:w="160" w:type="dxa"/>
+          <w:bottom w:w="120" w:type="dxa"/>
+          <w:right w:w="160" w:type="dxa"/>
+        </w:tblCellMar>
+      </w:tblPr>
+      <w:tblGrid>
+        <w:gridCol w:w="9072"/>
+      </w:tblGrid>
+      <w:tr>
+        <w:tc>
+          <w:tcPr>
+            <w:tcW w:type="dxa" w:w="9071"/>
+            <w:shd w:val="clear" w:fill="F2F6FB"/>
+            <w:tcBorders>
+              <w:left w:val="single" w:sz="24" w:color="4A7EBB"/>
+            </w:tcBorders>
+          </w:tcPr>
+          <w:p>
+            <w:pPr>
+              <w:spacing w:after="0"/>
+              <w:jc w:val="both"/>
+            </w:pPr>
+            <w:r/>
+            <w:r>
+              <w:rPr>
+                <w:rFonts w:ascii="Times New Roman" w:hAnsi="Times New Roman"/>
+                <w:color w:val="33404F"/>
+                <w:sz w:val="21"/>
+              </w:rPr>
+              <w:t>Nota. La forma 10 de 10 se lee como el numerador sobre el denominador. El numerador es lo que el instrumental registra y el denominador es lo que la campaña ejecuta, que es la misma cantidad en las dos vueltas. Diez de diez escenarios con medición significa que los diez escenarios produjeron tiempo de detección, mientras que diez de diez escenarios ejecutados significa que los diez llegaron a lanzarse. La diferencia entre ambos enunciados es precisamente lo que mide el apartado siguiente, porque uno depende del instrumental y el otro de la campaña.</w:t>
+            </w:r>
+          </w:p>
+        </w:tc>
+      </w:tr>
+    </w:tbl>
+    <w:p>
+      <w:pPr>
+        <w:spacing w:after="80"/>
+      </w:pPr>
     </w:p>
     <w:tbl>
       <w:tblPr>
@@ -3796,7 +4599,7 @@
           <w:color w:val="1F3864"/>
           <w:sz w:val="27"/>
         </w:rPr>
-        <w:t>D. Antes y después de la medición</w:t>
+        <w:t>D. Antes y después: vuelta 1 frente a vuelta 2</w:t>
       </w:r>
     </w:p>
     <w:p>
@@ -3810,7 +4613,7 @@
           <w:color w:val="222830"/>
           <w:sz w:val="24"/>
         </w:rPr>
-        <w:t>La metodología transformó el instrumental de medición, no el señuelo. El señuelo ejecutó los mismos diez escenarios en las dos vueltas con las mismas técnicas, de modo que la diferencia entre las columnas corresponde al trabajo de la metodología.</w:t>
+        <w:t>La metodología transformó el instrumental de medición, no el señuelo. El señuelo ejecutó los mismos diez escenarios en las dos vueltas con las mismas técnicas, de modo que la diferencia entre las columnas corresponde al trabajo de la metodología. La columna de la línea base es la vuelta 1, ejecutada a las 16:07 UTC del 4 de octubre de 2026 antes de aplicar corrección alguna. La columna final es la vuelta 2, ejecutada a las 20:33 UTC del mismo día después de aplicar las catorce lecciones registradas. Todo este apartado compara esos dos momentos y ningún otro.</w:t>
       </w:r>
     </w:p>
     <w:p>
@@ -3821,7 +4624,7 @@
       <w:r>
         <w:drawing>
           <wp:inline xmlns:a="http://schemas.openxmlformats.org/drawingml/2006/main" xmlns:pic="http://schemas.openxmlformats.org/drawingml/2006/picture">
-            <wp:extent cx="5760000" cy="3703200"/>
+            <wp:extent cx="5760000" cy="3706154"/>
             <wp:docPr id="6" name="Picture 6"/>
             <wp:cNvGraphicFramePr>
               <a:graphicFrameLocks noChangeAspect="1"/>
@@ -3842,7 +4645,7 @@
                   <pic:spPr>
                     <a:xfrm>
                       <a:off x="0" y="0"/>
-                      <a:ext cx="5760000" cy="3703200"/>
+                      <a:ext cx="5760000" cy="3706154"/>
                     </a:xfrm>
                     <a:prstGeom prst="rect"/>
                   </pic:spPr>
@@ -3888,7 +4691,7 @@
           <w:color w:val="5A6878"/>
           <w:sz w:val="18"/>
         </w:rPr>
-        <w:t>Nota. Las cuatro primeras filas crecen porque el instrumental registra más. Las cuatro últimas no se mueven. Fuente: reportes de indicadores de las dos vueltas.</w:t>
+        <w:t>Nota. Las cuatro primeras filas crecen porque el instrumental registra más escenarios, mientras las cuatro siguientes no se mueven. Esa quietud es la prueba de que la diferencia procede de la corrección del instrumental y no de un cambio en el volumen de evidencia ni en el catálogo de amenazas. Las dos últimas filas miden el ciclo de mejora, con el registro de lecciones que pasa de siete a catorce y cuatro de ellas cerradas con su corrección aplicada en la segunda vuelta. Fuente: reportes de indicadores de las dos vueltas.</w:t>
       </w:r>
     </w:p>
     <w:tbl>
@@ -3904,13 +4707,12 @@
           <w:bottom w:w="60" w:type="dxa"/>
           <w:right w:w="110" w:type="dxa"/>
         </w:tblCellMar>
-        <w:tblLayout w:type="fixed"/>
       </w:tblPr>
       <w:tblGrid>
-        <w:gridCol w:w="3628"/>
-        <w:gridCol w:w="1814"/>
-        <w:gridCol w:w="1814"/>
-        <w:gridCol w:w="1814"/>
+        <w:gridCol w:w="2268"/>
+        <w:gridCol w:w="2268"/>
+        <w:gridCol w:w="2268"/>
+        <w:gridCol w:w="2268"/>
       </w:tblGrid>
       <w:tr>
         <w:trPr>
@@ -3918,7 +4720,7 @@
         </w:trPr>
         <w:tc>
           <w:tcPr>
-            <w:tcW w:type="dxa" w:w="3628"/>
+            <w:tcW w:type="dxa" w:w="2268"/>
             <w:shd w:val="clear" w:fill="1F3864"/>
           </w:tcPr>
           <w:p>
@@ -3939,7 +4741,7 @@
         </w:tc>
         <w:tc>
           <w:tcPr>
-            <w:tcW w:type="dxa" w:w="1814"/>
+            <w:tcW w:type="dxa" w:w="2268"/>
             <w:shd w:val="clear" w:fill="1F3864"/>
           </w:tcPr>
           <w:p>
@@ -3960,7 +4762,7 @@
         </w:tc>
         <w:tc>
           <w:tcPr>
-            <w:tcW w:type="dxa" w:w="1814"/>
+            <w:tcW w:type="dxa" w:w="2268"/>
             <w:shd w:val="clear" w:fill="1F3864"/>
           </w:tcPr>
           <w:p>
@@ -3981,7 +4783,7 @@
         </w:tc>
         <w:tc>
           <w:tcPr>
-            <w:tcW w:type="dxa" w:w="1814"/>
+            <w:tcW w:type="dxa" w:w="2268"/>
             <w:shd w:val="clear" w:fill="1F3864"/>
           </w:tcPr>
           <w:p>
@@ -4004,26 +4806,26 @@
       <w:tr>
         <w:tc>
           <w:tcPr>
-            <w:tcW w:type="dxa" w:w="3628"/>
-          </w:tcPr>
-          <w:p>
-            <w:pPr>
-              <w:spacing w:before="40" w:after="40"/>
-            </w:pPr>
-            <w:r/>
-            <w:r>
-              <w:rPr>
-                <w:rFonts w:ascii="Calibri" w:hAnsi="Calibri"/>
-                <w:color w:val="222830"/>
-                <w:sz w:val="18"/>
-              </w:rPr>
-              <w:t>Escenarios con tiempo medido</w:t>
-            </w:r>
-          </w:p>
-        </w:tc>
-        <w:tc>
-          <w:tcPr>
-            <w:tcW w:type="dxa" w:w="1814"/>
+            <w:tcW w:type="dxa" w:w="2268"/>
+          </w:tcPr>
+          <w:p>
+            <w:pPr>
+              <w:spacing w:before="40" w:after="40"/>
+            </w:pPr>
+            <w:r/>
+            <w:r>
+              <w:rPr>
+                <w:rFonts w:ascii="Calibri" w:hAnsi="Calibri"/>
+                <w:color w:val="222830"/>
+                <w:sz w:val="18"/>
+              </w:rPr>
+              <w:t>Escenarios con tiempo de detección medido</w:t>
+            </w:r>
+          </w:p>
+        </w:tc>
+        <w:tc>
+          <w:tcPr>
+            <w:tcW w:type="dxa" w:w="2268"/>
           </w:tcPr>
           <w:p>
             <w:pPr>
@@ -4042,7 +4844,7 @@
         </w:tc>
         <w:tc>
           <w:tcPr>
-            <w:tcW w:type="dxa" w:w="1814"/>
+            <w:tcW w:type="dxa" w:w="2268"/>
           </w:tcPr>
           <w:p>
             <w:pPr>
@@ -4061,7 +4863,7 @@
         </w:tc>
         <w:tc>
           <w:tcPr>
-            <w:tcW w:type="dxa" w:w="1814"/>
+            <w:tcW w:type="dxa" w:w="2268"/>
           </w:tcPr>
           <w:p>
             <w:pPr>
@@ -4082,7 +4884,7 @@
       <w:tr>
         <w:tc>
           <w:tcPr>
-            <w:tcW w:type="dxa" w:w="3628"/>
+            <w:tcW w:type="dxa" w:w="2268"/>
             <w:shd w:val="clear" w:fill="EDF2F8"/>
           </w:tcPr>
           <w:p>
@@ -4096,13 +4898,13 @@
                 <w:color w:val="222830"/>
                 <w:sz w:val="18"/>
               </w:rPr>
-              <w:t>Fuentes de registro</w:t>
-            </w:r>
-          </w:p>
-        </w:tc>
-        <w:tc>
-          <w:tcPr>
-            <w:tcW w:type="dxa" w:w="1814"/>
+              <w:t>Componentes que registran detección</w:t>
+            </w:r>
+          </w:p>
+        </w:tc>
+        <w:tc>
+          <w:tcPr>
+            <w:tcW w:type="dxa" w:w="2268"/>
             <w:shd w:val="clear" w:fill="EDF2F8"/>
           </w:tcPr>
           <w:p>
@@ -4122,7 +4924,7 @@
         </w:tc>
         <w:tc>
           <w:tcPr>
-            <w:tcW w:type="dxa" w:w="1814"/>
+            <w:tcW w:type="dxa" w:w="2268"/>
             <w:shd w:val="clear" w:fill="EDF2F8"/>
           </w:tcPr>
           <w:p>
@@ -4142,7 +4944,7 @@
         </w:tc>
         <w:tc>
           <w:tcPr>
-            <w:tcW w:type="dxa" w:w="1814"/>
+            <w:tcW w:type="dxa" w:w="2268"/>
             <w:shd w:val="clear" w:fill="EDF2F8"/>
           </w:tcPr>
           <w:p>
@@ -4164,26 +4966,26 @@
       <w:tr>
         <w:tc>
           <w:tcPr>
-            <w:tcW w:type="dxa" w:w="3628"/>
-          </w:tcPr>
-          <w:p>
-            <w:pPr>
-              <w:spacing w:before="40" w:after="40"/>
-            </w:pPr>
-            <w:r/>
-            <w:r>
-              <w:rPr>
-                <w:rFonts w:ascii="Calibri" w:hAnsi="Calibri"/>
-                <w:color w:val="222830"/>
-                <w:sz w:val="18"/>
-              </w:rPr>
-              <w:t>Técnicas con fuente</w:t>
-            </w:r>
-          </w:p>
-        </w:tc>
-        <w:tc>
-          <w:tcPr>
-            <w:tcW w:type="dxa" w:w="1814"/>
+            <w:tcW w:type="dxa" w:w="2268"/>
+          </w:tcPr>
+          <w:p>
+            <w:pPr>
+              <w:spacing w:before="40" w:after="40"/>
+            </w:pPr>
+            <w:r/>
+            <w:r>
+              <w:rPr>
+                <w:rFonts w:ascii="Calibri" w:hAnsi="Calibri"/>
+                <w:color w:val="222830"/>
+                <w:sz w:val="18"/>
+              </w:rPr>
+              <w:t>Técnicas con fuente de detección</w:t>
+            </w:r>
+          </w:p>
+        </w:tc>
+        <w:tc>
+          <w:tcPr>
+            <w:tcW w:type="dxa" w:w="2268"/>
           </w:tcPr>
           <w:p>
             <w:pPr>
@@ -4202,7 +5004,7 @@
         </w:tc>
         <w:tc>
           <w:tcPr>
-            <w:tcW w:type="dxa" w:w="1814"/>
+            <w:tcW w:type="dxa" w:w="2268"/>
           </w:tcPr>
           <w:p>
             <w:pPr>
@@ -4221,7 +5023,7 @@
         </w:tc>
         <w:tc>
           <w:tcPr>
-            <w:tcW w:type="dxa" w:w="1814"/>
+            <w:tcW w:type="dxa" w:w="2268"/>
           </w:tcPr>
           <w:p>
             <w:pPr>
@@ -4242,7 +5044,7 @@
       <w:tr>
         <w:tc>
           <w:tcPr>
-            <w:tcW w:type="dxa" w:w="3628"/>
+            <w:tcW w:type="dxa" w:w="2268"/>
             <w:shd w:val="clear" w:fill="EDF2F8"/>
           </w:tcPr>
           <w:p>
@@ -4256,13 +5058,13 @@
                 <w:color w:val="222830"/>
                 <w:sz w:val="18"/>
               </w:rPr>
-              <w:t>Tácticas con fuente</w:t>
-            </w:r>
-          </w:p>
-        </w:tc>
-        <w:tc>
-          <w:tcPr>
-            <w:tcW w:type="dxa" w:w="1814"/>
+              <w:t>Tácticas con fuente de detección</w:t>
+            </w:r>
+          </w:p>
+        </w:tc>
+        <w:tc>
+          <w:tcPr>
+            <w:tcW w:type="dxa" w:w="2268"/>
             <w:shd w:val="clear" w:fill="EDF2F8"/>
           </w:tcPr>
           <w:p>
@@ -4282,7 +5084,7 @@
         </w:tc>
         <w:tc>
           <w:tcPr>
-            <w:tcW w:type="dxa" w:w="1814"/>
+            <w:tcW w:type="dxa" w:w="2268"/>
             <w:shd w:val="clear" w:fill="EDF2F8"/>
           </w:tcPr>
           <w:p>
@@ -4302,7 +5104,7 @@
         </w:tc>
         <w:tc>
           <w:tcPr>
-            <w:tcW w:type="dxa" w:w="1814"/>
+            <w:tcW w:type="dxa" w:w="2268"/>
             <w:shd w:val="clear" w:fill="EDF2F8"/>
           </w:tcPr>
           <w:p>
@@ -4324,7 +5126,7 @@
       <w:tr>
         <w:tc>
           <w:tcPr>
-            <w:tcW w:type="dxa" w:w="3628"/>
+            <w:tcW w:type="dxa" w:w="2268"/>
           </w:tcPr>
           <w:p>
             <w:pPr>
@@ -4343,7 +5145,7 @@
         </w:tc>
         <w:tc>
           <w:tcPr>
-            <w:tcW w:type="dxa" w:w="1814"/>
+            <w:tcW w:type="dxa" w:w="2268"/>
           </w:tcPr>
           <w:p>
             <w:pPr>
@@ -4362,7 +5164,7 @@
         </w:tc>
         <w:tc>
           <w:tcPr>
-            <w:tcW w:type="dxa" w:w="1814"/>
+            <w:tcW w:type="dxa" w:w="2268"/>
           </w:tcPr>
           <w:p>
             <w:pPr>
@@ -4381,7 +5183,7 @@
         </w:tc>
         <w:tc>
           <w:tcPr>
-            <w:tcW w:type="dxa" w:w="1814"/>
+            <w:tcW w:type="dxa" w:w="2268"/>
           </w:tcPr>
           <w:p>
             <w:pPr>
@@ -4402,7 +5204,7 @@
       <w:tr>
         <w:tc>
           <w:tcPr>
-            <w:tcW w:type="dxa" w:w="3628"/>
+            <w:tcW w:type="dxa" w:w="2268"/>
             <w:shd w:val="clear" w:fill="EDF2F8"/>
           </w:tcPr>
           <w:p>
@@ -4422,7 +5224,7 @@
         </w:tc>
         <w:tc>
           <w:tcPr>
-            <w:tcW w:type="dxa" w:w="1814"/>
+            <w:tcW w:type="dxa" w:w="2268"/>
             <w:shd w:val="clear" w:fill="EDF2F8"/>
           </w:tcPr>
           <w:p>
@@ -4442,7 +5244,7 @@
         </w:tc>
         <w:tc>
           <w:tcPr>
-            <w:tcW w:type="dxa" w:w="1814"/>
+            <w:tcW w:type="dxa" w:w="2268"/>
             <w:shd w:val="clear" w:fill="EDF2F8"/>
           </w:tcPr>
           <w:p>
@@ -4462,7 +5264,7 @@
         </w:tc>
         <w:tc>
           <w:tcPr>
-            <w:tcW w:type="dxa" w:w="1814"/>
+            <w:tcW w:type="dxa" w:w="2268"/>
             <w:shd w:val="clear" w:fill="EDF2F8"/>
           </w:tcPr>
           <w:p>
@@ -4484,7 +5286,7 @@
       <w:tr>
         <w:tc>
           <w:tcPr>
-            <w:tcW w:type="dxa" w:w="3628"/>
+            <w:tcW w:type="dxa" w:w="2268"/>
           </w:tcPr>
           <w:p>
             <w:pPr>
@@ -4503,7 +5305,7 @@
         </w:tc>
         <w:tc>
           <w:tcPr>
-            <w:tcW w:type="dxa" w:w="1814"/>
+            <w:tcW w:type="dxa" w:w="2268"/>
           </w:tcPr>
           <w:p>
             <w:pPr>
@@ -4522,7 +5324,7 @@
         </w:tc>
         <w:tc>
           <w:tcPr>
-            <w:tcW w:type="dxa" w:w="1814"/>
+            <w:tcW w:type="dxa" w:w="2268"/>
           </w:tcPr>
           <w:p>
             <w:pPr>
@@ -4541,7 +5343,7 @@
         </w:tc>
         <w:tc>
           <w:tcPr>
-            <w:tcW w:type="dxa" w:w="1814"/>
+            <w:tcW w:type="dxa" w:w="2268"/>
           </w:tcPr>
           <w:p>
             <w:pPr>
@@ -4562,7 +5364,7 @@
       <w:tr>
         <w:tc>
           <w:tcPr>
-            <w:tcW w:type="dxa" w:w="3628"/>
+            <w:tcW w:type="dxa" w:w="2268"/>
             <w:shd w:val="clear" w:fill="EDF2F8"/>
           </w:tcPr>
           <w:p>
@@ -4582,7 +5384,7 @@
         </w:tc>
         <w:tc>
           <w:tcPr>
-            <w:tcW w:type="dxa" w:w="1814"/>
+            <w:tcW w:type="dxa" w:w="2268"/>
             <w:shd w:val="clear" w:fill="EDF2F8"/>
           </w:tcPr>
           <w:p>
@@ -4602,7 +5404,7 @@
         </w:tc>
         <w:tc>
           <w:tcPr>
-            <w:tcW w:type="dxa" w:w="1814"/>
+            <w:tcW w:type="dxa" w:w="2268"/>
             <w:shd w:val="clear" w:fill="EDF2F8"/>
           </w:tcPr>
           <w:p>
@@ -4622,7 +5424,7 @@
         </w:tc>
         <w:tc>
           <w:tcPr>
-            <w:tcW w:type="dxa" w:w="1814"/>
+            <w:tcW w:type="dxa" w:w="2268"/>
             <w:shd w:val="clear" w:fill="EDF2F8"/>
           </w:tcPr>
           <w:p>
@@ -4637,6 +5439,166 @@
                 <w:sz w:val="18"/>
               </w:rPr>
               <w:t>=</w:t>
+            </w:r>
+          </w:p>
+        </w:tc>
+      </w:tr>
+      <w:tr>
+        <w:tc>
+          <w:tcPr>
+            <w:tcW w:type="dxa" w:w="2268"/>
+          </w:tcPr>
+          <w:p>
+            <w:pPr>
+              <w:spacing w:before="40" w:after="40"/>
+            </w:pPr>
+            <w:r/>
+            <w:r>
+              <w:rPr>
+                <w:rFonts w:ascii="Calibri" w:hAnsi="Calibri"/>
+                <w:color w:val="222830"/>
+                <w:sz w:val="18"/>
+              </w:rPr>
+              <w:t>Lecciones registradas</w:t>
+            </w:r>
+          </w:p>
+        </w:tc>
+        <w:tc>
+          <w:tcPr>
+            <w:tcW w:type="dxa" w:w="2268"/>
+          </w:tcPr>
+          <w:p>
+            <w:pPr>
+              <w:spacing w:before="40" w:after="40"/>
+            </w:pPr>
+            <w:r/>
+            <w:r>
+              <w:rPr>
+                <w:rFonts w:ascii="Calibri" w:hAnsi="Calibri"/>
+                <w:color w:val="222830"/>
+                <w:sz w:val="18"/>
+              </w:rPr>
+              <w:t>7</w:t>
+            </w:r>
+          </w:p>
+        </w:tc>
+        <w:tc>
+          <w:tcPr>
+            <w:tcW w:type="dxa" w:w="2268"/>
+          </w:tcPr>
+          <w:p>
+            <w:pPr>
+              <w:spacing w:before="40" w:after="40"/>
+            </w:pPr>
+            <w:r/>
+            <w:r>
+              <w:rPr>
+                <w:rFonts w:ascii="Calibri" w:hAnsi="Calibri"/>
+                <w:color w:val="222830"/>
+                <w:sz w:val="18"/>
+              </w:rPr>
+              <w:t>14</w:t>
+            </w:r>
+          </w:p>
+        </w:tc>
+        <w:tc>
+          <w:tcPr>
+            <w:tcW w:type="dxa" w:w="2268"/>
+          </w:tcPr>
+          <w:p>
+            <w:pPr>
+              <w:spacing w:before="40" w:after="40"/>
+            </w:pPr>
+            <w:r/>
+            <w:r>
+              <w:rPr>
+                <w:rFonts w:ascii="Calibri" w:hAnsi="Calibri"/>
+                <w:color w:val="222830"/>
+                <w:sz w:val="18"/>
+              </w:rPr>
+              <w:t>+7</w:t>
+            </w:r>
+          </w:p>
+        </w:tc>
+      </w:tr>
+      <w:tr>
+        <w:tc>
+          <w:tcPr>
+            <w:tcW w:type="dxa" w:w="2268"/>
+            <w:shd w:val="clear" w:fill="EDF2F8"/>
+          </w:tcPr>
+          <w:p>
+            <w:pPr>
+              <w:spacing w:before="40" w:after="40"/>
+            </w:pPr>
+            <w:r/>
+            <w:r>
+              <w:rPr>
+                <w:rFonts w:ascii="Calibri" w:hAnsi="Calibri"/>
+                <w:color w:val="222830"/>
+                <w:sz w:val="18"/>
+              </w:rPr>
+              <w:t>Lecciones cerradas con corrección aplicada</w:t>
+            </w:r>
+          </w:p>
+        </w:tc>
+        <w:tc>
+          <w:tcPr>
+            <w:tcW w:type="dxa" w:w="2268"/>
+            <w:shd w:val="clear" w:fill="EDF2F8"/>
+          </w:tcPr>
+          <w:p>
+            <w:pPr>
+              <w:spacing w:before="40" w:after="40"/>
+            </w:pPr>
+            <w:r/>
+            <w:r>
+              <w:rPr>
+                <w:rFonts w:ascii="Calibri" w:hAnsi="Calibri"/>
+                <w:color w:val="222830"/>
+                <w:sz w:val="18"/>
+              </w:rPr>
+              <w:t>7</w:t>
+            </w:r>
+          </w:p>
+        </w:tc>
+        <w:tc>
+          <w:tcPr>
+            <w:tcW w:type="dxa" w:w="2268"/>
+            <w:shd w:val="clear" w:fill="EDF2F8"/>
+          </w:tcPr>
+          <w:p>
+            <w:pPr>
+              <w:spacing w:before="40" w:after="40"/>
+            </w:pPr>
+            <w:r/>
+            <w:r>
+              <w:rPr>
+                <w:rFonts w:ascii="Calibri" w:hAnsi="Calibri"/>
+                <w:color w:val="222830"/>
+                <w:sz w:val="18"/>
+              </w:rPr>
+              <w:t>11</w:t>
+            </w:r>
+          </w:p>
+        </w:tc>
+        <w:tc>
+          <w:tcPr>
+            <w:tcW w:type="dxa" w:w="2268"/>
+            <w:shd w:val="clear" w:fill="EDF2F8"/>
+          </w:tcPr>
+          <w:p>
+            <w:pPr>
+              <w:spacing w:before="40" w:after="40"/>
+            </w:pPr>
+            <w:r/>
+            <w:r>
+              <w:rPr>
+                <w:rFonts w:ascii="Calibri" w:hAnsi="Calibri"/>
+                <w:color w:val="222830"/>
+                <w:sz w:val="18"/>
+              </w:rPr>
+              <w:t>+4</w:t>
             </w:r>
           </w:p>
         </w:tc>
@@ -4683,7 +5645,7 @@
                 <w:color w:val="33404F"/>
                 <w:sz w:val="21"/>
               </w:rPr>
-              <w:t>Las cuatro primeras filas crecen porque el instrumental registra más. Las cuatro últimas no se mueven, y esa es precisamente la prueba de que la diferencia procede de la corrección del instrumental y no de un cambio en el volumen de evidencia ni en el catálogo de amenazas.</w:t>
+              <w:t>Las cuatro primeras filas crecen porque el instrumental registra más. Las cuatro siguientes no se mueven, y esa es precisamente la prueba de que la diferencia procede de la corrección del instrumental y no de un cambio en el volumen de evidencia ni en el catálogo de amenazas. Las dos últimas miden el propio ciclo de mejora: el registro pasó de siete a catorce lecciones, y cuatro de ellas cerraron con su corrección aplicada en la segunda vuelta.</w:t>
             </w:r>
           </w:p>
         </w:tc>
@@ -4732,7 +5694,7 @@
       <w:r>
         <w:drawing>
           <wp:inline xmlns:a="http://schemas.openxmlformats.org/drawingml/2006/main" xmlns:pic="http://schemas.openxmlformats.org/drawingml/2006/picture">
-            <wp:extent cx="5760000" cy="1298400"/>
+            <wp:extent cx="5760000" cy="1299231"/>
             <wp:docPr id="7" name="Picture 7"/>
             <wp:cNvGraphicFramePr>
               <a:graphicFrameLocks noChangeAspect="1"/>
@@ -4753,7 +5715,7 @@
                   <pic:spPr>
                     <a:xfrm>
                       <a:off x="0" y="0"/>
-                      <a:ext cx="5760000" cy="1298400"/>
+                      <a:ext cx="5760000" cy="1299231"/>
                     </a:xfrm>
                     <a:prstGeom prst="rect"/>
                   </pic:spPr>
@@ -5523,7 +6485,7 @@
       <w:r>
         <w:drawing>
           <wp:inline xmlns:a="http://schemas.openxmlformats.org/drawingml/2006/main" xmlns:pic="http://schemas.openxmlformats.org/drawingml/2006/picture">
-            <wp:extent cx="5760000" cy="1276800"/>
+            <wp:extent cx="5760000" cy="1276154"/>
             <wp:docPr id="8" name="Picture 8"/>
             <wp:cNvGraphicFramePr>
               <a:graphicFrameLocks noChangeAspect="1"/>
@@ -5544,7 +6506,7 @@
                   <pic:spPr>
                     <a:xfrm>
                       <a:off x="0" y="0"/>
-                      <a:ext cx="5760000" cy="1276800"/>
+                      <a:ext cx="5760000" cy="1276154"/>
                     </a:xfrm>
                     <a:prstGeom prst="rect"/>
                   </pic:spPr>
@@ -5678,7 +6640,7 @@
       <w:r>
         <w:drawing>
           <wp:inline xmlns:a="http://schemas.openxmlformats.org/drawingml/2006/main" xmlns:pic="http://schemas.openxmlformats.org/drawingml/2006/picture">
-            <wp:extent cx="5760000" cy="1653600"/>
+            <wp:extent cx="5760000" cy="1652308"/>
             <wp:docPr id="9" name="Picture 9"/>
             <wp:cNvGraphicFramePr>
               <a:graphicFrameLocks noChangeAspect="1"/>
@@ -5699,7 +6661,7 @@
                   <pic:spPr>
                     <a:xfrm>
                       <a:off x="0" y="0"/>
-                      <a:ext cx="5760000" cy="1653600"/>
+                      <a:ext cx="5760000" cy="1652308"/>
                     </a:xfrm>
                     <a:prstGeom prst="rect"/>
                   </pic:spPr>
@@ -5822,7 +6784,7 @@
           <w:color w:val="222830"/>
           <w:sz w:val="24"/>
         </w:rPr>
-        <w:t>El inventario del señuelo comprende diecisiete técnicas distribuidas en ocho tácticas. Diez las activa algún escenario de la campaña y todas diez reciben fuente de detección en la medición final.</w:t>
+        <w:t>El inventario del señuelo comprende diecisiete técnicas distribuidas en ocho tácticas. Diez las activa algún escenario de la campaña y todas diez reciben fuente de detección en la medición final. Las otras siete se declaran en el inventario sin que ningún escenario las ejerza, y la tabla las separa de las diez para que ambos conjuntos no se confundan.</w:t>
       </w:r>
     </w:p>
     <w:p>
@@ -5833,7 +6795,7 @@
       <w:r>
         <w:drawing>
           <wp:inline xmlns:a="http://schemas.openxmlformats.org/drawingml/2006/main" xmlns:pic="http://schemas.openxmlformats.org/drawingml/2006/picture">
-            <wp:extent cx="5760000" cy="3326400"/>
+            <wp:extent cx="5760000" cy="3327693"/>
             <wp:docPr id="10" name="Picture 10"/>
             <wp:cNvGraphicFramePr>
               <a:graphicFrameLocks noChangeAspect="1"/>
@@ -5854,7 +6816,7 @@
                   <pic:spPr>
                     <a:xfrm>
                       <a:off x="0" y="0"/>
-                      <a:ext cx="5760000" cy="3326400"/>
+                      <a:ext cx="5760000" cy="3327693"/>
                     </a:xfrm>
                     <a:prstGeom prst="rect"/>
                   </pic:spPr>
@@ -6013,6 +6975,1364 @@
           </w:p>
         </w:tc>
       </w:tr>
+      <w:tr>
+        <w:tc>
+          <w:tcPr>
+            <w:tcW w:type="dxa" w:w="1361"/>
+          </w:tcPr>
+          <w:p>
+            <w:pPr>
+              <w:spacing w:before="40" w:after="40"/>
+            </w:pPr>
+            <w:r/>
+            <w:r>
+              <w:rPr>
+                <w:rFonts w:ascii="Calibri" w:hAnsi="Calibri"/>
+                <w:color w:val="222830"/>
+                <w:sz w:val="18"/>
+              </w:rPr>
+              <w:t>T1048.003</w:t>
+            </w:r>
+          </w:p>
+        </w:tc>
+        <w:tc>
+          <w:tcPr>
+            <w:tcW w:type="dxa" w:w="2041"/>
+          </w:tcPr>
+          <w:p>
+            <w:pPr>
+              <w:spacing w:before="40" w:after="40"/>
+            </w:pPr>
+            <w:r/>
+            <w:r>
+              <w:rPr>
+                <w:rFonts w:ascii="Calibri" w:hAnsi="Calibri"/>
+                <w:color w:val="222830"/>
+                <w:sz w:val="18"/>
+              </w:rPr>
+              <w:t>Exfiltration</w:t>
+            </w:r>
+          </w:p>
+        </w:tc>
+        <w:tc>
+          <w:tcPr>
+            <w:tcW w:type="dxa" w:w="1020"/>
+          </w:tcPr>
+          <w:p>
+            <w:pPr>
+              <w:spacing w:before="40" w:after="40"/>
+            </w:pPr>
+            <w:r/>
+            <w:r>
+              <w:rPr>
+                <w:rFonts w:ascii="Calibri" w:hAnsi="Calibri"/>
+                <w:color w:val="222830"/>
+                <w:sz w:val="18"/>
+              </w:rPr>
+              <w:t>S10</w:t>
+            </w:r>
+          </w:p>
+        </w:tc>
+        <w:tc>
+          <w:tcPr>
+            <w:tcW w:type="dxa" w:w="4649"/>
+          </w:tcPr>
+          <w:p>
+            <w:pPr>
+              <w:spacing w:before="40" w:after="40"/>
+            </w:pPr>
+            <w:r/>
+            <w:r>
+              <w:rPr>
+                <w:rFonts w:ascii="Calibri" w:hAnsi="Calibri"/>
+                <w:color w:val="222830"/>
+                <w:sz w:val="18"/>
+              </w:rPr>
+              <w:t>Sensor de red</w:t>
+            </w:r>
+          </w:p>
+        </w:tc>
+      </w:tr>
+      <w:tr>
+        <w:tc>
+          <w:tcPr>
+            <w:tcW w:type="dxa" w:w="1361"/>
+            <w:shd w:val="clear" w:fill="EDF2F8"/>
+          </w:tcPr>
+          <w:p>
+            <w:pPr>
+              <w:spacing w:before="40" w:after="40"/>
+            </w:pPr>
+            <w:r/>
+            <w:r>
+              <w:rPr>
+                <w:rFonts w:ascii="Calibri" w:hAnsi="Calibri"/>
+                <w:color w:val="222830"/>
+                <w:sz w:val="18"/>
+              </w:rPr>
+              <w:t>T1059</w:t>
+            </w:r>
+          </w:p>
+        </w:tc>
+        <w:tc>
+          <w:tcPr>
+            <w:tcW w:type="dxa" w:w="2041"/>
+            <w:shd w:val="clear" w:fill="EDF2F8"/>
+          </w:tcPr>
+          <w:p>
+            <w:pPr>
+              <w:spacing w:before="40" w:after="40"/>
+            </w:pPr>
+            <w:r/>
+            <w:r>
+              <w:rPr>
+                <w:rFonts w:ascii="Calibri" w:hAnsi="Calibri"/>
+                <w:color w:val="222830"/>
+                <w:sz w:val="18"/>
+              </w:rPr>
+              <w:t>Execution</w:t>
+            </w:r>
+          </w:p>
+        </w:tc>
+        <w:tc>
+          <w:tcPr>
+            <w:tcW w:type="dxa" w:w="1020"/>
+            <w:shd w:val="clear" w:fill="EDF2F8"/>
+          </w:tcPr>
+          <w:p>
+            <w:pPr>
+              <w:spacing w:before="40" w:after="40"/>
+            </w:pPr>
+            <w:r/>
+            <w:r>
+              <w:rPr>
+                <w:rFonts w:ascii="Calibri" w:hAnsi="Calibri"/>
+                <w:color w:val="222830"/>
+                <w:sz w:val="18"/>
+              </w:rPr>
+              <w:t>—</w:t>
+            </w:r>
+          </w:p>
+        </w:tc>
+        <w:tc>
+          <w:tcPr>
+            <w:tcW w:type="dxa" w:w="4649"/>
+            <w:shd w:val="clear" w:fill="EDF2F8"/>
+          </w:tcPr>
+          <w:p>
+            <w:pPr>
+              <w:spacing w:before="40" w:after="40"/>
+            </w:pPr>
+            <w:r/>
+            <w:r>
+              <w:rPr>
+                <w:rFonts w:ascii="Calibri" w:hAnsi="Calibri"/>
+                <w:color w:val="222830"/>
+                <w:sz w:val="18"/>
+              </w:rPr>
+              <w:t>En el inventario, ningún escenario la activa</w:t>
+            </w:r>
+          </w:p>
+        </w:tc>
+      </w:tr>
+      <w:tr>
+        <w:tc>
+          <w:tcPr>
+            <w:tcW w:type="dxa" w:w="1361"/>
+          </w:tcPr>
+          <w:p>
+            <w:pPr>
+              <w:spacing w:before="40" w:after="40"/>
+            </w:pPr>
+            <w:r/>
+            <w:r>
+              <w:rPr>
+                <w:rFonts w:ascii="Calibri" w:hAnsi="Calibri"/>
+                <w:color w:val="222830"/>
+                <w:sz w:val="18"/>
+              </w:rPr>
+              <w:t>T1059.004</w:t>
+            </w:r>
+          </w:p>
+        </w:tc>
+        <w:tc>
+          <w:tcPr>
+            <w:tcW w:type="dxa" w:w="2041"/>
+          </w:tcPr>
+          <w:p>
+            <w:pPr>
+              <w:spacing w:before="40" w:after="40"/>
+            </w:pPr>
+            <w:r/>
+            <w:r>
+              <w:rPr>
+                <w:rFonts w:ascii="Calibri" w:hAnsi="Calibri"/>
+                <w:color w:val="222830"/>
+                <w:sz w:val="18"/>
+              </w:rPr>
+              <w:t>Execution</w:t>
+            </w:r>
+          </w:p>
+        </w:tc>
+        <w:tc>
+          <w:tcPr>
+            <w:tcW w:type="dxa" w:w="1020"/>
+          </w:tcPr>
+          <w:p>
+            <w:pPr>
+              <w:spacing w:before="40" w:after="40"/>
+            </w:pPr>
+            <w:r/>
+            <w:r>
+              <w:rPr>
+                <w:rFonts w:ascii="Calibri" w:hAnsi="Calibri"/>
+                <w:color w:val="222830"/>
+                <w:sz w:val="18"/>
+              </w:rPr>
+              <w:t>S09</w:t>
+            </w:r>
+          </w:p>
+        </w:tc>
+        <w:tc>
+          <w:tcPr>
+            <w:tcW w:type="dxa" w:w="4649"/>
+          </w:tcPr>
+          <w:p>
+            <w:pPr>
+              <w:spacing w:before="40" w:after="40"/>
+            </w:pPr>
+            <w:r/>
+            <w:r>
+              <w:rPr>
+                <w:rFonts w:ascii="Calibri" w:hAnsi="Calibri"/>
+                <w:color w:val="222830"/>
+                <w:sz w:val="18"/>
+              </w:rPr>
+              <w:t>Emulador de acceso remoto</w:t>
+            </w:r>
+          </w:p>
+        </w:tc>
+      </w:tr>
+      <w:tr>
+        <w:tc>
+          <w:tcPr>
+            <w:tcW w:type="dxa" w:w="1361"/>
+            <w:shd w:val="clear" w:fill="EDF2F8"/>
+          </w:tcPr>
+          <w:p>
+            <w:pPr>
+              <w:spacing w:before="40" w:after="40"/>
+            </w:pPr>
+            <w:r/>
+            <w:r>
+              <w:rPr>
+                <w:rFonts w:ascii="Calibri" w:hAnsi="Calibri"/>
+                <w:color w:val="222830"/>
+                <w:sz w:val="18"/>
+              </w:rPr>
+              <w:t>T1059.006</w:t>
+            </w:r>
+          </w:p>
+        </w:tc>
+        <w:tc>
+          <w:tcPr>
+            <w:tcW w:type="dxa" w:w="2041"/>
+            <w:shd w:val="clear" w:fill="EDF2F8"/>
+          </w:tcPr>
+          <w:p>
+            <w:pPr>
+              <w:spacing w:before="40" w:after="40"/>
+            </w:pPr>
+            <w:r/>
+            <w:r>
+              <w:rPr>
+                <w:rFonts w:ascii="Calibri" w:hAnsi="Calibri"/>
+                <w:color w:val="222830"/>
+                <w:sz w:val="18"/>
+              </w:rPr>
+              <w:t>Execution</w:t>
+            </w:r>
+          </w:p>
+        </w:tc>
+        <w:tc>
+          <w:tcPr>
+            <w:tcW w:type="dxa" w:w="1020"/>
+            <w:shd w:val="clear" w:fill="EDF2F8"/>
+          </w:tcPr>
+          <w:p>
+            <w:pPr>
+              <w:spacing w:before="40" w:after="40"/>
+            </w:pPr>
+            <w:r/>
+            <w:r>
+              <w:rPr>
+                <w:rFonts w:ascii="Calibri" w:hAnsi="Calibri"/>
+                <w:color w:val="222830"/>
+                <w:sz w:val="18"/>
+              </w:rPr>
+              <w:t>—</w:t>
+            </w:r>
+          </w:p>
+        </w:tc>
+        <w:tc>
+          <w:tcPr>
+            <w:tcW w:type="dxa" w:w="4649"/>
+            <w:shd w:val="clear" w:fill="EDF2F8"/>
+          </w:tcPr>
+          <w:p>
+            <w:pPr>
+              <w:spacing w:before="40" w:after="40"/>
+            </w:pPr>
+            <w:r/>
+            <w:r>
+              <w:rPr>
+                <w:rFonts w:ascii="Calibri" w:hAnsi="Calibri"/>
+                <w:color w:val="222830"/>
+                <w:sz w:val="18"/>
+              </w:rPr>
+              <w:t>En el inventario, ningún escenario la activa</w:t>
+            </w:r>
+          </w:p>
+        </w:tc>
+      </w:tr>
+      <w:tr>
+        <w:tc>
+          <w:tcPr>
+            <w:tcW w:type="dxa" w:w="1361"/>
+          </w:tcPr>
+          <w:p>
+            <w:pPr>
+              <w:spacing w:before="40" w:after="40"/>
+            </w:pPr>
+            <w:r/>
+            <w:r>
+              <w:rPr>
+                <w:rFonts w:ascii="Calibri" w:hAnsi="Calibri"/>
+                <w:color w:val="222830"/>
+                <w:sz w:val="18"/>
+              </w:rPr>
+              <w:t>T1059.007</w:t>
+            </w:r>
+          </w:p>
+        </w:tc>
+        <w:tc>
+          <w:tcPr>
+            <w:tcW w:type="dxa" w:w="2041"/>
+          </w:tcPr>
+          <w:p>
+            <w:pPr>
+              <w:spacing w:before="40" w:after="40"/>
+            </w:pPr>
+            <w:r/>
+            <w:r>
+              <w:rPr>
+                <w:rFonts w:ascii="Calibri" w:hAnsi="Calibri"/>
+                <w:color w:val="222830"/>
+                <w:sz w:val="18"/>
+              </w:rPr>
+              <w:t>Execution</w:t>
+            </w:r>
+          </w:p>
+        </w:tc>
+        <w:tc>
+          <w:tcPr>
+            <w:tcW w:type="dxa" w:w="1020"/>
+          </w:tcPr>
+          <w:p>
+            <w:pPr>
+              <w:spacing w:before="40" w:after="40"/>
+            </w:pPr>
+            <w:r/>
+            <w:r>
+              <w:rPr>
+                <w:rFonts w:ascii="Calibri" w:hAnsi="Calibri"/>
+                <w:color w:val="222830"/>
+                <w:sz w:val="18"/>
+              </w:rPr>
+              <w:t>S06</w:t>
+            </w:r>
+          </w:p>
+        </w:tc>
+        <w:tc>
+          <w:tcPr>
+            <w:tcW w:type="dxa" w:w="4649"/>
+          </w:tcPr>
+          <w:p>
+            <w:pPr>
+              <w:spacing w:before="40" w:after="40"/>
+            </w:pPr>
+            <w:r/>
+            <w:r>
+              <w:rPr>
+                <w:rFonts w:ascii="Calibri" w:hAnsi="Calibri"/>
+                <w:color w:val="222830"/>
+                <w:sz w:val="18"/>
+              </w:rPr>
+              <w:t>Portal del señuelo</w:t>
+            </w:r>
+          </w:p>
+        </w:tc>
+      </w:tr>
+      <w:tr>
+        <w:tc>
+          <w:tcPr>
+            <w:tcW w:type="dxa" w:w="1361"/>
+            <w:shd w:val="clear" w:fill="EDF2F8"/>
+          </w:tcPr>
+          <w:p>
+            <w:pPr>
+              <w:spacing w:before="40" w:after="40"/>
+            </w:pPr>
+            <w:r/>
+            <w:r>
+              <w:rPr>
+                <w:rFonts w:ascii="Calibri" w:hAnsi="Calibri"/>
+                <w:color w:val="222830"/>
+                <w:sz w:val="18"/>
+              </w:rPr>
+              <w:t>T1078</w:t>
+            </w:r>
+          </w:p>
+        </w:tc>
+        <w:tc>
+          <w:tcPr>
+            <w:tcW w:type="dxa" w:w="2041"/>
+            <w:shd w:val="clear" w:fill="EDF2F8"/>
+          </w:tcPr>
+          <w:p>
+            <w:pPr>
+              <w:spacing w:before="40" w:after="40"/>
+            </w:pPr>
+            <w:r/>
+            <w:r>
+              <w:rPr>
+                <w:rFonts w:ascii="Calibri" w:hAnsi="Calibri"/>
+                <w:color w:val="222830"/>
+                <w:sz w:val="18"/>
+              </w:rPr>
+              <w:t>Initial Access</w:t>
+            </w:r>
+          </w:p>
+        </w:tc>
+        <w:tc>
+          <w:tcPr>
+            <w:tcW w:type="dxa" w:w="1020"/>
+            <w:shd w:val="clear" w:fill="EDF2F8"/>
+          </w:tcPr>
+          <w:p>
+            <w:pPr>
+              <w:spacing w:before="40" w:after="40"/>
+            </w:pPr>
+            <w:r/>
+            <w:r>
+              <w:rPr>
+                <w:rFonts w:ascii="Calibri" w:hAnsi="Calibri"/>
+                <w:color w:val="222830"/>
+                <w:sz w:val="18"/>
+              </w:rPr>
+              <w:t>S07</w:t>
+            </w:r>
+          </w:p>
+        </w:tc>
+        <w:tc>
+          <w:tcPr>
+            <w:tcW w:type="dxa" w:w="4649"/>
+            <w:shd w:val="clear" w:fill="EDF2F8"/>
+          </w:tcPr>
+          <w:p>
+            <w:pPr>
+              <w:spacing w:before="40" w:after="40"/>
+            </w:pPr>
+            <w:r/>
+            <w:r>
+              <w:rPr>
+                <w:rFonts w:ascii="Calibri" w:hAnsi="Calibri"/>
+                <w:color w:val="222830"/>
+                <w:sz w:val="18"/>
+              </w:rPr>
+              <w:t>Interfaz de servicios del señuelo</w:t>
+            </w:r>
+          </w:p>
+        </w:tc>
+      </w:tr>
+      <w:tr>
+        <w:tc>
+          <w:tcPr>
+            <w:tcW w:type="dxa" w:w="1361"/>
+          </w:tcPr>
+          <w:p>
+            <w:pPr>
+              <w:spacing w:before="40" w:after="40"/>
+            </w:pPr>
+            <w:r/>
+            <w:r>
+              <w:rPr>
+                <w:rFonts w:ascii="Calibri" w:hAnsi="Calibri"/>
+                <w:color w:val="222830"/>
+                <w:sz w:val="18"/>
+              </w:rPr>
+              <w:t>T1078.001</w:t>
+            </w:r>
+          </w:p>
+        </w:tc>
+        <w:tc>
+          <w:tcPr>
+            <w:tcW w:type="dxa" w:w="2041"/>
+          </w:tcPr>
+          <w:p>
+            <w:pPr>
+              <w:spacing w:before="40" w:after="40"/>
+            </w:pPr>
+            <w:r/>
+            <w:r>
+              <w:rPr>
+                <w:rFonts w:ascii="Calibri" w:hAnsi="Calibri"/>
+                <w:color w:val="222830"/>
+                <w:sz w:val="18"/>
+              </w:rPr>
+              <w:t>Initial Access</w:t>
+            </w:r>
+          </w:p>
+        </w:tc>
+        <w:tc>
+          <w:tcPr>
+            <w:tcW w:type="dxa" w:w="1020"/>
+          </w:tcPr>
+          <w:p>
+            <w:pPr>
+              <w:spacing w:before="40" w:after="40"/>
+            </w:pPr>
+            <w:r/>
+            <w:r>
+              <w:rPr>
+                <w:rFonts w:ascii="Calibri" w:hAnsi="Calibri"/>
+                <w:color w:val="222830"/>
+                <w:sz w:val="18"/>
+              </w:rPr>
+              <w:t>—</w:t>
+            </w:r>
+          </w:p>
+        </w:tc>
+        <w:tc>
+          <w:tcPr>
+            <w:tcW w:type="dxa" w:w="4649"/>
+          </w:tcPr>
+          <w:p>
+            <w:pPr>
+              <w:spacing w:before="40" w:after="40"/>
+            </w:pPr>
+            <w:r/>
+            <w:r>
+              <w:rPr>
+                <w:rFonts w:ascii="Calibri" w:hAnsi="Calibri"/>
+                <w:color w:val="222830"/>
+                <w:sz w:val="18"/>
+              </w:rPr>
+              <w:t>En el inventario, ningún escenario la activa</w:t>
+            </w:r>
+          </w:p>
+        </w:tc>
+      </w:tr>
+      <w:tr>
+        <w:tc>
+          <w:tcPr>
+            <w:tcW w:type="dxa" w:w="1361"/>
+            <w:shd w:val="clear" w:fill="EDF2F8"/>
+          </w:tcPr>
+          <w:p>
+            <w:pPr>
+              <w:spacing w:before="40" w:after="40"/>
+            </w:pPr>
+            <w:r/>
+            <w:r>
+              <w:rPr>
+                <w:rFonts w:ascii="Calibri" w:hAnsi="Calibri"/>
+                <w:color w:val="222830"/>
+                <w:sz w:val="18"/>
+              </w:rPr>
+              <w:t>T1083</w:t>
+            </w:r>
+          </w:p>
+        </w:tc>
+        <w:tc>
+          <w:tcPr>
+            <w:tcW w:type="dxa" w:w="2041"/>
+            <w:shd w:val="clear" w:fill="EDF2F8"/>
+          </w:tcPr>
+          <w:p>
+            <w:pPr>
+              <w:spacing w:before="40" w:after="40"/>
+            </w:pPr>
+            <w:r/>
+            <w:r>
+              <w:rPr>
+                <w:rFonts w:ascii="Calibri" w:hAnsi="Calibri"/>
+                <w:color w:val="222830"/>
+                <w:sz w:val="18"/>
+              </w:rPr>
+              <w:t>Discovery</w:t>
+            </w:r>
+          </w:p>
+        </w:tc>
+        <w:tc>
+          <w:tcPr>
+            <w:tcW w:type="dxa" w:w="1020"/>
+            <w:shd w:val="clear" w:fill="EDF2F8"/>
+          </w:tcPr>
+          <w:p>
+            <w:pPr>
+              <w:spacing w:before="40" w:after="40"/>
+            </w:pPr>
+            <w:r/>
+            <w:r>
+              <w:rPr>
+                <w:rFonts w:ascii="Calibri" w:hAnsi="Calibri"/>
+                <w:color w:val="222830"/>
+                <w:sz w:val="18"/>
+              </w:rPr>
+              <w:t>—</w:t>
+            </w:r>
+          </w:p>
+        </w:tc>
+        <w:tc>
+          <w:tcPr>
+            <w:tcW w:type="dxa" w:w="4649"/>
+            <w:shd w:val="clear" w:fill="EDF2F8"/>
+          </w:tcPr>
+          <w:p>
+            <w:pPr>
+              <w:spacing w:before="40" w:after="40"/>
+            </w:pPr>
+            <w:r/>
+            <w:r>
+              <w:rPr>
+                <w:rFonts w:ascii="Calibri" w:hAnsi="Calibri"/>
+                <w:color w:val="222830"/>
+                <w:sz w:val="18"/>
+              </w:rPr>
+              <w:t>En el inventario, ningún escenario la activa</w:t>
+            </w:r>
+          </w:p>
+        </w:tc>
+      </w:tr>
+      <w:tr>
+        <w:tc>
+          <w:tcPr>
+            <w:tcW w:type="dxa" w:w="1361"/>
+          </w:tcPr>
+          <w:p>
+            <w:pPr>
+              <w:spacing w:before="40" w:after="40"/>
+            </w:pPr>
+            <w:r/>
+            <w:r>
+              <w:rPr>
+                <w:rFonts w:ascii="Calibri" w:hAnsi="Calibri"/>
+                <w:color w:val="222830"/>
+                <w:sz w:val="18"/>
+              </w:rPr>
+              <w:t>T1105</w:t>
+            </w:r>
+          </w:p>
+        </w:tc>
+        <w:tc>
+          <w:tcPr>
+            <w:tcW w:type="dxa" w:w="2041"/>
+          </w:tcPr>
+          <w:p>
+            <w:pPr>
+              <w:spacing w:before="40" w:after="40"/>
+            </w:pPr>
+            <w:r/>
+            <w:r>
+              <w:rPr>
+                <w:rFonts w:ascii="Calibri" w:hAnsi="Calibri"/>
+                <w:color w:val="222830"/>
+                <w:sz w:val="18"/>
+              </w:rPr>
+              <w:t>Command and Control</w:t>
+            </w:r>
+          </w:p>
+        </w:tc>
+        <w:tc>
+          <w:tcPr>
+            <w:tcW w:type="dxa" w:w="1020"/>
+          </w:tcPr>
+          <w:p>
+            <w:pPr>
+              <w:spacing w:before="40" w:after="40"/>
+            </w:pPr>
+            <w:r/>
+            <w:r>
+              <w:rPr>
+                <w:rFonts w:ascii="Calibri" w:hAnsi="Calibri"/>
+                <w:color w:val="222830"/>
+                <w:sz w:val="18"/>
+              </w:rPr>
+              <w:t>S08</w:t>
+            </w:r>
+          </w:p>
+        </w:tc>
+        <w:tc>
+          <w:tcPr>
+            <w:tcW w:type="dxa" w:w="4649"/>
+          </w:tcPr>
+          <w:p>
+            <w:pPr>
+              <w:spacing w:before="40" w:after="40"/>
+            </w:pPr>
+            <w:r/>
+            <w:r>
+              <w:rPr>
+                <w:rFonts w:ascii="Calibri" w:hAnsi="Calibri"/>
+                <w:color w:val="222830"/>
+                <w:sz w:val="18"/>
+              </w:rPr>
+              <w:t>Archivo señuelo</w:t>
+            </w:r>
+          </w:p>
+        </w:tc>
+      </w:tr>
+      <w:tr>
+        <w:tc>
+          <w:tcPr>
+            <w:tcW w:type="dxa" w:w="1361"/>
+            <w:shd w:val="clear" w:fill="EDF2F8"/>
+          </w:tcPr>
+          <w:p>
+            <w:pPr>
+              <w:spacing w:before="40" w:after="40"/>
+            </w:pPr>
+            <w:r/>
+            <w:r>
+              <w:rPr>
+                <w:rFonts w:ascii="Calibri" w:hAnsi="Calibri"/>
+                <w:color w:val="222830"/>
+                <w:sz w:val="18"/>
+              </w:rPr>
+              <w:t>T1110.001</w:t>
+            </w:r>
+          </w:p>
+        </w:tc>
+        <w:tc>
+          <w:tcPr>
+            <w:tcW w:type="dxa" w:w="2041"/>
+            <w:shd w:val="clear" w:fill="EDF2F8"/>
+          </w:tcPr>
+          <w:p>
+            <w:pPr>
+              <w:spacing w:before="40" w:after="40"/>
+            </w:pPr>
+            <w:r/>
+            <w:r>
+              <w:rPr>
+                <w:rFonts w:ascii="Calibri" w:hAnsi="Calibri"/>
+                <w:color w:val="222830"/>
+                <w:sz w:val="18"/>
+              </w:rPr>
+              <w:t>Credential Access</w:t>
+            </w:r>
+          </w:p>
+        </w:tc>
+        <w:tc>
+          <w:tcPr>
+            <w:tcW w:type="dxa" w:w="1020"/>
+            <w:shd w:val="clear" w:fill="EDF2F8"/>
+          </w:tcPr>
+          <w:p>
+            <w:pPr>
+              <w:spacing w:before="40" w:after="40"/>
+            </w:pPr>
+            <w:r/>
+            <w:r>
+              <w:rPr>
+                <w:rFonts w:ascii="Calibri" w:hAnsi="Calibri"/>
+                <w:color w:val="222830"/>
+                <w:sz w:val="18"/>
+              </w:rPr>
+              <w:t>S03</w:t>
+            </w:r>
+          </w:p>
+        </w:tc>
+        <w:tc>
+          <w:tcPr>
+            <w:tcW w:type="dxa" w:w="4649"/>
+            <w:shd w:val="clear" w:fill="EDF2F8"/>
+          </w:tcPr>
+          <w:p>
+            <w:pPr>
+              <w:spacing w:before="40" w:after="40"/>
+            </w:pPr>
+            <w:r/>
+            <w:r>
+              <w:rPr>
+                <w:rFonts w:ascii="Calibri" w:hAnsi="Calibri"/>
+                <w:color w:val="222830"/>
+                <w:sz w:val="18"/>
+              </w:rPr>
+              <w:t>Emulador de acceso remoto</w:t>
+            </w:r>
+          </w:p>
+        </w:tc>
+      </w:tr>
+      <w:tr>
+        <w:tc>
+          <w:tcPr>
+            <w:tcW w:type="dxa" w:w="1361"/>
+          </w:tcPr>
+          <w:p>
+            <w:pPr>
+              <w:spacing w:before="40" w:after="40"/>
+            </w:pPr>
+            <w:r/>
+            <w:r>
+              <w:rPr>
+                <w:rFonts w:ascii="Calibri" w:hAnsi="Calibri"/>
+                <w:color w:val="222830"/>
+                <w:sz w:val="18"/>
+              </w:rPr>
+              <w:t>T1110.004</w:t>
+            </w:r>
+          </w:p>
+        </w:tc>
+        <w:tc>
+          <w:tcPr>
+            <w:tcW w:type="dxa" w:w="2041"/>
+          </w:tcPr>
+          <w:p>
+            <w:pPr>
+              <w:spacing w:before="40" w:after="40"/>
+            </w:pPr>
+            <w:r/>
+            <w:r>
+              <w:rPr>
+                <w:rFonts w:ascii="Calibri" w:hAnsi="Calibri"/>
+                <w:color w:val="222830"/>
+                <w:sz w:val="18"/>
+              </w:rPr>
+              <w:t>Credential Access</w:t>
+            </w:r>
+          </w:p>
+        </w:tc>
+        <w:tc>
+          <w:tcPr>
+            <w:tcW w:type="dxa" w:w="1020"/>
+          </w:tcPr>
+          <w:p>
+            <w:pPr>
+              <w:spacing w:before="40" w:after="40"/>
+            </w:pPr>
+            <w:r/>
+            <w:r>
+              <w:rPr>
+                <w:rFonts w:ascii="Calibri" w:hAnsi="Calibri"/>
+                <w:color w:val="222830"/>
+                <w:sz w:val="18"/>
+              </w:rPr>
+              <w:t>S05</w:t>
+            </w:r>
+          </w:p>
+        </w:tc>
+        <w:tc>
+          <w:tcPr>
+            <w:tcW w:type="dxa" w:w="4649"/>
+          </w:tcPr>
+          <w:p>
+            <w:pPr>
+              <w:spacing w:before="40" w:after="40"/>
+            </w:pPr>
+            <w:r/>
+            <w:r>
+              <w:rPr>
+                <w:rFonts w:ascii="Calibri" w:hAnsi="Calibri"/>
+                <w:color w:val="222830"/>
+                <w:sz w:val="18"/>
+              </w:rPr>
+              <w:t>Interfaz de servicios del señuelo</w:t>
+            </w:r>
+          </w:p>
+        </w:tc>
+      </w:tr>
+      <w:tr>
+        <w:tc>
+          <w:tcPr>
+            <w:tcW w:type="dxa" w:w="1361"/>
+            <w:shd w:val="clear" w:fill="EDF2F8"/>
+          </w:tcPr>
+          <w:p>
+            <w:pPr>
+              <w:spacing w:before="40" w:after="40"/>
+            </w:pPr>
+            <w:r/>
+            <w:r>
+              <w:rPr>
+                <w:rFonts w:ascii="Calibri" w:hAnsi="Calibri"/>
+                <w:color w:val="222830"/>
+                <w:sz w:val="18"/>
+              </w:rPr>
+              <w:t>T1190</w:t>
+            </w:r>
+          </w:p>
+        </w:tc>
+        <w:tc>
+          <w:tcPr>
+            <w:tcW w:type="dxa" w:w="2041"/>
+            <w:shd w:val="clear" w:fill="EDF2F8"/>
+          </w:tcPr>
+          <w:p>
+            <w:pPr>
+              <w:spacing w:before="40" w:after="40"/>
+            </w:pPr>
+            <w:r/>
+            <w:r>
+              <w:rPr>
+                <w:rFonts w:ascii="Calibri" w:hAnsi="Calibri"/>
+                <w:color w:val="222830"/>
+                <w:sz w:val="18"/>
+              </w:rPr>
+              <w:t>Initial Access</w:t>
+            </w:r>
+          </w:p>
+        </w:tc>
+        <w:tc>
+          <w:tcPr>
+            <w:tcW w:type="dxa" w:w="1020"/>
+            <w:shd w:val="clear" w:fill="EDF2F8"/>
+          </w:tcPr>
+          <w:p>
+            <w:pPr>
+              <w:spacing w:before="40" w:after="40"/>
+            </w:pPr>
+            <w:r/>
+            <w:r>
+              <w:rPr>
+                <w:rFonts w:ascii="Calibri" w:hAnsi="Calibri"/>
+                <w:color w:val="222830"/>
+                <w:sz w:val="18"/>
+              </w:rPr>
+              <w:t>S04</w:t>
+            </w:r>
+          </w:p>
+        </w:tc>
+        <w:tc>
+          <w:tcPr>
+            <w:tcW w:type="dxa" w:w="4649"/>
+            <w:shd w:val="clear" w:fill="EDF2F8"/>
+          </w:tcPr>
+          <w:p>
+            <w:pPr>
+              <w:spacing w:before="40" w:after="40"/>
+            </w:pPr>
+            <w:r/>
+            <w:r>
+              <w:rPr>
+                <w:rFonts w:ascii="Calibri" w:hAnsi="Calibri"/>
+                <w:color w:val="222830"/>
+                <w:sz w:val="18"/>
+              </w:rPr>
+              <w:t>Portal del señuelo</w:t>
+            </w:r>
+          </w:p>
+        </w:tc>
+      </w:tr>
+      <w:tr>
+        <w:tc>
+          <w:tcPr>
+            <w:tcW w:type="dxa" w:w="1361"/>
+          </w:tcPr>
+          <w:p>
+            <w:pPr>
+              <w:spacing w:before="40" w:after="40"/>
+            </w:pPr>
+            <w:r/>
+            <w:r>
+              <w:rPr>
+                <w:rFonts w:ascii="Calibri" w:hAnsi="Calibri"/>
+                <w:color w:val="222830"/>
+                <w:sz w:val="18"/>
+              </w:rPr>
+              <w:t>T1213</w:t>
+            </w:r>
+          </w:p>
+        </w:tc>
+        <w:tc>
+          <w:tcPr>
+            <w:tcW w:type="dxa" w:w="2041"/>
+          </w:tcPr>
+          <w:p>
+            <w:pPr>
+              <w:spacing w:before="40" w:after="40"/>
+            </w:pPr>
+            <w:r/>
+            <w:r>
+              <w:rPr>
+                <w:rFonts w:ascii="Calibri" w:hAnsi="Calibri"/>
+                <w:color w:val="222830"/>
+                <w:sz w:val="18"/>
+              </w:rPr>
+              <w:t>Collection</w:t>
+            </w:r>
+          </w:p>
+        </w:tc>
+        <w:tc>
+          <w:tcPr>
+            <w:tcW w:type="dxa" w:w="1020"/>
+          </w:tcPr>
+          <w:p>
+            <w:pPr>
+              <w:spacing w:before="40" w:after="40"/>
+            </w:pPr>
+            <w:r/>
+            <w:r>
+              <w:rPr>
+                <w:rFonts w:ascii="Calibri" w:hAnsi="Calibri"/>
+                <w:color w:val="222830"/>
+                <w:sz w:val="18"/>
+              </w:rPr>
+              <w:t>—</w:t>
+            </w:r>
+          </w:p>
+        </w:tc>
+        <w:tc>
+          <w:tcPr>
+            <w:tcW w:type="dxa" w:w="4649"/>
+          </w:tcPr>
+          <w:p>
+            <w:pPr>
+              <w:spacing w:before="40" w:after="40"/>
+            </w:pPr>
+            <w:r/>
+            <w:r>
+              <w:rPr>
+                <w:rFonts w:ascii="Calibri" w:hAnsi="Calibri"/>
+                <w:color w:val="222830"/>
+                <w:sz w:val="18"/>
+              </w:rPr>
+              <w:t>En el inventario, ningún escenario la activa</w:t>
+            </w:r>
+          </w:p>
+        </w:tc>
+      </w:tr>
+      <w:tr>
+        <w:tc>
+          <w:tcPr>
+            <w:tcW w:type="dxa" w:w="1361"/>
+            <w:shd w:val="clear" w:fill="EDF2F8"/>
+          </w:tcPr>
+          <w:p>
+            <w:pPr>
+              <w:spacing w:before="40" w:after="40"/>
+            </w:pPr>
+            <w:r/>
+            <w:r>
+              <w:rPr>
+                <w:rFonts w:ascii="Calibri" w:hAnsi="Calibri"/>
+                <w:color w:val="222830"/>
+                <w:sz w:val="18"/>
+              </w:rPr>
+              <w:t>T1530</w:t>
+            </w:r>
+          </w:p>
+        </w:tc>
+        <w:tc>
+          <w:tcPr>
+            <w:tcW w:type="dxa" w:w="2041"/>
+            <w:shd w:val="clear" w:fill="EDF2F8"/>
+          </w:tcPr>
+          <w:p>
+            <w:pPr>
+              <w:spacing w:before="40" w:after="40"/>
+            </w:pPr>
+            <w:r/>
+            <w:r>
+              <w:rPr>
+                <w:rFonts w:ascii="Calibri" w:hAnsi="Calibri"/>
+                <w:color w:val="222830"/>
+                <w:sz w:val="18"/>
+              </w:rPr>
+              <w:t>Collection</w:t>
+            </w:r>
+          </w:p>
+        </w:tc>
+        <w:tc>
+          <w:tcPr>
+            <w:tcW w:type="dxa" w:w="1020"/>
+            <w:shd w:val="clear" w:fill="EDF2F8"/>
+          </w:tcPr>
+          <w:p>
+            <w:pPr>
+              <w:spacing w:before="40" w:after="40"/>
+            </w:pPr>
+            <w:r/>
+            <w:r>
+              <w:rPr>
+                <w:rFonts w:ascii="Calibri" w:hAnsi="Calibri"/>
+                <w:color w:val="222830"/>
+                <w:sz w:val="18"/>
+              </w:rPr>
+              <w:t>—</w:t>
+            </w:r>
+          </w:p>
+        </w:tc>
+        <w:tc>
+          <w:tcPr>
+            <w:tcW w:type="dxa" w:w="4649"/>
+            <w:shd w:val="clear" w:fill="EDF2F8"/>
+          </w:tcPr>
+          <w:p>
+            <w:pPr>
+              <w:spacing w:before="40" w:after="40"/>
+            </w:pPr>
+            <w:r/>
+            <w:r>
+              <w:rPr>
+                <w:rFonts w:ascii="Calibri" w:hAnsi="Calibri"/>
+                <w:color w:val="222830"/>
+                <w:sz w:val="18"/>
+              </w:rPr>
+              <w:t>En el inventario, ningún escenario la activa</w:t>
+            </w:r>
+          </w:p>
+        </w:tc>
+      </w:tr>
+      <w:tr>
+        <w:tc>
+          <w:tcPr>
+            <w:tcW w:type="dxa" w:w="1361"/>
+          </w:tcPr>
+          <w:p>
+            <w:pPr>
+              <w:spacing w:before="40" w:after="40"/>
+            </w:pPr>
+            <w:r/>
+            <w:r>
+              <w:rPr>
+                <w:rFonts w:ascii="Calibri" w:hAnsi="Calibri"/>
+                <w:color w:val="222830"/>
+                <w:sz w:val="18"/>
+              </w:rPr>
+              <w:t>T1595</w:t>
+            </w:r>
+          </w:p>
+        </w:tc>
+        <w:tc>
+          <w:tcPr>
+            <w:tcW w:type="dxa" w:w="2041"/>
+          </w:tcPr>
+          <w:p>
+            <w:pPr>
+              <w:spacing w:before="40" w:after="40"/>
+            </w:pPr>
+            <w:r/>
+            <w:r>
+              <w:rPr>
+                <w:rFonts w:ascii="Calibri" w:hAnsi="Calibri"/>
+                <w:color w:val="222830"/>
+                <w:sz w:val="18"/>
+              </w:rPr>
+              <w:t>Reconnaissance</w:t>
+            </w:r>
+          </w:p>
+        </w:tc>
+        <w:tc>
+          <w:tcPr>
+            <w:tcW w:type="dxa" w:w="1020"/>
+          </w:tcPr>
+          <w:p>
+            <w:pPr>
+              <w:spacing w:before="40" w:after="40"/>
+            </w:pPr>
+            <w:r/>
+            <w:r>
+              <w:rPr>
+                <w:rFonts w:ascii="Calibri" w:hAnsi="Calibri"/>
+                <w:color w:val="222830"/>
+                <w:sz w:val="18"/>
+              </w:rPr>
+              <w:t>S01</w:t>
+            </w:r>
+          </w:p>
+        </w:tc>
+        <w:tc>
+          <w:tcPr>
+            <w:tcW w:type="dxa" w:w="4649"/>
+          </w:tcPr>
+          <w:p>
+            <w:pPr>
+              <w:spacing w:before="40" w:after="40"/>
+            </w:pPr>
+            <w:r/>
+            <w:r>
+              <w:rPr>
+                <w:rFonts w:ascii="Calibri" w:hAnsi="Calibri"/>
+                <w:color w:val="222830"/>
+                <w:sz w:val="18"/>
+              </w:rPr>
+              <w:t>Interfaz de servicios del atacante</w:t>
+            </w:r>
+          </w:p>
+        </w:tc>
+      </w:tr>
+      <w:tr>
+        <w:tc>
+          <w:tcPr>
+            <w:tcW w:type="dxa" w:w="1361"/>
+            <w:shd w:val="clear" w:fill="EDF2F8"/>
+          </w:tcPr>
+          <w:p>
+            <w:pPr>
+              <w:spacing w:before="40" w:after="40"/>
+            </w:pPr>
+            <w:r/>
+            <w:r>
+              <w:rPr>
+                <w:rFonts w:ascii="Calibri" w:hAnsi="Calibri"/>
+                <w:color w:val="222830"/>
+                <w:sz w:val="18"/>
+              </w:rPr>
+              <w:t>T1595.002</w:t>
+            </w:r>
+          </w:p>
+        </w:tc>
+        <w:tc>
+          <w:tcPr>
+            <w:tcW w:type="dxa" w:w="2041"/>
+            <w:shd w:val="clear" w:fill="EDF2F8"/>
+          </w:tcPr>
+          <w:p>
+            <w:pPr>
+              <w:spacing w:before="40" w:after="40"/>
+            </w:pPr>
+            <w:r/>
+            <w:r>
+              <w:rPr>
+                <w:rFonts w:ascii="Calibri" w:hAnsi="Calibri"/>
+                <w:color w:val="222830"/>
+                <w:sz w:val="18"/>
+              </w:rPr>
+              <w:t>Reconnaissance</w:t>
+            </w:r>
+          </w:p>
+        </w:tc>
+        <w:tc>
+          <w:tcPr>
+            <w:tcW w:type="dxa" w:w="1020"/>
+            <w:shd w:val="clear" w:fill="EDF2F8"/>
+          </w:tcPr>
+          <w:p>
+            <w:pPr>
+              <w:spacing w:before="40" w:after="40"/>
+            </w:pPr>
+            <w:r/>
+            <w:r>
+              <w:rPr>
+                <w:rFonts w:ascii="Calibri" w:hAnsi="Calibri"/>
+                <w:color w:val="222830"/>
+                <w:sz w:val="18"/>
+              </w:rPr>
+              <w:t>S02</w:t>
+            </w:r>
+          </w:p>
+        </w:tc>
+        <w:tc>
+          <w:tcPr>
+            <w:tcW w:type="dxa" w:w="4649"/>
+            <w:shd w:val="clear" w:fill="EDF2F8"/>
+          </w:tcPr>
+          <w:p>
+            <w:pPr>
+              <w:spacing w:before="40" w:after="40"/>
+            </w:pPr>
+            <w:r/>
+            <w:r>
+              <w:rPr>
+                <w:rFonts w:ascii="Calibri" w:hAnsi="Calibri"/>
+                <w:color w:val="222830"/>
+                <w:sz w:val="18"/>
+              </w:rPr>
+              <w:t>Portal del señuelo</w:t>
+            </w:r>
+          </w:p>
+        </w:tc>
+      </w:tr>
+      <w:tr>
+        <w:tc>
+          <w:tcPr>
+            <w:tcW w:type="dxa" w:w="1361"/>
+          </w:tcPr>
+          <w:p>
+            <w:pPr>
+              <w:spacing w:before="40" w:after="40"/>
+            </w:pPr>
+            <w:r/>
+            <w:r>
+              <w:rPr>
+                <w:rFonts w:ascii="Calibri" w:hAnsi="Calibri"/>
+                <w:color w:val="222830"/>
+                <w:sz w:val="18"/>
+              </w:rPr>
+              <w:t>T1595.003</w:t>
+            </w:r>
+          </w:p>
+        </w:tc>
+        <w:tc>
+          <w:tcPr>
+            <w:tcW w:type="dxa" w:w="2041"/>
+          </w:tcPr>
+          <w:p>
+            <w:pPr>
+              <w:spacing w:before="40" w:after="40"/>
+            </w:pPr>
+            <w:r/>
+            <w:r>
+              <w:rPr>
+                <w:rFonts w:ascii="Calibri" w:hAnsi="Calibri"/>
+                <w:color w:val="222830"/>
+                <w:sz w:val="18"/>
+              </w:rPr>
+              <w:t>Reconnaissance</w:t>
+            </w:r>
+          </w:p>
+        </w:tc>
+        <w:tc>
+          <w:tcPr>
+            <w:tcW w:type="dxa" w:w="1020"/>
+          </w:tcPr>
+          <w:p>
+            <w:pPr>
+              <w:spacing w:before="40" w:after="40"/>
+            </w:pPr>
+            <w:r/>
+            <w:r>
+              <w:rPr>
+                <w:rFonts w:ascii="Calibri" w:hAnsi="Calibri"/>
+                <w:color w:val="222830"/>
+                <w:sz w:val="18"/>
+              </w:rPr>
+              <w:t>—</w:t>
+            </w:r>
+          </w:p>
+        </w:tc>
+        <w:tc>
+          <w:tcPr>
+            <w:tcW w:type="dxa" w:w="4649"/>
+          </w:tcPr>
+          <w:p>
+            <w:pPr>
+              <w:spacing w:before="40" w:after="40"/>
+            </w:pPr>
+            <w:r/>
+            <w:r>
+              <w:rPr>
+                <w:rFonts w:ascii="Calibri" w:hAnsi="Calibri"/>
+                <w:color w:val="222830"/>
+                <w:sz w:val="18"/>
+              </w:rPr>
+              <w:t>En el inventario, ningún escenario la activa</w:t>
+            </w:r>
+          </w:p>
+        </w:tc>
+      </w:tr>
     </w:tbl>
     <w:p>
       <w:pPr>
@@ -6055,7 +8375,7 @@
                 <w:color w:val="33404F"/>
                 <w:sz w:val="21"/>
               </w:rPr>
-              <w:t>Las siete técnicas que ningún escenario activa permanecen en el inventario del señuelo porque forman parte de su superficie de ataque. Su presencia en el inventario y su ausencia en la medición son dos hechos distintos y el tablero los separa.</w:t>
+              <w:t>El inventario y la campaña cuentan cosas distintas. El inventario declara diecisiete técnicas, que son las que el señuelo ofrece en su superficie, mientras que la campaña ejecuta diez escenarios que activan diez de ellas, una por escenario. Las siete restantes, T1059, T1059.006, T1078.001, T1083, T1213, T1530 y T1595.003, no son faltantes ni descuidos, porque la campaña no las ejerce y no hacen falta para medir el ciclo de detección que se quiere verificar. Por eso no tienen tiempo de detección que mostrar, y la tabla las marca con la indicación de en inventario para que el lector no sume diecisiete mediciones donde solo existen diez.</w:t>
             </w:r>
           </w:p>
         </w:tc>
@@ -6104,7 +8424,7 @@
       <w:r>
         <w:drawing>
           <wp:inline xmlns:a="http://schemas.openxmlformats.org/drawingml/2006/main" xmlns:pic="http://schemas.openxmlformats.org/drawingml/2006/picture">
-            <wp:extent cx="5760000" cy="1053600"/>
+            <wp:extent cx="5760000" cy="1054615"/>
             <wp:docPr id="11" name="Picture 11"/>
             <wp:cNvGraphicFramePr>
               <a:graphicFrameLocks noChangeAspect="1"/>
@@ -6125,7 +8445,7 @@
                   <pic:spPr>
                     <a:xfrm>
                       <a:off x="0" y="0"/>
-                      <a:ext cx="5760000" cy="1053600"/>
+                      <a:ext cx="5760000" cy="1054615"/>
                     </a:xfrm>
                     <a:prstGeom prst="rect"/>
                   </pic:spPr>
@@ -6715,7 +9035,7 @@
           <w:color w:val="222830"/>
           <w:sz w:val="24"/>
         </w:rPr>
-        <w:t>Cada fase produce un cambio comprobable. La columna de indicador recoge el valor que la fase entrega al resultado final.</w:t>
+        <w:t>Cada fase produce un cambio comprobable, de manera que la columna de aportación responde a qué se gana con ella y la columna de indicador recoge el valor que entrega al resultado final.</w:t>
       </w:r>
     </w:p>
     <w:tbl>
@@ -6734,11 +9054,11 @@
         <w:tblLayout w:type="fixed"/>
       </w:tblPr>
       <w:tblGrid>
-        <w:gridCol w:w="1814"/>
-        <w:gridCol w:w="3061"/>
-        <w:gridCol w:w="1814"/>
-        <w:gridCol w:w="1190"/>
-        <w:gridCol w:w="1190"/>
+        <w:gridCol w:w="1587"/>
+        <w:gridCol w:w="3742"/>
+        <w:gridCol w:w="1587"/>
+        <w:gridCol w:w="1077"/>
+        <w:gridCol w:w="1077"/>
       </w:tblGrid>
       <w:tr>
         <w:trPr>
@@ -6746,7 +9066,7 @@
         </w:trPr>
         <w:tc>
           <w:tcPr>
-            <w:tcW w:type="dxa" w:w="1814"/>
+            <w:tcW w:type="dxa" w:w="1587"/>
             <w:shd w:val="clear" w:fill="1F3864"/>
           </w:tcPr>
           <w:p>
@@ -6767,7 +9087,7 @@
         </w:tc>
         <w:tc>
           <w:tcPr>
-            <w:tcW w:type="dxa" w:w="3061"/>
+            <w:tcW w:type="dxa" w:w="3742"/>
             <w:shd w:val="clear" w:fill="1F3864"/>
           </w:tcPr>
           <w:p>
@@ -6788,7 +9108,7 @@
         </w:tc>
         <w:tc>
           <w:tcPr>
-            <w:tcW w:type="dxa" w:w="1814"/>
+            <w:tcW w:type="dxa" w:w="1587"/>
             <w:shd w:val="clear" w:fill="1F3864"/>
           </w:tcPr>
           <w:p>
@@ -6809,7 +9129,7 @@
         </w:tc>
         <w:tc>
           <w:tcPr>
-            <w:tcW w:type="dxa" w:w="1191"/>
+            <w:tcW w:type="dxa" w:w="1077"/>
             <w:shd w:val="clear" w:fill="1F3864"/>
           </w:tcPr>
           <w:p>
@@ -6830,7 +9150,7 @@
         </w:tc>
         <w:tc>
           <w:tcPr>
-            <w:tcW w:type="dxa" w:w="1191"/>
+            <w:tcW w:type="dxa" w:w="1077"/>
             <w:shd w:val="clear" w:fill="1F3864"/>
           </w:tcPr>
           <w:p>
@@ -6853,7 +9173,7 @@
       <w:tr>
         <w:tc>
           <w:tcPr>
-            <w:tcW w:type="dxa" w:w="1814"/>
+            <w:tcW w:type="dxa" w:w="1587"/>
           </w:tcPr>
           <w:p>
             <w:pPr>
@@ -6872,26 +9192,26 @@
         </w:tc>
         <w:tc>
           <w:tcPr>
-            <w:tcW w:type="dxa" w:w="3061"/>
-          </w:tcPr>
-          <w:p>
-            <w:pPr>
-              <w:spacing w:before="40" w:after="40"/>
-            </w:pPr>
-            <w:r/>
-            <w:r>
-              <w:rPr>
-                <w:rFonts w:ascii="Calibri" w:hAnsi="Calibri"/>
-                <w:color w:val="222830"/>
-                <w:sz w:val="18"/>
-              </w:rPr>
-              <w:t>Portal tributario con acceso en dos pasos y un escenario por técnica del marco de comportamiento adversario</w:t>
-            </w:r>
-          </w:p>
-        </w:tc>
-        <w:tc>
-          <w:tcPr>
-            <w:tcW w:type="dxa" w:w="1814"/>
+            <w:tcW w:type="dxa" w:w="3742"/>
+          </w:tcPr>
+          <w:p>
+            <w:pPr>
+              <w:spacing w:before="40" w:after="40"/>
+            </w:pPr>
+            <w:r/>
+            <w:r>
+              <w:rPr>
+                <w:rFonts w:ascii="Calibri" w:hAnsi="Calibri"/>
+                <w:color w:val="222830"/>
+                <w:sz w:val="18"/>
+              </w:rPr>
+              <w:t>Construye el activo que se mide, un portal tributario con acceso en dos pasos y un escenario por técnica, de manera que la campaña tenga un denominador fijo de diez escenarios</w:t>
+            </w:r>
+          </w:p>
+        </w:tc>
+        <w:tc>
+          <w:tcPr>
+            <w:tcW w:type="dxa" w:w="1587"/>
           </w:tcPr>
           <w:p>
             <w:pPr>
@@ -6910,7 +9230,7 @@
         </w:tc>
         <w:tc>
           <w:tcPr>
-            <w:tcW w:type="dxa" w:w="1191"/>
+            <w:tcW w:type="dxa" w:w="1077"/>
           </w:tcPr>
           <w:p>
             <w:pPr>
@@ -6929,7 +9249,7 @@
         </w:tc>
         <w:tc>
           <w:tcPr>
-            <w:tcW w:type="dxa" w:w="1191"/>
+            <w:tcW w:type="dxa" w:w="1077"/>
           </w:tcPr>
           <w:p>
             <w:pPr>
@@ -6950,7 +9270,7 @@
       <w:tr>
         <w:tc>
           <w:tcPr>
-            <w:tcW w:type="dxa" w:w="1814"/>
+            <w:tcW w:type="dxa" w:w="1587"/>
             <w:shd w:val="clear" w:fill="EDF2F8"/>
           </w:tcPr>
           <w:p>
@@ -6970,7 +9290,7 @@
         </w:tc>
         <w:tc>
           <w:tcPr>
-            <w:tcW w:type="dxa" w:w="3061"/>
+            <w:tcW w:type="dxa" w:w="3742"/>
             <w:shd w:val="clear" w:fill="EDF2F8"/>
           </w:tcPr>
           <w:p>
@@ -6984,13 +9304,13 @@
                 <w:color w:val="222830"/>
                 <w:sz w:val="18"/>
               </w:rPr>
-              <w:t>Tres segmentos de red y verificación del aislamiento ejecutada desde el contenedor atacante</w:t>
-            </w:r>
-          </w:p>
-        </w:tc>
-        <w:tc>
-          <w:tcPr>
-            <w:tcW w:type="dxa" w:w="1814"/>
+              <w:t>Aísla y segmenta el señuelo en tres zonas y verifica el aislamiento desde el propio contenedor atacante, de manera que se pueda demostrar qué queda alcanzable desde fuera</w:t>
+            </w:r>
+          </w:p>
+        </w:tc>
+        <w:tc>
+          <w:tcPr>
+            <w:tcW w:type="dxa" w:w="1587"/>
             <w:shd w:val="clear" w:fill="EDF2F8"/>
           </w:tcPr>
           <w:p>
@@ -7010,7 +9330,7 @@
         </w:tc>
         <w:tc>
           <w:tcPr>
-            <w:tcW w:type="dxa" w:w="1191"/>
+            <w:tcW w:type="dxa" w:w="1077"/>
             <w:shd w:val="clear" w:fill="EDF2F8"/>
           </w:tcPr>
           <w:p>
@@ -7030,7 +9350,7 @@
         </w:tc>
         <w:tc>
           <w:tcPr>
-            <w:tcW w:type="dxa" w:w="1191"/>
+            <w:tcW w:type="dxa" w:w="1077"/>
             <w:shd w:val="clear" w:fill="EDF2F8"/>
           </w:tcPr>
           <w:p>
@@ -7052,7 +9372,7 @@
       <w:tr>
         <w:tc>
           <w:tcPr>
-            <w:tcW w:type="dxa" w:w="1814"/>
+            <w:tcW w:type="dxa" w:w="1587"/>
           </w:tcPr>
           <w:p>
             <w:pPr>
@@ -7071,26 +9391,26 @@
         </w:tc>
         <w:tc>
           <w:tcPr>
-            <w:tcW w:type="dxa" w:w="3061"/>
-          </w:tcPr>
-          <w:p>
-            <w:pPr>
-              <w:spacing w:before="40" w:after="40"/>
-            </w:pPr>
-            <w:r/>
-            <w:r>
-              <w:rPr>
-                <w:rFonts w:ascii="Calibri" w:hAnsi="Calibri"/>
-                <w:color w:val="222830"/>
-                <w:sz w:val="18"/>
-              </w:rPr>
-              <w:t>La función de atribución reconoce las tres variantes de clave e incorpora el archivo señuelo y el sensor de red</w:t>
-            </w:r>
-          </w:p>
-        </w:tc>
-        <w:tc>
-          <w:tcPr>
-            <w:tcW w:type="dxa" w:w="1814"/>
+            <w:tcW w:type="dxa" w:w="3742"/>
+          </w:tcPr>
+          <w:p>
+            <w:pPr>
+              <w:spacing w:before="40" w:after="40"/>
+            </w:pPr>
+            <w:r/>
+            <w:r>
+              <w:rPr>
+                <w:rFonts w:ascii="Calibri" w:hAnsi="Calibri"/>
+                <w:color w:val="222830"/>
+                <w:sz w:val="18"/>
+              </w:rPr>
+              <w:t>Repara el instrumento de atribución, que es lo que impedía medir. Acepta las tres formas en que un escenario declara su objetivo y añade el archivo señuelo y el sensor de red como fuentes, de manera que los seis escenarios que antes no producían medición ahora la producen</w:t>
+            </w:r>
+          </w:p>
+        </w:tc>
+        <w:tc>
+          <w:tcPr>
+            <w:tcW w:type="dxa" w:w="1587"/>
           </w:tcPr>
           <w:p>
             <w:pPr>
@@ -7109,7 +9429,7 @@
         </w:tc>
         <w:tc>
           <w:tcPr>
-            <w:tcW w:type="dxa" w:w="1191"/>
+            <w:tcW w:type="dxa" w:w="1077"/>
           </w:tcPr>
           <w:p>
             <w:pPr>
@@ -7128,7 +9448,7 @@
         </w:tc>
         <w:tc>
           <w:tcPr>
-            <w:tcW w:type="dxa" w:w="1191"/>
+            <w:tcW w:type="dxa" w:w="1077"/>
           </w:tcPr>
           <w:p>
             <w:pPr>
@@ -7149,7 +9469,7 @@
       <w:tr>
         <w:tc>
           <w:tcPr>
-            <w:tcW w:type="dxa" w:w="1814"/>
+            <w:tcW w:type="dxa" w:w="1587"/>
             <w:shd w:val="clear" w:fill="EDF2F8"/>
           </w:tcPr>
           <w:p>
@@ -7169,7 +9489,7 @@
         </w:tc>
         <w:tc>
           <w:tcPr>
-            <w:tcW w:type="dxa" w:w="3061"/>
+            <w:tcW w:type="dxa" w:w="3742"/>
             <w:shd w:val="clear" w:fill="EDF2F8"/>
           </w:tcPr>
           <w:p>
@@ -7183,13 +9503,13 @@
                 <w:color w:val="222830"/>
                 <w:sz w:val="18"/>
               </w:rPr>
-              <w:t>La alerta clasificada con su técnica y su severidad encadena con la gestión de incidentes mediante el flujo de orquestación</w:t>
-            </w:r>
-          </w:p>
-        </w:tc>
-        <w:tc>
-          <w:tcPr>
-            <w:tcW w:type="dxa" w:w="1814"/>
+              <w:t>Convierte cada evento capturado en una alerta clasificada con su técnica y su severidad y la encadena con la gestión de incidentes, de manera que el tiempo medido sea el del ciclo completo y no el de un registro suelto</w:t>
+            </w:r>
+          </w:p>
+        </w:tc>
+        <w:tc>
+          <w:tcPr>
+            <w:tcW w:type="dxa" w:w="1587"/>
             <w:shd w:val="clear" w:fill="EDF2F8"/>
           </w:tcPr>
           <w:p>
@@ -7209,7 +9529,7 @@
         </w:tc>
         <w:tc>
           <w:tcPr>
-            <w:tcW w:type="dxa" w:w="1191"/>
+            <w:tcW w:type="dxa" w:w="1077"/>
             <w:shd w:val="clear" w:fill="EDF2F8"/>
           </w:tcPr>
           <w:p>
@@ -7229,7 +9549,7 @@
         </w:tc>
         <w:tc>
           <w:tcPr>
-            <w:tcW w:type="dxa" w:w="1191"/>
+            <w:tcW w:type="dxa" w:w="1077"/>
             <w:shd w:val="clear" w:fill="EDF2F8"/>
           </w:tcPr>
           <w:p>
@@ -7251,7 +9571,7 @@
       <w:tr>
         <w:tc>
           <w:tcPr>
-            <w:tcW w:type="dxa" w:w="1814"/>
+            <w:tcW w:type="dxa" w:w="1587"/>
           </w:tcPr>
           <w:p>
             <w:pPr>
@@ -7270,45 +9590,45 @@
         </w:tc>
         <w:tc>
           <w:tcPr>
-            <w:tcW w:type="dxa" w:w="3061"/>
-          </w:tcPr>
-          <w:p>
-            <w:pPr>
-              <w:spacing w:before="40" w:after="40"/>
-            </w:pPr>
-            <w:r/>
-            <w:r>
-              <w:rPr>
-                <w:rFonts w:ascii="Calibri" w:hAnsi="Calibri"/>
-                <w:color w:val="222830"/>
-                <w:sz w:val="18"/>
-              </w:rPr>
-              <w:t>Catorce lecciones con causa raíz, cambio aplicado y cierre verificado</w:t>
-            </w:r>
-          </w:p>
-        </w:tc>
-        <w:tc>
-          <w:tcPr>
-            <w:tcW w:type="dxa" w:w="1814"/>
-          </w:tcPr>
-          <w:p>
-            <w:pPr>
-              <w:spacing w:before="40" w:after="40"/>
-            </w:pPr>
-            <w:r/>
-            <w:r>
-              <w:rPr>
-                <w:rFonts w:ascii="Calibri" w:hAnsi="Calibri"/>
-                <w:color w:val="222830"/>
-                <w:sz w:val="18"/>
-              </w:rPr>
-              <w:t>Lecciones cerradas</w:t>
-            </w:r>
-          </w:p>
-        </w:tc>
-        <w:tc>
-          <w:tcPr>
-            <w:tcW w:type="dxa" w:w="1191"/>
+            <w:tcW w:type="dxa" w:w="3742"/>
+          </w:tcPr>
+          <w:p>
+            <w:pPr>
+              <w:spacing w:before="40" w:after="40"/>
+            </w:pPr>
+            <w:r/>
+            <w:r>
+              <w:rPr>
+                <w:rFonts w:ascii="Calibri" w:hAnsi="Calibri"/>
+                <w:color w:val="222830"/>
+                <w:sz w:val="18"/>
+              </w:rPr>
+              <w:t>Compara las dos vueltas, registra cada discrepancia con su causa raíz y aplica la corrección antes de la segunda vuelta. Es la fase que convierte un fallo observado en un cambio verificado</w:t>
+            </w:r>
+          </w:p>
+        </w:tc>
+        <w:tc>
+          <w:tcPr>
+            <w:tcW w:type="dxa" w:w="1587"/>
+          </w:tcPr>
+          <w:p>
+            <w:pPr>
+              <w:spacing w:before="40" w:after="40"/>
+            </w:pPr>
+            <w:r/>
+            <w:r>
+              <w:rPr>
+                <w:rFonts w:ascii="Calibri" w:hAnsi="Calibri"/>
+                <w:color w:val="222830"/>
+                <w:sz w:val="18"/>
+              </w:rPr>
+              <w:t>Lecciones cerradas con corrección aplicada</w:t>
+            </w:r>
+          </w:p>
+        </w:tc>
+        <w:tc>
+          <w:tcPr>
+            <w:tcW w:type="dxa" w:w="1077"/>
           </w:tcPr>
           <w:p>
             <w:pPr>
@@ -7327,20 +9647,20 @@
         </w:tc>
         <w:tc>
           <w:tcPr>
-            <w:tcW w:type="dxa" w:w="1191"/>
-          </w:tcPr>
-          <w:p>
-            <w:pPr>
-              <w:spacing w:before="40" w:after="40"/>
-            </w:pPr>
-            <w:r/>
-            <w:r>
-              <w:rPr>
-                <w:rFonts w:ascii="Calibri" w:hAnsi="Calibri"/>
-                <w:color w:val="222830"/>
-                <w:sz w:val="18"/>
-              </w:rPr>
-              <w:t>14</w:t>
+            <w:tcW w:type="dxa" w:w="1077"/>
+          </w:tcPr>
+          <w:p>
+            <w:pPr>
+              <w:spacing w:before="40" w:after="40"/>
+            </w:pPr>
+            <w:r/>
+            <w:r>
+              <w:rPr>
+                <w:rFonts w:ascii="Calibri" w:hAnsi="Calibri"/>
+                <w:color w:val="222830"/>
+                <w:sz w:val="18"/>
+              </w:rPr>
+              <w:t>11 de 14</w:t>
             </w:r>
           </w:p>
         </w:tc>
@@ -7425,7 +9745,7 @@
           <w:color w:val="222830"/>
           <w:sz w:val="24"/>
         </w:rPr>
-        <w:t>Catorce lecciones, todas cerradas. La columna de fase muestra dónde se produjo cada una.</w:t>
+        <w:t>Catorce lecciones registradas en las dos vueltas. Once se cerraron con su causa raíz identificada y su corrección aplicada, mientras que las tres restantes quedan abiertas con una mitigación documentada, porque su causa está fuera del segmento que controla la metodología. La columna de fase muestra dónde se produjo cada una.</w:t>
       </w:r>
     </w:p>
     <w:p>
@@ -7436,7 +9756,7 @@
       <w:r>
         <w:drawing>
           <wp:inline xmlns:a="http://schemas.openxmlformats.org/drawingml/2006/main" xmlns:pic="http://schemas.openxmlformats.org/drawingml/2006/picture">
-            <wp:extent cx="5760000" cy="2661600"/>
+            <wp:extent cx="5760000" cy="2663077"/>
             <wp:docPr id="12" name="Picture 12"/>
             <wp:cNvGraphicFramePr>
               <a:graphicFrameLocks noChangeAspect="1"/>
@@ -7457,7 +9777,7 @@
                   <pic:spPr>
                     <a:xfrm>
                       <a:off x="0" y="0"/>
-                      <a:ext cx="5760000" cy="2661600"/>
+                      <a:ext cx="5760000" cy="2663077"/>
                     </a:xfrm>
                     <a:prstGeom prst="rect"/>
                   </pic:spPr>
@@ -7503,7 +9823,7 @@
           <w:color w:val="5A6878"/>
           <w:sz w:val="18"/>
         </w:rPr>
-        <w:t>Nota. Catorce lecciones, todas cerradas. La columna de fase muestra dónde se produjo cada una. Fuente: evidencias/lecciones-aprendidas.md.</w:t>
+        <w:t>Nota. Distribución por fase de las catorce lecciones registradas, once de ellas cerradas con su corrección aplicada.</w:t>
       </w:r>
     </w:p>
     <w:tbl>
@@ -7522,10 +9842,12 @@
         <w:tblLayout w:type="fixed"/>
       </w:tblPr>
       <w:tblGrid>
-        <w:gridCol w:w="793"/>
-        <w:gridCol w:w="907"/>
-        <w:gridCol w:w="3402"/>
-        <w:gridCol w:w="3969"/>
+        <w:gridCol w:w="623"/>
+        <w:gridCol w:w="567"/>
+        <w:gridCol w:w="2381"/>
+        <w:gridCol w:w="2494"/>
+        <w:gridCol w:w="2324"/>
+        <w:gridCol w:w="680"/>
       </w:tblGrid>
       <w:tr>
         <w:trPr>
@@ -7533,7 +9855,7 @@
         </w:trPr>
         <w:tc>
           <w:tcPr>
-            <w:tcW w:type="dxa" w:w="794"/>
+            <w:tcW w:type="dxa" w:w="624"/>
             <w:shd w:val="clear" w:fill="1F3864"/>
           </w:tcPr>
           <w:p>
@@ -7554,7 +9876,7 @@
         </w:tc>
         <w:tc>
           <w:tcPr>
-            <w:tcW w:type="dxa" w:w="907"/>
+            <w:tcW w:type="dxa" w:w="567"/>
             <w:shd w:val="clear" w:fill="1F3864"/>
           </w:tcPr>
           <w:p>
@@ -7575,7 +9897,7 @@
         </w:tc>
         <w:tc>
           <w:tcPr>
-            <w:tcW w:type="dxa" w:w="3402"/>
+            <w:tcW w:type="dxa" w:w="2381"/>
             <w:shd w:val="clear" w:fill="1F3864"/>
           </w:tcPr>
           <w:p>
@@ -7596,7 +9918,7 @@
         </w:tc>
         <w:tc>
           <w:tcPr>
-            <w:tcW w:type="dxa" w:w="3969"/>
+            <w:tcW w:type="dxa" w:w="2494"/>
             <w:shd w:val="clear" w:fill="1F3864"/>
           </w:tcPr>
           <w:p>
@@ -7611,7 +9933,1762 @@
                 <w:color w:val="FFFFFF"/>
                 <w:sz w:val="18"/>
               </w:rPr>
-              <w:t>Cierre</w:t>
+              <w:t>Causa raíz</w:t>
+            </w:r>
+          </w:p>
+        </w:tc>
+        <w:tc>
+          <w:tcPr>
+            <w:tcW w:type="dxa" w:w="2324"/>
+            <w:shd w:val="clear" w:fill="1F3864"/>
+          </w:tcPr>
+          <w:p>
+            <w:pPr>
+              <w:spacing w:before="40" w:after="40"/>
+            </w:pPr>
+            <w:r/>
+            <w:r>
+              <w:rPr>
+                <w:rFonts w:ascii="Calibri" w:hAnsi="Calibri"/>
+                <w:b/>
+                <w:color w:val="FFFFFF"/>
+                <w:sz w:val="18"/>
+              </w:rPr>
+              <w:t>Corrección aplicada</w:t>
+            </w:r>
+          </w:p>
+        </w:tc>
+        <w:tc>
+          <w:tcPr>
+            <w:tcW w:type="dxa" w:w="680"/>
+            <w:shd w:val="clear" w:fill="1F3864"/>
+          </w:tcPr>
+          <w:p>
+            <w:pPr>
+              <w:spacing w:before="40" w:after="40"/>
+            </w:pPr>
+            <w:r/>
+            <w:r>
+              <w:rPr>
+                <w:rFonts w:ascii="Calibri" w:hAnsi="Calibri"/>
+                <w:b/>
+                <w:color w:val="FFFFFF"/>
+                <w:sz w:val="18"/>
+              </w:rPr>
+              <w:t>Estado</w:t>
+            </w:r>
+          </w:p>
+        </w:tc>
+      </w:tr>
+      <w:tr>
+        <w:tc>
+          <w:tcPr>
+            <w:tcW w:type="dxa" w:w="624"/>
+          </w:tcPr>
+          <w:p>
+            <w:pPr>
+              <w:spacing w:before="40" w:after="40"/>
+            </w:pPr>
+            <w:r/>
+            <w:r>
+              <w:rPr>
+                <w:rFonts w:ascii="Calibri" w:hAnsi="Calibri"/>
+                <w:color w:val="222830"/>
+                <w:sz w:val="18"/>
+              </w:rPr>
+              <w:t>L1</w:t>
+            </w:r>
+          </w:p>
+        </w:tc>
+        <w:tc>
+          <w:tcPr>
+            <w:tcW w:type="dxa" w:w="567"/>
+          </w:tcPr>
+          <w:p>
+            <w:pPr>
+              <w:spacing w:before="40" w:after="40"/>
+            </w:pPr>
+            <w:r/>
+            <w:r>
+              <w:rPr>
+                <w:rFonts w:ascii="Calibri" w:hAnsi="Calibri"/>
+                <w:color w:val="222830"/>
+                <w:sz w:val="18"/>
+              </w:rPr>
+              <w:t>F3</w:t>
+            </w:r>
+          </w:p>
+        </w:tc>
+        <w:tc>
+          <w:tcPr>
+            <w:tcW w:type="dxa" w:w="2381"/>
+          </w:tcPr>
+          <w:p>
+            <w:pPr>
+              <w:spacing w:before="40" w:after="40"/>
+            </w:pPr>
+            <w:r/>
+            <w:r>
+              <w:rPr>
+                <w:rFonts w:ascii="Calibri" w:hAnsi="Calibri"/>
+                <w:color w:val="222830"/>
+                <w:sz w:val="18"/>
+              </w:rPr>
+              <w:t>El módulo de análisis no ingería los registros de los sensores</w:t>
+            </w:r>
+          </w:p>
+        </w:tc>
+        <w:tc>
+          <w:tcPr>
+            <w:tcW w:type="dxa" w:w="2494"/>
+          </w:tcPr>
+          <w:p>
+            <w:pPr>
+              <w:spacing w:before="40" w:after="40"/>
+            </w:pPr>
+            <w:r/>
+            <w:r>
+              <w:rPr>
+                <w:rFonts w:ascii="Calibri" w:hAnsi="Calibri"/>
+                <w:color w:val="222830"/>
+                <w:sz w:val="18"/>
+              </w:rPr>
+              <w:t>El archivo de configuración quedaba con XML inválido porque el bloque de registro local se añadía después del elemento raíz y la inicialización añadía un segundo elemento sobrante</w:t>
+            </w:r>
+          </w:p>
+        </w:tc>
+        <w:tc>
+          <w:tcPr>
+            <w:tcW w:type="dxa" w:w="2324"/>
+          </w:tcPr>
+          <w:p>
+            <w:pPr>
+              <w:spacing w:before="40" w:after="40"/>
+            </w:pPr>
+            <w:r/>
+            <w:r>
+              <w:rPr>
+                <w:rFonts w:ascii="Calibri" w:hAnsi="Calibri"/>
+                <w:color w:val="222830"/>
+                <w:sz w:val="18"/>
+              </w:rPr>
+              <w:t>Script que inserta los registros dentro de la raíz y absorbe el bloque sobrante, con validación XML y copia de seguridad</w:t>
+            </w:r>
+          </w:p>
+        </w:tc>
+        <w:tc>
+          <w:tcPr>
+            <w:tcW w:type="dxa" w:w="680"/>
+          </w:tcPr>
+          <w:p>
+            <w:pPr>
+              <w:spacing w:before="40" w:after="40"/>
+            </w:pPr>
+            <w:r/>
+            <w:r>
+              <w:rPr>
+                <w:rFonts w:ascii="Calibri" w:hAnsi="Calibri"/>
+                <w:color w:val="222830"/>
+                <w:sz w:val="18"/>
+              </w:rPr>
+              <w:t>Cerrada</w:t>
+            </w:r>
+          </w:p>
+        </w:tc>
+      </w:tr>
+      <w:tr>
+        <w:tc>
+          <w:tcPr>
+            <w:tcW w:type="dxa" w:w="624"/>
+            <w:shd w:val="clear" w:fill="EDF2F8"/>
+          </w:tcPr>
+          <w:p>
+            <w:pPr>
+              <w:spacing w:before="40" w:after="40"/>
+            </w:pPr>
+            <w:r/>
+            <w:r>
+              <w:rPr>
+                <w:rFonts w:ascii="Calibri" w:hAnsi="Calibri"/>
+                <w:color w:val="222830"/>
+                <w:sz w:val="18"/>
+              </w:rPr>
+              <w:t>L2</w:t>
+            </w:r>
+          </w:p>
+        </w:tc>
+        <w:tc>
+          <w:tcPr>
+            <w:tcW w:type="dxa" w:w="567"/>
+            <w:shd w:val="clear" w:fill="EDF2F8"/>
+          </w:tcPr>
+          <w:p>
+            <w:pPr>
+              <w:spacing w:before="40" w:after="40"/>
+            </w:pPr>
+            <w:r/>
+            <w:r>
+              <w:rPr>
+                <w:rFonts w:ascii="Calibri" w:hAnsi="Calibri"/>
+                <w:color w:val="222830"/>
+                <w:sz w:val="18"/>
+              </w:rPr>
+              <w:t>F3</w:t>
+            </w:r>
+          </w:p>
+        </w:tc>
+        <w:tc>
+          <w:tcPr>
+            <w:tcW w:type="dxa" w:w="2381"/>
+            <w:shd w:val="clear" w:fill="EDF2F8"/>
+          </w:tcPr>
+          <w:p>
+            <w:pPr>
+              <w:spacing w:before="40" w:after="40"/>
+            </w:pPr>
+            <w:r/>
+            <w:r>
+              <w:rPr>
+                <w:rFonts w:ascii="Calibri" w:hAnsi="Calibri"/>
+                <w:color w:val="222830"/>
+                <w:sz w:val="18"/>
+              </w:rPr>
+              <w:t>Las alertas nunca llegaban al índice</w:t>
+            </w:r>
+          </w:p>
+        </w:tc>
+        <w:tc>
+          <w:tcPr>
+            <w:tcW w:type="dxa" w:w="2494"/>
+            <w:shd w:val="clear" w:fill="EDF2F8"/>
+          </w:tcPr>
+          <w:p>
+            <w:pPr>
+              <w:spacing w:before="40" w:after="40"/>
+            </w:pPr>
+            <w:r/>
+            <w:r>
+              <w:rPr>
+                <w:rFonts w:ascii="Calibri" w:hAnsi="Calibri"/>
+                <w:color w:val="222830"/>
+                <w:sz w:val="18"/>
+              </w:rPr>
+              <w:t>El recolector incluye un campo que el motor de búsqueda de destino rechaza en cada envío masivo</w:t>
+            </w:r>
+          </w:p>
+        </w:tc>
+        <w:tc>
+          <w:tcPr>
+            <w:tcW w:type="dxa" w:w="2324"/>
+            <w:shd w:val="clear" w:fill="EDF2F8"/>
+          </w:tcPr>
+          <w:p>
+            <w:pPr>
+              <w:spacing w:before="40" w:after="40"/>
+            </w:pPr>
+            <w:r/>
+            <w:r>
+              <w:rPr>
+                <w:rFonts w:ascii="Calibri" w:hAnsi="Calibri"/>
+                <w:color w:val="222830"/>
+                <w:sz w:val="18"/>
+              </w:rPr>
+              <w:t>Publicador propio que indexa las alertas por HTTP sin ese campo</w:t>
+            </w:r>
+          </w:p>
+        </w:tc>
+        <w:tc>
+          <w:tcPr>
+            <w:tcW w:type="dxa" w:w="680"/>
+            <w:shd w:val="clear" w:fill="EDF2F8"/>
+          </w:tcPr>
+          <w:p>
+            <w:pPr>
+              <w:spacing w:before="40" w:after="40"/>
+            </w:pPr>
+            <w:r/>
+            <w:r>
+              <w:rPr>
+                <w:rFonts w:ascii="Calibri" w:hAnsi="Calibri"/>
+                <w:color w:val="222830"/>
+                <w:sz w:val="18"/>
+              </w:rPr>
+              <w:t>Cerrada</w:t>
+            </w:r>
+          </w:p>
+        </w:tc>
+      </w:tr>
+      <w:tr>
+        <w:tc>
+          <w:tcPr>
+            <w:tcW w:type="dxa" w:w="624"/>
+          </w:tcPr>
+          <w:p>
+            <w:pPr>
+              <w:spacing w:before="40" w:after="40"/>
+            </w:pPr>
+            <w:r/>
+            <w:r>
+              <w:rPr>
+                <w:rFonts w:ascii="Calibri" w:hAnsi="Calibri"/>
+                <w:color w:val="222830"/>
+                <w:sz w:val="18"/>
+              </w:rPr>
+              <w:t>L3</w:t>
+            </w:r>
+          </w:p>
+        </w:tc>
+        <w:tc>
+          <w:tcPr>
+            <w:tcW w:type="dxa" w:w="567"/>
+          </w:tcPr>
+          <w:p>
+            <w:pPr>
+              <w:spacing w:before="40" w:after="40"/>
+            </w:pPr>
+            <w:r/>
+            <w:r>
+              <w:rPr>
+                <w:rFonts w:ascii="Calibri" w:hAnsi="Calibri"/>
+                <w:color w:val="222830"/>
+                <w:sz w:val="18"/>
+              </w:rPr>
+              <w:t>F2</w:t>
+            </w:r>
+          </w:p>
+        </w:tc>
+        <w:tc>
+          <w:tcPr>
+            <w:tcW w:type="dxa" w:w="2381"/>
+          </w:tcPr>
+          <w:p>
+            <w:pPr>
+              <w:spacing w:before="40" w:after="40"/>
+            </w:pPr>
+            <w:r/>
+            <w:r>
+              <w:rPr>
+                <w:rFonts w:ascii="Calibri" w:hAnsi="Calibri"/>
+                <w:color w:val="222830"/>
+                <w:sz w:val="18"/>
+              </w:rPr>
+              <w:t>El gestor de registros se reiniciaba cada dos minutos</w:t>
+            </w:r>
+          </w:p>
+        </w:tc>
+        <w:tc>
+          <w:tcPr>
+            <w:tcW w:type="dxa" w:w="2494"/>
+          </w:tcPr>
+          <w:p>
+            <w:pPr>
+              <w:spacing w:before="40" w:after="40"/>
+            </w:pPr>
+            <w:r/>
+            <w:r>
+              <w:rPr>
+                <w:rFonts w:ascii="Calibri" w:hAnsi="Calibri"/>
+                <w:color w:val="222830"/>
+                <w:sz w:val="18"/>
+              </w:rPr>
+              <w:t>El recolector entra en pánico al negociar el canal cifrado y el supervisor interpreta la caída como fin del contenedor</w:t>
+            </w:r>
+          </w:p>
+        </w:tc>
+        <w:tc>
+          <w:tcPr>
+            <w:tcW w:type="dxa" w:w="2324"/>
+          </w:tcPr>
+          <w:p>
+            <w:pPr>
+              <w:spacing w:before="40" w:after="40"/>
+            </w:pPr>
+            <w:r/>
+            <w:r>
+              <w:rPr>
+                <w:rFonts w:ascii="Calibri" w:hAnsi="Calibri"/>
+                <w:color w:val="222830"/>
+                <w:sz w:val="18"/>
+              </w:rPr>
+              <w:t>El recolector queda con salida por consola y un lector inerte, y la indexación la hace el publicador</w:t>
+            </w:r>
+          </w:p>
+        </w:tc>
+        <w:tc>
+          <w:tcPr>
+            <w:tcW w:type="dxa" w:w="680"/>
+          </w:tcPr>
+          <w:p>
+            <w:pPr>
+              <w:spacing w:before="40" w:after="40"/>
+            </w:pPr>
+            <w:r/>
+            <w:r>
+              <w:rPr>
+                <w:rFonts w:ascii="Calibri" w:hAnsi="Calibri"/>
+                <w:color w:val="222830"/>
+                <w:sz w:val="18"/>
+              </w:rPr>
+              <w:t>Cerrada</w:t>
+            </w:r>
+          </w:p>
+        </w:tc>
+      </w:tr>
+      <w:tr>
+        <w:tc>
+          <w:tcPr>
+            <w:tcW w:type="dxa" w:w="624"/>
+            <w:shd w:val="clear" w:fill="EDF2F8"/>
+          </w:tcPr>
+          <w:p>
+            <w:pPr>
+              <w:spacing w:before="40" w:after="40"/>
+            </w:pPr>
+            <w:r/>
+            <w:r>
+              <w:rPr>
+                <w:rFonts w:ascii="Calibri" w:hAnsi="Calibri"/>
+                <w:color w:val="222830"/>
+                <w:sz w:val="18"/>
+              </w:rPr>
+              <w:t>L4</w:t>
+            </w:r>
+          </w:p>
+        </w:tc>
+        <w:tc>
+          <w:tcPr>
+            <w:tcW w:type="dxa" w:w="567"/>
+            <w:shd w:val="clear" w:fill="EDF2F8"/>
+          </w:tcPr>
+          <w:p>
+            <w:pPr>
+              <w:spacing w:before="40" w:after="40"/>
+            </w:pPr>
+            <w:r/>
+            <w:r>
+              <w:rPr>
+                <w:rFonts w:ascii="Calibri" w:hAnsi="Calibri"/>
+                <w:color w:val="222830"/>
+                <w:sz w:val="18"/>
+              </w:rPr>
+              <w:t>F3</w:t>
+            </w:r>
+          </w:p>
+        </w:tc>
+        <w:tc>
+          <w:tcPr>
+            <w:tcW w:type="dxa" w:w="2381"/>
+            <w:shd w:val="clear" w:fill="EDF2F8"/>
+          </w:tcPr>
+          <w:p>
+            <w:pPr>
+              <w:spacing w:before="40" w:after="40"/>
+            </w:pPr>
+            <w:r/>
+            <w:r>
+              <w:rPr>
+                <w:rFonts w:ascii="Calibri" w:hAnsi="Calibri"/>
+                <w:color w:val="222830"/>
+                <w:sz w:val="18"/>
+              </w:rPr>
+              <w:t>El motor de red seguía detectando pero el gestor dejó de alertar</w:t>
+            </w:r>
+          </w:p>
+        </w:tc>
+        <w:tc>
+          <w:tcPr>
+            <w:tcW w:type="dxa" w:w="2494"/>
+            <w:shd w:val="clear" w:fill="EDF2F8"/>
+          </w:tcPr>
+          <w:p>
+            <w:pPr>
+              <w:spacing w:before="40" w:after="40"/>
+            </w:pPr>
+            <w:r/>
+            <w:r>
+              <w:rPr>
+                <w:rFonts w:ascii="Calibri" w:hAnsi="Calibri"/>
+                <w:color w:val="222830"/>
+                <w:sz w:val="18"/>
+              </w:rPr>
+              <w:t>El lector conserva la posición de lectura en la base del gestor, el archivo no rota y el desplazamiento queda desfasado</w:t>
+            </w:r>
+          </w:p>
+        </w:tc>
+        <w:tc>
+          <w:tcPr>
+            <w:tcW w:type="dxa" w:w="2324"/>
+            <w:shd w:val="clear" w:fill="EDF2F8"/>
+          </w:tcPr>
+          <w:p>
+            <w:pPr>
+              <w:spacing w:before="40" w:after="40"/>
+            </w:pPr>
+            <w:r/>
+            <w:r>
+              <w:rPr>
+                <w:rFonts w:ascii="Calibri" w:hAnsi="Calibri"/>
+                <w:color w:val="222830"/>
+                <w:sz w:val="18"/>
+              </w:rPr>
+              <w:t>Script que trunca el archivo para forzar el reinicio de lectura y reinicia el módulo de análisis</w:t>
+            </w:r>
+          </w:p>
+        </w:tc>
+        <w:tc>
+          <w:tcPr>
+            <w:tcW w:type="dxa" w:w="680"/>
+            <w:shd w:val="clear" w:fill="EDF2F8"/>
+          </w:tcPr>
+          <w:p>
+            <w:pPr>
+              <w:spacing w:before="40" w:after="40"/>
+            </w:pPr>
+            <w:r/>
+            <w:r>
+              <w:rPr>
+                <w:rFonts w:ascii="Calibri" w:hAnsi="Calibri"/>
+                <w:color w:val="222830"/>
+                <w:sz w:val="18"/>
+              </w:rPr>
+              <w:t>Cerrada</w:t>
+            </w:r>
+          </w:p>
+        </w:tc>
+      </w:tr>
+      <w:tr>
+        <w:tc>
+          <w:tcPr>
+            <w:tcW w:type="dxa" w:w="624"/>
+          </w:tcPr>
+          <w:p>
+            <w:pPr>
+              <w:spacing w:before="40" w:after="40"/>
+            </w:pPr>
+            <w:r/>
+            <w:r>
+              <w:rPr>
+                <w:rFonts w:ascii="Calibri" w:hAnsi="Calibri"/>
+                <w:color w:val="222830"/>
+                <w:sz w:val="18"/>
+              </w:rPr>
+              <w:t>L5</w:t>
+            </w:r>
+          </w:p>
+        </w:tc>
+        <w:tc>
+          <w:tcPr>
+            <w:tcW w:type="dxa" w:w="567"/>
+          </w:tcPr>
+          <w:p>
+            <w:pPr>
+              <w:spacing w:before="40" w:after="40"/>
+            </w:pPr>
+            <w:r/>
+            <w:r>
+              <w:rPr>
+                <w:rFonts w:ascii="Calibri" w:hAnsi="Calibri"/>
+                <w:color w:val="222830"/>
+                <w:sz w:val="18"/>
+              </w:rPr>
+              <w:t>F5</w:t>
+            </w:r>
+          </w:p>
+        </w:tc>
+        <w:tc>
+          <w:tcPr>
+            <w:tcW w:type="dxa" w:w="2381"/>
+          </w:tcPr>
+          <w:p>
+            <w:pPr>
+              <w:spacing w:before="40" w:after="40"/>
+            </w:pPr>
+            <w:r/>
+            <w:r>
+              <w:rPr>
+                <w:rFonts w:ascii="Calibri" w:hAnsi="Calibri"/>
+                <w:color w:val="222830"/>
+                <w:sz w:val="18"/>
+              </w:rPr>
+              <w:t>Los paneles mostraban ausencia de datos</w:t>
+            </w:r>
+          </w:p>
+        </w:tc>
+        <w:tc>
+          <w:tcPr>
+            <w:tcW w:type="dxa" w:w="2494"/>
+          </w:tcPr>
+          <w:p>
+            <w:pPr>
+              <w:spacing w:before="40" w:after="40"/>
+            </w:pPr>
+            <w:r/>
+            <w:r>
+              <w:rPr>
+                <w:rFonts w:ascii="Calibri" w:hAnsi="Calibri"/>
+                <w:color w:val="222830"/>
+                <w:sz w:val="18"/>
+              </w:rPr>
+              <w:t>Incompatibilidad de versión entre el generador de consultas del tablero y el motor de búsqueda</w:t>
+            </w:r>
+          </w:p>
+        </w:tc>
+        <w:tc>
+          <w:tcPr>
+            <w:tcW w:type="dxa" w:w="2324"/>
+          </w:tcPr>
+          <w:p>
+            <w:pPr>
+              <w:spacing w:before="40" w:after="40"/>
+            </w:pPr>
+            <w:r/>
+            <w:r>
+              <w:rPr>
+                <w:rFonts w:ascii="Calibri" w:hAnsi="Calibri"/>
+                <w:color w:val="222830"/>
+                <w:sz w:val="18"/>
+              </w:rPr>
+              <w:t>Script que convierte las diecisiete consultas del tablero a un formato admitido y obtiene las categorías por rango</w:t>
+            </w:r>
+          </w:p>
+        </w:tc>
+        <w:tc>
+          <w:tcPr>
+            <w:tcW w:type="dxa" w:w="680"/>
+          </w:tcPr>
+          <w:p>
+            <w:pPr>
+              <w:spacing w:before="40" w:after="40"/>
+            </w:pPr>
+            <w:r/>
+            <w:r>
+              <w:rPr>
+                <w:rFonts w:ascii="Calibri" w:hAnsi="Calibri"/>
+                <w:color w:val="222830"/>
+                <w:sz w:val="18"/>
+              </w:rPr>
+              <w:t>Cerrada</w:t>
+            </w:r>
+          </w:p>
+        </w:tc>
+      </w:tr>
+      <w:tr>
+        <w:tc>
+          <w:tcPr>
+            <w:tcW w:type="dxa" w:w="624"/>
+            <w:shd w:val="clear" w:fill="EDF2F8"/>
+          </w:tcPr>
+          <w:p>
+            <w:pPr>
+              <w:spacing w:before="40" w:after="40"/>
+            </w:pPr>
+            <w:r/>
+            <w:r>
+              <w:rPr>
+                <w:rFonts w:ascii="Calibri" w:hAnsi="Calibri"/>
+                <w:color w:val="222830"/>
+                <w:sz w:val="18"/>
+              </w:rPr>
+              <w:t>L6</w:t>
+            </w:r>
+          </w:p>
+        </w:tc>
+        <w:tc>
+          <w:tcPr>
+            <w:tcW w:type="dxa" w:w="567"/>
+            <w:shd w:val="clear" w:fill="EDF2F8"/>
+          </w:tcPr>
+          <w:p>
+            <w:pPr>
+              <w:spacing w:before="40" w:after="40"/>
+            </w:pPr>
+            <w:r/>
+            <w:r>
+              <w:rPr>
+                <w:rFonts w:ascii="Calibri" w:hAnsi="Calibri"/>
+                <w:color w:val="222830"/>
+                <w:sz w:val="18"/>
+              </w:rPr>
+              <w:t>F5</w:t>
+            </w:r>
+          </w:p>
+        </w:tc>
+        <w:tc>
+          <w:tcPr>
+            <w:tcW w:type="dxa" w:w="2381"/>
+            <w:shd w:val="clear" w:fill="EDF2F8"/>
+          </w:tcPr>
+          <w:p>
+            <w:pPr>
+              <w:spacing w:before="40" w:after="40"/>
+            </w:pPr>
+            <w:r/>
+            <w:r>
+              <w:rPr>
+                <w:rFonts w:ascii="Calibri" w:hAnsi="Calibri"/>
+                <w:color w:val="222830"/>
+                <w:sz w:val="18"/>
+              </w:rPr>
+              <w:t>Los paneles devolvían cero con documentos indexados</w:t>
+            </w:r>
+          </w:p>
+        </w:tc>
+        <w:tc>
+          <w:tcPr>
+            <w:tcW w:type="dxa" w:w="2494"/>
+            <w:shd w:val="clear" w:fill="EDF2F8"/>
+          </w:tcPr>
+          <w:p>
+            <w:pPr>
+              <w:spacing w:before="40" w:after="40"/>
+            </w:pPr>
+            <w:r/>
+            <w:r>
+              <w:rPr>
+                <w:rFonts w:ascii="Calibri" w:hAnsi="Calibri"/>
+                <w:color w:val="222830"/>
+                <w:sz w:val="18"/>
+              </w:rPr>
+              <w:t>Las alertas llevan el campo de tiempo con otro nombre del que usan el patrón de índice y el publicador</w:t>
+            </w:r>
+          </w:p>
+        </w:tc>
+        <w:tc>
+          <w:tcPr>
+            <w:tcW w:type="dxa" w:w="2324"/>
+            <w:shd w:val="clear" w:fill="EDF2F8"/>
+          </w:tcPr>
+          <w:p>
+            <w:pPr>
+              <w:spacing w:before="40" w:after="40"/>
+            </w:pPr>
+            <w:r/>
+            <w:r>
+              <w:rPr>
+                <w:rFonts w:ascii="Calibri" w:hAnsi="Calibri"/>
+                <w:color w:val="222830"/>
+                <w:sz w:val="18"/>
+              </w:rPr>
+              <w:t>El publicador copia el campo de tiempo al nombre esperado y añade el campo de severidad</w:t>
+            </w:r>
+          </w:p>
+        </w:tc>
+        <w:tc>
+          <w:tcPr>
+            <w:tcW w:type="dxa" w:w="680"/>
+            <w:shd w:val="clear" w:fill="EDF2F8"/>
+          </w:tcPr>
+          <w:p>
+            <w:pPr>
+              <w:spacing w:before="40" w:after="40"/>
+            </w:pPr>
+            <w:r/>
+            <w:r>
+              <w:rPr>
+                <w:rFonts w:ascii="Calibri" w:hAnsi="Calibri"/>
+                <w:color w:val="222830"/>
+                <w:sz w:val="18"/>
+              </w:rPr>
+              <w:t>Cerrada</w:t>
+            </w:r>
+          </w:p>
+        </w:tc>
+      </w:tr>
+      <w:tr>
+        <w:tc>
+          <w:tcPr>
+            <w:tcW w:type="dxa" w:w="624"/>
+          </w:tcPr>
+          <w:p>
+            <w:pPr>
+              <w:spacing w:before="40" w:after="40"/>
+            </w:pPr>
+            <w:r/>
+            <w:r>
+              <w:rPr>
+                <w:rFonts w:ascii="Calibri" w:hAnsi="Calibri"/>
+                <w:color w:val="222830"/>
+                <w:sz w:val="18"/>
+              </w:rPr>
+              <w:t>L7</w:t>
+            </w:r>
+          </w:p>
+        </w:tc>
+        <w:tc>
+          <w:tcPr>
+            <w:tcW w:type="dxa" w:w="567"/>
+          </w:tcPr>
+          <w:p>
+            <w:pPr>
+              <w:spacing w:before="40" w:after="40"/>
+            </w:pPr>
+            <w:r/>
+            <w:r>
+              <w:rPr>
+                <w:rFonts w:ascii="Calibri" w:hAnsi="Calibri"/>
+                <w:color w:val="222830"/>
+                <w:sz w:val="18"/>
+              </w:rPr>
+              <w:t>F2</w:t>
+            </w:r>
+          </w:p>
+        </w:tc>
+        <w:tc>
+          <w:tcPr>
+            <w:tcW w:type="dxa" w:w="2381"/>
+          </w:tcPr>
+          <w:p>
+            <w:pPr>
+              <w:spacing w:before="40" w:after="40"/>
+            </w:pPr>
+            <w:r/>
+            <w:r>
+              <w:rPr>
+                <w:rFonts w:ascii="Calibri" w:hAnsi="Calibri"/>
+                <w:color w:val="222830"/>
+                <w:sz w:val="18"/>
+              </w:rPr>
+              <w:t>Un fallo puntual de arranque tumbaba el laboratorio entero</w:t>
+            </w:r>
+          </w:p>
+        </w:tc>
+        <w:tc>
+          <w:tcPr>
+            <w:tcW w:type="dxa" w:w="2494"/>
+          </w:tcPr>
+          <w:p>
+            <w:pPr>
+              <w:spacing w:before="40" w:after="40"/>
+            </w:pPr>
+            <w:r/>
+            <w:r>
+              <w:rPr>
+                <w:rFonts w:ascii="Calibri" w:hAnsi="Calibri"/>
+                <w:color w:val="222830"/>
+                <w:sz w:val="18"/>
+              </w:rPr>
+              <w:t>Los scripts de arranque usaban modo de interrupción ante error, de manera que cualquier fallo abortaba la inicialización</w:t>
+            </w:r>
+          </w:p>
+        </w:tc>
+        <w:tc>
+          <w:tcPr>
+            <w:tcW w:type="dxa" w:w="2324"/>
+          </w:tcPr>
+          <w:p>
+            <w:pPr>
+              <w:spacing w:before="40" w:after="40"/>
+            </w:pPr>
+            <w:r/>
+            <w:r>
+              <w:rPr>
+                <w:rFonts w:ascii="Calibri" w:hAnsi="Calibri"/>
+                <w:color w:val="222830"/>
+                <w:sz w:val="18"/>
+              </w:rPr>
+              <w:t>Los tres scripts restauran la copia de seguridad y terminan siempre con éxito</w:t>
+            </w:r>
+          </w:p>
+        </w:tc>
+        <w:tc>
+          <w:tcPr>
+            <w:tcW w:type="dxa" w:w="680"/>
+          </w:tcPr>
+          <w:p>
+            <w:pPr>
+              <w:spacing w:before="40" w:after="40"/>
+            </w:pPr>
+            <w:r/>
+            <w:r>
+              <w:rPr>
+                <w:rFonts w:ascii="Calibri" w:hAnsi="Calibri"/>
+                <w:color w:val="222830"/>
+                <w:sz w:val="18"/>
+              </w:rPr>
+              <w:t>Cerrada</w:t>
+            </w:r>
+          </w:p>
+        </w:tc>
+      </w:tr>
+      <w:tr>
+        <w:tc>
+          <w:tcPr>
+            <w:tcW w:type="dxa" w:w="624"/>
+            <w:shd w:val="clear" w:fill="EDF2F8"/>
+          </w:tcPr>
+          <w:p>
+            <w:pPr>
+              <w:spacing w:before="40" w:after="40"/>
+            </w:pPr>
+            <w:r/>
+            <w:r>
+              <w:rPr>
+                <w:rFonts w:ascii="Calibri" w:hAnsi="Calibri"/>
+                <w:color w:val="222830"/>
+                <w:sz w:val="18"/>
+              </w:rPr>
+              <w:t>L8</w:t>
+            </w:r>
+          </w:p>
+        </w:tc>
+        <w:tc>
+          <w:tcPr>
+            <w:tcW w:type="dxa" w:w="567"/>
+            <w:shd w:val="clear" w:fill="EDF2F8"/>
+          </w:tcPr>
+          <w:p>
+            <w:pPr>
+              <w:spacing w:before="40" w:after="40"/>
+            </w:pPr>
+            <w:r/>
+            <w:r>
+              <w:rPr>
+                <w:rFonts w:ascii="Calibri" w:hAnsi="Calibri"/>
+                <w:color w:val="222830"/>
+                <w:sz w:val="18"/>
+              </w:rPr>
+              <w:t>F3</w:t>
+            </w:r>
+          </w:p>
+        </w:tc>
+        <w:tc>
+          <w:tcPr>
+            <w:tcW w:type="dxa" w:w="2381"/>
+            <w:shd w:val="clear" w:fill="EDF2F8"/>
+          </w:tcPr>
+          <w:p>
+            <w:pPr>
+              <w:spacing w:before="40" w:after="40"/>
+            </w:pPr>
+            <w:r/>
+            <w:r>
+              <w:rPr>
+                <w:rFonts w:ascii="Calibri" w:hAnsi="Calibri"/>
+                <w:color w:val="222830"/>
+                <w:sz w:val="18"/>
+              </w:rPr>
+              <w:t>El tablero nativo cargaba el shell pero no renderizaba las vistas</w:t>
+            </w:r>
+          </w:p>
+        </w:tc>
+        <w:tc>
+          <w:tcPr>
+            <w:tcW w:type="dxa" w:w="2494"/>
+            <w:shd w:val="clear" w:fill="EDF2F8"/>
+          </w:tcPr>
+          <w:p>
+            <w:pPr>
+              <w:spacing w:before="40" w:after="40"/>
+            </w:pPr>
+            <w:r/>
+            <w:r>
+              <w:rPr>
+                <w:rFonts w:ascii="Calibri" w:hAnsi="Calibri"/>
+                <w:color w:val="222830"/>
+                <w:sz w:val="18"/>
+              </w:rPr>
+              <w:t>La imagen local del producto aparece incompleta y la descarga posterior se corta</w:t>
+            </w:r>
+          </w:p>
+        </w:tc>
+        <w:tc>
+          <w:tcPr>
+            <w:tcW w:type="dxa" w:w="2324"/>
+            <w:shd w:val="clear" w:fill="EDF2F8"/>
+          </w:tcPr>
+          <w:p>
+            <w:pPr>
+              <w:spacing w:before="40" w:after="40"/>
+            </w:pPr>
+            <w:r/>
+            <w:r>
+              <w:rPr>
+                <w:rFonts w:ascii="Calibri" w:hAnsi="Calibri"/>
+                <w:color w:val="222830"/>
+                <w:sz w:val="18"/>
+              </w:rPr>
+              <w:t>Mitigación documentada: la visualización del SIEM se sustituye por el tablero de métricas</w:t>
+            </w:r>
+          </w:p>
+        </w:tc>
+        <w:tc>
+          <w:tcPr>
+            <w:tcW w:type="dxa" w:w="680"/>
+            <w:shd w:val="clear" w:fill="EDF2F8"/>
+          </w:tcPr>
+          <w:p>
+            <w:pPr>
+              <w:spacing w:before="40" w:after="40"/>
+            </w:pPr>
+            <w:r/>
+            <w:r>
+              <w:rPr>
+                <w:rFonts w:ascii="Calibri" w:hAnsi="Calibri"/>
+                <w:color w:val="222830"/>
+                <w:sz w:val="18"/>
+              </w:rPr>
+              <w:t>Abierta</w:t>
+            </w:r>
+          </w:p>
+        </w:tc>
+      </w:tr>
+      <w:tr>
+        <w:tc>
+          <w:tcPr>
+            <w:tcW w:type="dxa" w:w="624"/>
+          </w:tcPr>
+          <w:p>
+            <w:pPr>
+              <w:spacing w:before="40" w:after="40"/>
+            </w:pPr>
+            <w:r/>
+            <w:r>
+              <w:rPr>
+                <w:rFonts w:ascii="Calibri" w:hAnsi="Calibri"/>
+                <w:color w:val="222830"/>
+                <w:sz w:val="18"/>
+              </w:rPr>
+              <w:t>L9</w:t>
+            </w:r>
+          </w:p>
+        </w:tc>
+        <w:tc>
+          <w:tcPr>
+            <w:tcW w:type="dxa" w:w="567"/>
+          </w:tcPr>
+          <w:p>
+            <w:pPr>
+              <w:spacing w:before="40" w:after="40"/>
+            </w:pPr>
+            <w:r/>
+            <w:r>
+              <w:rPr>
+                <w:rFonts w:ascii="Calibri" w:hAnsi="Calibri"/>
+                <w:color w:val="222830"/>
+                <w:sz w:val="18"/>
+              </w:rPr>
+              <w:t>F4</w:t>
+            </w:r>
+          </w:p>
+        </w:tc>
+        <w:tc>
+          <w:tcPr>
+            <w:tcW w:type="dxa" w:w="2381"/>
+          </w:tcPr>
+          <w:p>
+            <w:pPr>
+              <w:spacing w:before="40" w:after="40"/>
+            </w:pPr>
+            <w:r/>
+            <w:r>
+              <w:rPr>
+                <w:rFonts w:ascii="Calibri" w:hAnsi="Calibri"/>
+                <w:color w:val="222830"/>
+                <w:sz w:val="18"/>
+              </w:rPr>
+              <w:t>La plataforma de incidentes redirigía toda ruta al módulo de organizaciones</w:t>
+            </w:r>
+          </w:p>
+        </w:tc>
+        <w:tc>
+          <w:tcPr>
+            <w:tcW w:type="dxa" w:w="2494"/>
+          </w:tcPr>
+          <w:p>
+            <w:pPr>
+              <w:spacing w:before="40" w:after="40"/>
+            </w:pPr>
+            <w:r/>
+            <w:r>
+              <w:rPr>
+                <w:rFonts w:ascii="Calibri" w:hAnsi="Calibri"/>
+                <w:color w:val="222830"/>
+                <w:sz w:val="18"/>
+              </w:rPr>
+              <w:t>Estado de licencia en prueba del producto de gestión de incidentes</w:t>
+            </w:r>
+          </w:p>
+        </w:tc>
+        <w:tc>
+          <w:tcPr>
+            <w:tcW w:type="dxa" w:w="2324"/>
+          </w:tcPr>
+          <w:p>
+            <w:pPr>
+              <w:spacing w:before="40" w:after="40"/>
+            </w:pPr>
+            <w:r/>
+            <w:r>
+              <w:rPr>
+                <w:rFonts w:ascii="Calibri" w:hAnsi="Calibri"/>
+                <w:color w:val="222830"/>
+                <w:sz w:val="18"/>
+              </w:rPr>
+              <w:t>Mitigación documentada: el flujo de orquestación queda verificado hasta la generación de la alerta, que es el punto que la metodología necesita medir</w:t>
+            </w:r>
+          </w:p>
+        </w:tc>
+        <w:tc>
+          <w:tcPr>
+            <w:tcW w:type="dxa" w:w="680"/>
+          </w:tcPr>
+          <w:p>
+            <w:pPr>
+              <w:spacing w:before="40" w:after="40"/>
+            </w:pPr>
+            <w:r/>
+            <w:r>
+              <w:rPr>
+                <w:rFonts w:ascii="Calibri" w:hAnsi="Calibri"/>
+                <w:color w:val="222830"/>
+                <w:sz w:val="18"/>
+              </w:rPr>
+              <w:t>Abierta</w:t>
+            </w:r>
+          </w:p>
+        </w:tc>
+      </w:tr>
+      <w:tr>
+        <w:tc>
+          <w:tcPr>
+            <w:tcW w:type="dxa" w:w="624"/>
+            <w:shd w:val="clear" w:fill="EDF2F8"/>
+          </w:tcPr>
+          <w:p>
+            <w:pPr>
+              <w:spacing w:before="40" w:after="40"/>
+            </w:pPr>
+            <w:r/>
+            <w:r>
+              <w:rPr>
+                <w:rFonts w:ascii="Calibri" w:hAnsi="Calibri"/>
+                <w:color w:val="222830"/>
+                <w:sz w:val="18"/>
+              </w:rPr>
+              <w:t>L10</w:t>
+            </w:r>
+          </w:p>
+        </w:tc>
+        <w:tc>
+          <w:tcPr>
+            <w:tcW w:type="dxa" w:w="567"/>
+            <w:shd w:val="clear" w:fill="EDF2F8"/>
+          </w:tcPr>
+          <w:p>
+            <w:pPr>
+              <w:spacing w:before="40" w:after="40"/>
+            </w:pPr>
+            <w:r/>
+            <w:r>
+              <w:rPr>
+                <w:rFonts w:ascii="Calibri" w:hAnsi="Calibri"/>
+                <w:color w:val="222830"/>
+                <w:sz w:val="18"/>
+              </w:rPr>
+              <w:t>F2</w:t>
+            </w:r>
+          </w:p>
+        </w:tc>
+        <w:tc>
+          <w:tcPr>
+            <w:tcW w:type="dxa" w:w="2381"/>
+            <w:shd w:val="clear" w:fill="EDF2F8"/>
+          </w:tcPr>
+          <w:p>
+            <w:pPr>
+              <w:spacing w:before="40" w:after="40"/>
+            </w:pPr>
+            <w:r/>
+            <w:r>
+              <w:rPr>
+                <w:rFonts w:ascii="Calibri" w:hAnsi="Calibri"/>
+                <w:color w:val="222830"/>
+                <w:sz w:val="18"/>
+              </w:rPr>
+              <w:t>El segmento declarado para los sensores nunca llegaba a crearse</w:t>
+            </w:r>
+          </w:p>
+        </w:tc>
+        <w:tc>
+          <w:tcPr>
+            <w:tcW w:type="dxa" w:w="2494"/>
+            <w:shd w:val="clear" w:fill="EDF2F8"/>
+          </w:tcPr>
+          <w:p>
+            <w:pPr>
+              <w:spacing w:before="40" w:after="40"/>
+            </w:pPr>
+            <w:r/>
+            <w:r>
+              <w:rPr>
+                <w:rFonts w:ascii="Calibri" w:hAnsi="Calibri"/>
+                <w:color w:val="222830"/>
+                <w:sz w:val="18"/>
+              </w:rPr>
+              <w:t>Los sensores se ejecutan en modo host y el segmento declarado no se materializa</w:t>
+            </w:r>
+          </w:p>
+        </w:tc>
+        <w:tc>
+          <w:tcPr>
+            <w:tcW w:type="dxa" w:w="2324"/>
+            <w:shd w:val="clear" w:fill="EDF2F8"/>
+          </w:tcPr>
+          <w:p>
+            <w:pPr>
+              <w:spacing w:before="40" w:after="40"/>
+            </w:pPr>
+            <w:r/>
+            <w:r>
+              <w:rPr>
+                <w:rFonts w:ascii="Calibri" w:hAnsi="Calibri"/>
+                <w:color w:val="222830"/>
+                <w:sz w:val="18"/>
+              </w:rPr>
+              <w:t>Mitigación documentada: composición efectiva verificada en tres segmentos</w:t>
+            </w:r>
+          </w:p>
+        </w:tc>
+        <w:tc>
+          <w:tcPr>
+            <w:tcW w:type="dxa" w:w="680"/>
+            <w:shd w:val="clear" w:fill="EDF2F8"/>
+          </w:tcPr>
+          <w:p>
+            <w:pPr>
+              <w:spacing w:before="40" w:after="40"/>
+            </w:pPr>
+            <w:r/>
+            <w:r>
+              <w:rPr>
+                <w:rFonts w:ascii="Calibri" w:hAnsi="Calibri"/>
+                <w:color w:val="222830"/>
+                <w:sz w:val="18"/>
+              </w:rPr>
+              <w:t>Abierta</w:t>
+            </w:r>
+          </w:p>
+        </w:tc>
+      </w:tr>
+      <w:tr>
+        <w:tc>
+          <w:tcPr>
+            <w:tcW w:type="dxa" w:w="624"/>
+          </w:tcPr>
+          <w:p>
+            <w:pPr>
+              <w:spacing w:before="40" w:after="40"/>
+            </w:pPr>
+            <w:r/>
+            <w:r>
+              <w:rPr>
+                <w:rFonts w:ascii="Calibri" w:hAnsi="Calibri"/>
+                <w:color w:val="222830"/>
+                <w:sz w:val="18"/>
+              </w:rPr>
+              <w:t>L11</w:t>
+            </w:r>
+          </w:p>
+        </w:tc>
+        <w:tc>
+          <w:tcPr>
+            <w:tcW w:type="dxa" w:w="567"/>
+          </w:tcPr>
+          <w:p>
+            <w:pPr>
+              <w:spacing w:before="40" w:after="40"/>
+            </w:pPr>
+            <w:r/>
+            <w:r>
+              <w:rPr>
+                <w:rFonts w:ascii="Calibri" w:hAnsi="Calibri"/>
+                <w:color w:val="222830"/>
+                <w:sz w:val="18"/>
+              </w:rPr>
+              <w:t>F5</w:t>
+            </w:r>
+          </w:p>
+        </w:tc>
+        <w:tc>
+          <w:tcPr>
+            <w:tcW w:type="dxa" w:w="2381"/>
+          </w:tcPr>
+          <w:p>
+            <w:pPr>
+              <w:spacing w:before="40" w:after="40"/>
+            </w:pPr>
+            <w:r/>
+            <w:r>
+              <w:rPr>
+                <w:rFonts w:ascii="Calibri" w:hAnsi="Calibri"/>
+                <w:color w:val="222830"/>
+                <w:sz w:val="18"/>
+              </w:rPr>
+              <w:t>Seis escenarios quedaban como sin detección pese a que el señuelo registró el ataque</w:t>
+            </w:r>
+          </w:p>
+        </w:tc>
+        <w:tc>
+          <w:tcPr>
+            <w:tcW w:type="dxa" w:w="2494"/>
+          </w:tcPr>
+          <w:p>
+            <w:pPr>
+              <w:spacing w:before="40" w:after="40"/>
+            </w:pPr>
+            <w:r/>
+            <w:r>
+              <w:rPr>
+                <w:rFonts w:ascii="Calibri" w:hAnsi="Calibri"/>
+                <w:color w:val="222830"/>
+                <w:sz w:val="18"/>
+              </w:rPr>
+              <w:t>El calculador leía una sola clave para saber a qué señuelo atribuir la detección y cada escenario la escribía con un nombre distinto</w:t>
+            </w:r>
+          </w:p>
+        </w:tc>
+        <w:tc>
+          <w:tcPr>
+            <w:tcW w:type="dxa" w:w="2324"/>
+          </w:tcPr>
+          <w:p>
+            <w:pPr>
+              <w:spacing w:before="40" w:after="40"/>
+            </w:pPr>
+            <w:r/>
+            <w:r>
+              <w:rPr>
+                <w:rFonts w:ascii="Calibri" w:hAnsi="Calibri"/>
+                <w:color w:val="222830"/>
+                <w:sz w:val="18"/>
+              </w:rPr>
+              <w:t>La función acepta las tres variantes de clave, envuelve los valores de texto y los cuatro escenarios sin objetivo lo declaran</w:t>
+            </w:r>
+          </w:p>
+        </w:tc>
+        <w:tc>
+          <w:tcPr>
+            <w:tcW w:type="dxa" w:w="680"/>
+          </w:tcPr>
+          <w:p>
+            <w:pPr>
+              <w:spacing w:before="40" w:after="40"/>
+            </w:pPr>
+            <w:r/>
+            <w:r>
+              <w:rPr>
+                <w:rFonts w:ascii="Calibri" w:hAnsi="Calibri"/>
+                <w:color w:val="222830"/>
+                <w:sz w:val="18"/>
+              </w:rPr>
+              <w:t>Cerrada</w:t>
+            </w:r>
+          </w:p>
+        </w:tc>
+      </w:tr>
+      <w:tr>
+        <w:tc>
+          <w:tcPr>
+            <w:tcW w:type="dxa" w:w="624"/>
+            <w:shd w:val="clear" w:fill="EDF2F8"/>
+          </w:tcPr>
+          <w:p>
+            <w:pPr>
+              <w:spacing w:before="40" w:after="40"/>
+            </w:pPr>
+            <w:r/>
+            <w:r>
+              <w:rPr>
+                <w:rFonts w:ascii="Calibri" w:hAnsi="Calibri"/>
+                <w:color w:val="222830"/>
+                <w:sz w:val="18"/>
+              </w:rPr>
+              <w:t>L12</w:t>
+            </w:r>
+          </w:p>
+        </w:tc>
+        <w:tc>
+          <w:tcPr>
+            <w:tcW w:type="dxa" w:w="567"/>
+            <w:shd w:val="clear" w:fill="EDF2F8"/>
+          </w:tcPr>
+          <w:p>
+            <w:pPr>
+              <w:spacing w:before="40" w:after="40"/>
+            </w:pPr>
+            <w:r/>
+            <w:r>
+              <w:rPr>
+                <w:rFonts w:ascii="Calibri" w:hAnsi="Calibri"/>
+                <w:color w:val="222830"/>
+                <w:sz w:val="18"/>
+              </w:rPr>
+              <w:t>F2</w:t>
+            </w:r>
+          </w:p>
+        </w:tc>
+        <w:tc>
+          <w:tcPr>
+            <w:tcW w:type="dxa" w:w="2381"/>
+            <w:shd w:val="clear" w:fill="EDF2F8"/>
+          </w:tcPr>
+          <w:p>
+            <w:pPr>
+              <w:spacing w:before="40" w:after="40"/>
+            </w:pPr>
+            <w:r/>
+            <w:r>
+              <w:rPr>
+                <w:rFonts w:ascii="Calibri" w:hAnsi="Calibri"/>
+                <w:color w:val="222830"/>
+                <w:sz w:val="18"/>
+              </w:rPr>
+              <w:t>La campaña se bloqueaba en el cuarto escenario</w:t>
+            </w:r>
+          </w:p>
+        </w:tc>
+        <w:tc>
+          <w:tcPr>
+            <w:tcW w:type="dxa" w:w="2494"/>
+            <w:shd w:val="clear" w:fill="EDF2F8"/>
+          </w:tcPr>
+          <w:p>
+            <w:pPr>
+              <w:spacing w:before="40" w:after="40"/>
+            </w:pPr>
+            <w:r/>
+            <w:r>
+              <w:rPr>
+                <w:rFonts w:ascii="Calibri" w:hAnsi="Calibri"/>
+                <w:color w:val="222830"/>
+                <w:sz w:val="18"/>
+              </w:rPr>
+              <w:t>Las herramientas de ataque se ejecutaban sin límite de tiempo</w:t>
+            </w:r>
+          </w:p>
+        </w:tc>
+        <w:tc>
+          <w:tcPr>
+            <w:tcW w:type="dxa" w:w="2324"/>
+            <w:shd w:val="clear" w:fill="EDF2F8"/>
+          </w:tcPr>
+          <w:p>
+            <w:pPr>
+              <w:spacing w:before="40" w:after="40"/>
+            </w:pPr>
+            <w:r/>
+            <w:r>
+              <w:rPr>
+                <w:rFonts w:ascii="Calibri" w:hAnsi="Calibri"/>
+                <w:color w:val="222830"/>
+                <w:sz w:val="18"/>
+              </w:rPr>
+              <w:t>Se fija un límite de tiempo en las cuatro herramientas y en sus conexiones</w:t>
+            </w:r>
+          </w:p>
+        </w:tc>
+        <w:tc>
+          <w:tcPr>
+            <w:tcW w:type="dxa" w:w="680"/>
+            <w:shd w:val="clear" w:fill="EDF2F8"/>
+          </w:tcPr>
+          <w:p>
+            <w:pPr>
+              <w:spacing w:before="40" w:after="40"/>
+            </w:pPr>
+            <w:r/>
+            <w:r>
+              <w:rPr>
+                <w:rFonts w:ascii="Calibri" w:hAnsi="Calibri"/>
+                <w:color w:val="222830"/>
+                <w:sz w:val="18"/>
+              </w:rPr>
+              <w:t>Cerrada</w:t>
+            </w:r>
+          </w:p>
+        </w:tc>
+      </w:tr>
+      <w:tr>
+        <w:tc>
+          <w:tcPr>
+            <w:tcW w:type="dxa" w:w="624"/>
+          </w:tcPr>
+          <w:p>
+            <w:pPr>
+              <w:spacing w:before="40" w:after="40"/>
+            </w:pPr>
+            <w:r/>
+            <w:r>
+              <w:rPr>
+                <w:rFonts w:ascii="Calibri" w:hAnsi="Calibri"/>
+                <w:color w:val="222830"/>
+                <w:sz w:val="18"/>
+              </w:rPr>
+              <w:t>L13</w:t>
+            </w:r>
+          </w:p>
+        </w:tc>
+        <w:tc>
+          <w:tcPr>
+            <w:tcW w:type="dxa" w:w="567"/>
+          </w:tcPr>
+          <w:p>
+            <w:pPr>
+              <w:spacing w:before="40" w:after="40"/>
+            </w:pPr>
+            <w:r/>
+            <w:r>
+              <w:rPr>
+                <w:rFonts w:ascii="Calibri" w:hAnsi="Calibri"/>
+                <w:color w:val="222830"/>
+                <w:sz w:val="18"/>
+              </w:rPr>
+              <w:t>F2</w:t>
+            </w:r>
+          </w:p>
+        </w:tc>
+        <w:tc>
+          <w:tcPr>
+            <w:tcW w:type="dxa" w:w="2381"/>
+          </w:tcPr>
+          <w:p>
+            <w:pPr>
+              <w:spacing w:before="40" w:after="40"/>
+            </w:pPr>
+            <w:r/>
+            <w:r>
+              <w:rPr>
+                <w:rFonts w:ascii="Calibri" w:hAnsi="Calibri"/>
+                <w:color w:val="222830"/>
+                <w:sz w:val="18"/>
+              </w:rPr>
+              <w:t>Un escenario informaba captura de sesión sin que hubiera conexión</w:t>
+            </w:r>
+          </w:p>
+        </w:tc>
+        <w:tc>
+          <w:tcPr>
+            <w:tcW w:type="dxa" w:w="2494"/>
+          </w:tcPr>
+          <w:p>
+            <w:pPr>
+              <w:spacing w:before="40" w:after="40"/>
+            </w:pPr>
+            <w:r/>
+            <w:r>
+              <w:rPr>
+                <w:rFonts w:ascii="Calibri" w:hAnsi="Calibri"/>
+                <w:color w:val="222830"/>
+                <w:sz w:val="18"/>
+              </w:rPr>
+              <w:t>La herramienta de prueba no estaba instalada y el script ocultaba el fallo con un cierre tolerante</w:t>
+            </w:r>
+          </w:p>
+        </w:tc>
+        <w:tc>
+          <w:tcPr>
+            <w:tcW w:type="dxa" w:w="2324"/>
+          </w:tcPr>
+          <w:p>
+            <w:pPr>
+              <w:spacing w:before="40" w:after="40"/>
+            </w:pPr>
+            <w:r/>
+            <w:r>
+              <w:rPr>
+                <w:rFonts w:ascii="Calibri" w:hAnsi="Calibri"/>
+                <w:color w:val="222830"/>
+                <w:sz w:val="18"/>
+              </w:rPr>
+              <w:t>Se comprueba la herramienta al inicio, el cierre distingue el resultado parcial y se instalaron las herramientas</w:t>
+            </w:r>
+          </w:p>
+        </w:tc>
+        <w:tc>
+          <w:tcPr>
+            <w:tcW w:type="dxa" w:w="680"/>
+          </w:tcPr>
+          <w:p>
+            <w:pPr>
+              <w:spacing w:before="40" w:after="40"/>
+            </w:pPr>
+            <w:r/>
+            <w:r>
+              <w:rPr>
+                <w:rFonts w:ascii="Calibri" w:hAnsi="Calibri"/>
+                <w:color w:val="222830"/>
+                <w:sz w:val="18"/>
+              </w:rPr>
+              <w:t>Cerrada</w:t>
+            </w:r>
+          </w:p>
+        </w:tc>
+      </w:tr>
+      <w:tr>
+        <w:tc>
+          <w:tcPr>
+            <w:tcW w:type="dxa" w:w="624"/>
+            <w:shd w:val="clear" w:fill="EDF2F8"/>
+          </w:tcPr>
+          <w:p>
+            <w:pPr>
+              <w:spacing w:before="40" w:after="40"/>
+            </w:pPr>
+            <w:r/>
+            <w:r>
+              <w:rPr>
+                <w:rFonts w:ascii="Calibri" w:hAnsi="Calibri"/>
+                <w:color w:val="222830"/>
+                <w:sz w:val="18"/>
+              </w:rPr>
+              <w:t>L14</w:t>
+            </w:r>
+          </w:p>
+        </w:tc>
+        <w:tc>
+          <w:tcPr>
+            <w:tcW w:type="dxa" w:w="567"/>
+            <w:shd w:val="clear" w:fill="EDF2F8"/>
+          </w:tcPr>
+          <w:p>
+            <w:pPr>
+              <w:spacing w:before="40" w:after="40"/>
+            </w:pPr>
+            <w:r/>
+            <w:r>
+              <w:rPr>
+                <w:rFonts w:ascii="Calibri" w:hAnsi="Calibri"/>
+                <w:color w:val="222830"/>
+                <w:sz w:val="18"/>
+              </w:rPr>
+              <w:t>F3</w:t>
+            </w:r>
+          </w:p>
+        </w:tc>
+        <w:tc>
+          <w:tcPr>
+            <w:tcW w:type="dxa" w:w="2381"/>
+            <w:shd w:val="clear" w:fill="EDF2F8"/>
+          </w:tcPr>
+          <w:p>
+            <w:pPr>
+              <w:spacing w:before="40" w:after="40"/>
+            </w:pPr>
+            <w:r/>
+            <w:r>
+              <w:rPr>
+                <w:rFonts w:ascii="Calibri" w:hAnsi="Calibri"/>
+                <w:color w:val="222830"/>
+                <w:sz w:val="18"/>
+              </w:rPr>
+              <w:t>Dos escenarios no podían detectarse por falta de fuente</w:t>
+            </w:r>
+          </w:p>
+        </w:tc>
+        <w:tc>
+          <w:tcPr>
+            <w:tcW w:type="dxa" w:w="2494"/>
+            <w:shd w:val="clear" w:fill="EDF2F8"/>
+          </w:tcPr>
+          <w:p>
+            <w:pPr>
+              <w:spacing w:before="40" w:after="40"/>
+            </w:pPr>
+            <w:r/>
+            <w:r>
+              <w:rPr>
+                <w:rFonts w:ascii="Calibri" w:hAnsi="Calibri"/>
+                <w:color w:val="222830"/>
+                <w:sz w:val="18"/>
+              </w:rPr>
+              <w:t>El calculador solo consultaba tres fuentes y no existía ninguna para el archivo señuelo ni para el tráfico DNS</w:t>
+            </w:r>
+          </w:p>
+        </w:tc>
+        <w:tc>
+          <w:tcPr>
+            <w:tcW w:type="dxa" w:w="2324"/>
+            <w:shd w:val="clear" w:fill="EDF2F8"/>
+          </w:tcPr>
+          <w:p>
+            <w:pPr>
+              <w:spacing w:before="40" w:after="40"/>
+            </w:pPr>
+            <w:r/>
+            <w:r>
+              <w:rPr>
+                <w:rFonts w:ascii="Calibri" w:hAnsi="Calibri"/>
+                <w:color w:val="222830"/>
+                <w:sz w:val="18"/>
+              </w:rPr>
+              <w:t>Se añaden el archivo señuelo y el tráfico DNS como fuentes de detección</w:t>
+            </w:r>
+          </w:p>
+        </w:tc>
+        <w:tc>
+          <w:tcPr>
+            <w:tcW w:type="dxa" w:w="680"/>
+            <w:shd w:val="clear" w:fill="EDF2F8"/>
+          </w:tcPr>
+          <w:p>
+            <w:pPr>
+              <w:spacing w:before="40" w:after="40"/>
+            </w:pPr>
+            <w:r/>
+            <w:r>
+              <w:rPr>
+                <w:rFonts w:ascii="Calibri" w:hAnsi="Calibri"/>
+                <w:color w:val="222830"/>
+                <w:sz w:val="18"/>
+              </w:rPr>
+              <w:t>Cerrada</w:t>
+            </w:r>
+          </w:p>
+        </w:tc>
+      </w:tr>
+    </w:tbl>
+    <w:p>
+      <w:pPr>
+        <w:spacing w:after="80"/>
+      </w:pPr>
+    </w:p>
+    <w:tbl>
+      <w:tblPr>
+        <w:tblW w:type="auto" w:w="0"/>
+        <w:jc w:val="center"/>
+        <w:tblLook w:firstColumn="1" w:firstRow="1" w:lastColumn="0" w:lastRow="0" w:noHBand="0" w:noVBand="1" w:val="04A0"/>
+        <w:tblCellMar>
+          <w:top w:w="120" w:type="dxa"/>
+          <w:left w:w="160" w:type="dxa"/>
+          <w:bottom w:w="120" w:type="dxa"/>
+          <w:right w:w="160" w:type="dxa"/>
+        </w:tblCellMar>
+      </w:tblPr>
+      <w:tblGrid>
+        <w:gridCol w:w="9072"/>
+      </w:tblGrid>
+      <w:tr>
+        <w:tc>
+          <w:tcPr>
+            <w:tcW w:type="dxa" w:w="9071"/>
+            <w:shd w:val="clear" w:fill="F2F6FB"/>
+            <w:tcBorders>
+              <w:left w:val="single" w:sz="24" w:color="4A7EBB"/>
+            </w:tcBorders>
+          </w:tcPr>
+          <w:p>
+            <w:pPr>
+              <w:spacing w:after="0"/>
+              <w:jc w:val="both"/>
+            </w:pPr>
+            <w:r/>
+            <w:r>
+              <w:rPr>
+                <w:rFonts w:ascii="Times New Roman" w:hAnsi="Times New Roman"/>
+                <w:color w:val="33404F"/>
+                <w:sz w:val="21"/>
+              </w:rPr>
+              <w:t>Las once lecciones cerradas son las que sostienen la mejora del instrumental entre las dos vueltas. Las tres abiertas se anotan con su mitigación porque su causa raíz está en un componente de terceros o en una decisión de despliegue que el perímetro del laboratorio no controla, de manera que el registro deja constancia de lo que se hizo en lugar de declarar un cierre que no se ha producido. Fuente: evidencias/lecciones-aprendidas.md.</w:t>
             </w:r>
           </w:p>
         </w:tc>
@@ -8629,7 +12706,7 @@
       <w:r>
         <w:drawing>
           <wp:inline xmlns:a="http://schemas.openxmlformats.org/drawingml/2006/main" xmlns:pic="http://schemas.openxmlformats.org/drawingml/2006/picture">
-            <wp:extent cx="5760000" cy="3225600"/>
+            <wp:extent cx="5760000" cy="3228000"/>
             <wp:docPr id="16" name="Picture 16"/>
             <wp:cNvGraphicFramePr>
               <a:graphicFrameLocks noChangeAspect="1"/>
@@ -8650,7 +12727,7 @@
                   <pic:spPr>
                     <a:xfrm>
                       <a:off x="0" y="0"/>
-                      <a:ext cx="5760000" cy="3225600"/>
+                      <a:ext cx="5760000" cy="3228000"/>
                     </a:xfrm>
                     <a:prstGeom prst="rect"/>
                   </pic:spPr>
@@ -9249,7 +13326,7 @@
                 <w:color w:val="222830"/>
                 <w:sz w:val="18"/>
               </w:rPr>
-              <w:t>99,17</w:t>
+              <w:t>11 de 14</w:t>
             </w:r>
           </w:p>
         </w:tc>
